--- a/interview_sample_output_cliftonstrengths.docx
+++ b/interview_sample_output_cliftonstrengths.docx
@@ -49,7 +49,7 @@
           <w:iCs/>
           <w:i/>
         </w:rPr>
-        <w:t xml:space="preserve">(2 of the 3 optional STAR Stories filled in), with one addition: the optional CliftonStrengths top 5 themes are filled in. That adds Section 6, CliftonStrengths Talking Points, and feeds the Candidate SWOT in Section 7. Same fictional candidate (Sarah Chen) and placeholder company as the standard sample. Her themes (Relator, Achiever, Responsibility, Strategic, Developer) are illustrative for this sample, not results from a real assessment.</w:t>
+        <w:t xml:space="preserve">(2 of the 3 optional STAR Stories filled in), with the optional CliftonStrengths fields filled in: 10 themes checked, plus her ranked order. That adds Section 6, CliftonStrengths Talking Points, and feeds the Candidate SWOT in Section 7. Section 6 shows how theme selection works: the guide doesn’t take her top 5. It uses the 6 themes her resume actually backs up and this role actually asks for, including her #10, and leaves out 4, including her #1, with a reason for each. Same fictional candidate (Sarah Chen) and placeholder company as the standard sample. Her themes (1. Woo, 2. Relator, 3. Achiever, 4. Competition, 5. Responsibility, 6. Strategic, 7. Developer, 8. Ideation, 9. Includer, 10. Activator) are illustrative, not results from a real assessment.</w:t>
       </w:r>
     </w:p>
     <w:p>
@@ -141,13 +141,13 @@
           <w:bCs/>
           <w:b/>
         </w:rPr>
-        <w:t xml:space="preserve">Top CliftonStrengths:</w:t>
-      </w:r>
-      <w:r>
-        <w:t xml:space="preserve"> </w:t>
-      </w:r>
-      <w:r>
-        <w:t xml:space="preserve">Relator (deep, trusted client relationships) · Achiever (sustained output under a heavy load) · Responsibility (owns commitments end to end) · Strategic (spots risk early and plans around it) · Developer (invests in other people’s growth) — see Section 6</w:t>
+        <w:t xml:space="preserve">CliftonStrengths selected for this role (6 of 10):</w:t>
+      </w:r>
+      <w:r>
+        <w:t xml:space="preserve"> </w:t>
+      </w:r>
+      <w:r>
+        <w:t xml:space="preserve">Relator (deep, trusted client relationships) · Developer (invests in other people’s growth) · Responsibility (owns commitments end to end) · Achiever (sustained output under a heavy load) · Strategic (spots risk early and plans around it) · Activator (gets new things moving) — see Section 6</w:t>
       </w:r>
       <w:r>
         <w:br/>
@@ -697,7 +697,7 @@
           <w:iCs/>
           <w:i/>
         </w:rPr>
-        <w:t xml:space="preserve">Built from the top 5 themes you listed. Definitions follow Gallup’s own descriptions (</w:t>
+        <w:t xml:space="preserve">You checked 10 themes and gave their rank. Each one was tested against two questions: does your resume or one of your STAR stories actually show it, and does this role’s job description actually call for it? Six themes pass both tests and are used below, ordered by fit with this role rather than by rank. That includes your #10 (Activator) and leaves out your #1 (Woo); the reasons are listed under the table. Definitions follow Gallup’s own descriptions (</w:t>
       </w:r>
       <w:hyperlink r:id="rId26">
         <w:r>
@@ -714,7 +714,7 @@
           <w:iCs/>
           <w:i/>
         </w:rPr>
-        <w:t xml:space="preserve">). The spoken lines describe the behavior in plain language instead of naming the theme, since most interviewers won’t know the theme names. Every balcony is tied to something on your resume or in your STAR stories; where your background doesn’t show how you manage a basement, there’s a [bracketed placeholder] for you to fill in rather than an invented habit.</w:t>
+        <w:t xml:space="preserve">). The spoken lines describe the behavior in plain language, since most interviewers won’t know the theme names. Where your background doesn’t show how you manage a basement, there’s a [bracketed placeholder] for you to fill in rather than an invented habit.</w:t>
       </w:r>
     </w:p>
     <w:tbl>
@@ -742,7 +742,7 @@
               <w:jc w:val="left"/>
             </w:pPr>
             <w:r>
-              <w:t xml:space="preserve">Theme</w:t>
+              <w:t xml:space="preserve">Theme (your rank)</w:t>
             </w:r>
           </w:p>
         </w:tc>
@@ -796,7 +796,7 @@
                 <w:bCs/>
                 <w:b/>
               </w:rPr>
-              <w:t xml:space="preserve">1. Relator</w:t>
+              <w:t xml:space="preserve">Relator (#2)</w:t>
             </w:r>
           </w:p>
         </w:tc>
@@ -874,7 +874,7 @@
                 <w:bCs/>
                 <w:b/>
               </w:rPr>
-              <w:t xml:space="preserve">2. Achiever</w:t>
+              <w:t xml:space="preserve">Developer (#7)</w:t>
             </w:r>
           </w:p>
         </w:tc>
@@ -889,16 +889,10 @@
               <w:t xml:space="preserve">“</w:t>
             </w:r>
             <w:r>
-              <w:t xml:space="preserve">I sustain a high level of output over a long stretch. I closed $4.2M in new ARR in 2025 while keeping all five top renewals on track.</w:t>
+              <w:t xml:space="preserve">I like helping other people get better at the job. I trained four new hires on discovery and objection handling.</w:t>
             </w:r>
             <w:r>
               <w:t xml:space="preserve">”</w:t>
-            </w:r>
-            <w:r>
-              <w:t xml:space="preserve"> </w:t>
-            </w:r>
-            <w:r>
-              <w:t xml:space="preserve">(Story 2.)</w:t>
             </w:r>
           </w:p>
         </w:tc>
@@ -910,7 +904,7 @@
               <w:jc w:val="left"/>
             </w:pPr>
             <w:r>
-              <w:t xml:space="preserve">Taking on too much and running hot; as a manager, results have to come through the team. Your weekly cadence of blocked prospecting vs. renewal time (Story 2) is real evidence you structure the load.</w:t>
+              <w:t xml:space="preserve">Spending time on people at the expense of your own numbers. Careful here: this is peer coaching, not management authority, so don’t present it as leading a team.</w:t>
             </w:r>
           </w:p>
         </w:tc>
@@ -925,7 +919,7 @@
               <w:t xml:space="preserve">“</w:t>
             </w:r>
             <w:r>
-              <w:t xml:space="preserve">How do you handle a heavy workload?</w:t>
+              <w:t xml:space="preserve">You’ve never managed a team — how are you thinking about that?</w:t>
             </w:r>
             <w:r>
               <w:t xml:space="preserve">”</w:t>
@@ -934,7 +928,7 @@
               <w:t xml:space="preserve"> </w:t>
             </w:r>
             <w:r>
-              <w:t xml:space="preserve">· JD: owning a $40M renewal book</w:t>
+              <w:t xml:space="preserve">· JD: leading a team of 5 CSMs</w:t>
             </w:r>
           </w:p>
         </w:tc>
@@ -952,7 +946,7 @@
                 <w:bCs/>
                 <w:b/>
               </w:rPr>
-              <w:t xml:space="preserve">3. Responsibility</w:t>
+              <w:t xml:space="preserve">Responsibility (#5)</w:t>
             </w:r>
           </w:p>
         </w:tc>
@@ -1030,7 +1024,7 @@
                 <w:bCs/>
                 <w:b/>
               </w:rPr>
-              <w:t xml:space="preserve">4. Strategic</w:t>
+              <w:t xml:space="preserve">Achiever (#3)</w:t>
             </w:r>
           </w:p>
         </w:tc>
@@ -1045,7 +1039,7 @@
               <w:t xml:space="preserve">“</w:t>
             </w:r>
             <w:r>
-              <w:t xml:space="preserve">I look for risk early and plan around it. I used my exec relationships to get early warning on renewal risk instead of finding out at the 11th hour.</w:t>
+              <w:t xml:space="preserve">I sustain a high level of output over a long stretch. I closed $4.2M in new ARR in 2025 while keeping all five top renewals on track.</w:t>
             </w:r>
             <w:r>
               <w:t xml:space="preserve">”</w:t>
@@ -1054,7 +1048,7 @@
               <w:t xml:space="preserve"> </w:t>
             </w:r>
             <w:r>
-              <w:t xml:space="preserve">(Story 2; territory grown from $0 to $1.8M.)</w:t>
+              <w:t xml:space="preserve">(Story 2.)</w:t>
             </w:r>
           </w:p>
         </w:tc>
@@ -1066,7 +1060,7 @@
               <w:jc w:val="left"/>
             </w:pPr>
             <w:r>
-              <w:t xml:space="preserve">Reaching a plan quickly and not bringing others along. [How you get buy-in on a plan before running with it.]</w:t>
+              <w:t xml:space="preserve">Taking on too much and running hot; as a manager, results have to come through the team. Your weekly cadence of blocked prospecting vs. renewal time (Story 2) is real evidence you structure the load.</w:t>
             </w:r>
           </w:p>
         </w:tc>
@@ -1081,7 +1075,7 @@
               <w:t xml:space="preserve">“</w:t>
             </w:r>
             <w:r>
-              <w:t xml:space="preserve">How would you approach your first 90 days?</w:t>
+              <w:t xml:space="preserve">How do you handle a heavy workload?</w:t>
             </w:r>
             <w:r>
               <w:t xml:space="preserve">”</w:t>
@@ -1090,7 +1084,7 @@
               <w:t xml:space="preserve"> </w:t>
             </w:r>
             <w:r>
-              <w:t xml:space="preserve">· JD: renewal strategy</w:t>
+              <w:t xml:space="preserve">· JD: owning a $40M renewal book</w:t>
             </w:r>
           </w:p>
         </w:tc>
@@ -1108,7 +1102,7 @@
                 <w:bCs/>
                 <w:b/>
               </w:rPr>
-              <w:t xml:space="preserve">5. Developer</w:t>
+              <w:t xml:space="preserve">Strategic (#6)</w:t>
             </w:r>
           </w:p>
         </w:tc>
@@ -1123,10 +1117,16 @@
               <w:t xml:space="preserve">“</w:t>
             </w:r>
             <w:r>
-              <w:t xml:space="preserve">I like helping other people get better at the job. I trained four new hires on discovery and objection handling.</w:t>
+              <w:t xml:space="preserve">I look for risk early and plan around it. I used my exec relationships to get early warning on renewal risk instead of finding out at the 11th hour.</w:t>
             </w:r>
             <w:r>
               <w:t xml:space="preserve">”</w:t>
+            </w:r>
+            <w:r>
+              <w:t xml:space="preserve"> </w:t>
+            </w:r>
+            <w:r>
+              <w:t xml:space="preserve">(Story 2.)</w:t>
             </w:r>
           </w:p>
         </w:tc>
@@ -1138,7 +1138,7 @@
               <w:jc w:val="left"/>
             </w:pPr>
             <w:r>
-              <w:t xml:space="preserve">Spending time on people at the expense of your own numbers. Careful here: this is peer coaching, not management authority, so don’t present it as leading a team.</w:t>
+              <w:t xml:space="preserve">Reaching a plan quickly and not bringing others along. [How you get buy-in on a plan before running with it.]</w:t>
             </w:r>
           </w:p>
         </w:tc>
@@ -1153,7 +1153,7 @@
               <w:t xml:space="preserve">“</w:t>
             </w:r>
             <w:r>
-              <w:t xml:space="preserve">You’ve never managed a team — how are you thinking about that?</w:t>
+              <w:t xml:space="preserve">How do you spot renewal risk early?</w:t>
             </w:r>
             <w:r>
               <w:t xml:space="preserve">”</w:t>
@@ -1162,7 +1162,79 @@
               <w:t xml:space="preserve"> </w:t>
             </w:r>
             <w:r>
-              <w:t xml:space="preserve">· JD: team leadership</w:t>
+              <w:t xml:space="preserve">· JD: renewal strategy for the $40M book</w:t>
+            </w:r>
+          </w:p>
+        </w:tc>
+      </w:tr>
+      <w:tr>
+        <w:tc>
+          <w:tcPr/>
+          <w:p>
+            <w:pPr>
+              <w:pStyle w:val="Compact"/>
+              <w:jc w:val="left"/>
+            </w:pPr>
+            <w:r>
+              <w:rPr>
+                <w:bCs/>
+                <w:b/>
+              </w:rPr>
+              <w:t xml:space="preserve">Activator (#10)</w:t>
+            </w:r>
+          </w:p>
+        </w:tc>
+        <w:tc>
+          <w:tcPr/>
+          <w:p>
+            <w:pPr>
+              <w:pStyle w:val="Compact"/>
+              <w:jc w:val="left"/>
+            </w:pPr>
+            <w:r>
+              <w:t xml:space="preserve">“</w:t>
+            </w:r>
+            <w:r>
+              <w:t xml:space="preserve">When something needs to get started, I start it. I built a territory from $0 to $1.8M in ARR over three years.</w:t>
+            </w:r>
+            <w:r>
+              <w:t xml:space="preserve">”</w:t>
+            </w:r>
+          </w:p>
+        </w:tc>
+        <w:tc>
+          <w:tcPr/>
+          <w:p>
+            <w:pPr>
+              <w:pStyle w:val="Compact"/>
+              <w:jc w:val="left"/>
+            </w:pPr>
+            <w:r>
+              <w:t xml:space="preserve">Moving before a new team is ready to move with you, which matters in your first months leading CSMs who already know these accounts. [How you’d pace your first 90 days before changing things.]</w:t>
+            </w:r>
+          </w:p>
+        </w:tc>
+        <w:tc>
+          <w:tcPr/>
+          <w:p>
+            <w:pPr>
+              <w:pStyle w:val="Compact"/>
+              <w:jc w:val="left"/>
+            </w:pPr>
+            <w:r>
+              <w:t xml:space="preserve">“</w:t>
+            </w:r>
+            <w:r>
+              <w:t xml:space="preserve">How would you approach your first 90 days?</w:t>
+            </w:r>
+            <w:r>
+              <w:t xml:space="preserve">”</w:t>
+            </w:r>
+            <w:r>
+              <w:t xml:space="preserve"> </w:t>
+            </w:r>
+            <w:r>
+              <w:t xml:space="preserve">· JD: owning the renewal book from day one</w:t>
             </w:r>
           </w:p>
         </w:tc>
@@ -1177,6 +1249,106 @@
           <w:bCs/>
           <w:b/>
         </w:rPr>
+        <w:t xml:space="preserve">Themes you listed that aren’t used here, and why:</w:t>
+      </w:r>
+    </w:p>
+    <w:p>
+      <w:pPr>
+        <w:numPr>
+          <w:ilvl w:val="0"/>
+          <w:numId w:val="1003"/>
+        </w:numPr>
+        <w:pStyle w:val="Compact"/>
+      </w:pPr>
+      <w:r>
+        <w:rPr>
+          <w:bCs/>
+          <w:b/>
+        </w:rPr>
+        <w:t xml:space="preserve">Woo (#1):</w:t>
+      </w:r>
+      <w:r>
+        <w:t xml:space="preserve"> </w:t>
+      </w:r>
+      <w:r>
+        <w:t xml:space="preserve">your resume shows depth with a small set of key accounts, not breadth of meeting new people. Relator describes that evidence better, and this role is about keeping existing relationships, so leading with Woo would undersell you.</w:t>
+      </w:r>
+    </w:p>
+    <w:p>
+      <w:pPr>
+        <w:numPr>
+          <w:ilvl w:val="0"/>
+          <w:numId w:val="1003"/>
+        </w:numPr>
+        <w:pStyle w:val="Compact"/>
+      </w:pPr>
+      <w:r>
+        <w:rPr>
+          <w:bCs/>
+          <w:b/>
+        </w:rPr>
+        <w:t xml:space="preserve">Competition (#4):</w:t>
+      </w:r>
+      <w:r>
+        <w:t xml:space="preserve"> </w:t>
+      </w:r>
+      <w:r>
+        <w:t xml:space="preserve">there’s real evidence (an aggressive new-ARR target you hit), but this role is judged on the team’s renewals rather than personal wins. Don’t lead with it; if it comes up, frame it as holding yourself to a number.</w:t>
+      </w:r>
+    </w:p>
+    <w:p>
+      <w:pPr>
+        <w:numPr>
+          <w:ilvl w:val="0"/>
+          <w:numId w:val="1003"/>
+        </w:numPr>
+        <w:pStyle w:val="Compact"/>
+      </w:pPr>
+      <w:r>
+        <w:rPr>
+          <w:bCs/>
+          <w:b/>
+        </w:rPr>
+        <w:t xml:space="preserve">Ideation (#8):</w:t>
+      </w:r>
+      <w:r>
+        <w:t xml:space="preserve"> </w:t>
+      </w:r>
+      <w:r>
+        <w:t xml:space="preserve">nothing on your resume or in your STAR stories shows it yet. If you have a real example, add it as a STAR story and re-run the tool.</w:t>
+      </w:r>
+    </w:p>
+    <w:p>
+      <w:pPr>
+        <w:numPr>
+          <w:ilvl w:val="0"/>
+          <w:numId w:val="1003"/>
+        </w:numPr>
+        <w:pStyle w:val="Compact"/>
+      </w:pPr>
+      <w:r>
+        <w:rPr>
+          <w:bCs/>
+          <w:b/>
+        </w:rPr>
+        <w:t xml:space="preserve">Includer (#9):</w:t>
+      </w:r>
+      <w:r>
+        <w:t xml:space="preserve"> </w:t>
+      </w:r>
+      <w:r>
+        <w:t xml:space="preserve">nothing on your resume or in your STAR stories shows it yet.</w:t>
+      </w:r>
+    </w:p>
+    <w:p>
+      <w:pPr>
+        <w:pStyle w:val="FirstParagraph"/>
+      </w:pPr>
+      <w:r>
+        <w:rPr>
+          <w:bCs/>
+          <w:b/>
+        </w:rPr>
         <w:t xml:space="preserve">“</w:t>
       </w:r>
       <w:r>
@@ -1263,7 +1435,7 @@
         <w:t xml:space="preserve"> </w:t>
       </w:r>
       <w:r>
-        <w:t xml:space="preserve">Relator and Developer are your strongest fit, since they back both the renewal mandate and the step into leading CSMs. The Responsibility basement is the biggest risk, because this role’s results come through a team of 5. Both carry into the SWOT below.</w:t>
+        <w:t xml:space="preserve">Relator and Developer are your strongest fit, since they back both the renewal mandate and the step into leading CSMs. The Responsibility basement is the biggest risk, because this role’s results come through a team of 5, with Activator’s basement close behind for the first 90 days. Both carry into the SWOT below.</w:t>
       </w:r>
     </w:p>
     <w:p>
@@ -1311,7 +1483,7 @@
       <w:pPr>
         <w:numPr>
           <w:ilvl w:val="0"/>
-          <w:numId w:val="1003"/>
+          <w:numId w:val="1004"/>
         </w:numPr>
         <w:pStyle w:val="Compact"/>
       </w:pPr>
@@ -1323,7 +1495,7 @@
       <w:pPr>
         <w:numPr>
           <w:ilvl w:val="0"/>
-          <w:numId w:val="1003"/>
+          <w:numId w:val="1004"/>
         </w:numPr>
         <w:pStyle w:val="Compact"/>
       </w:pPr>
@@ -1347,7 +1519,7 @@
       <w:pPr>
         <w:numPr>
           <w:ilvl w:val="0"/>
-          <w:numId w:val="1003"/>
+          <w:numId w:val="1004"/>
         </w:numPr>
         <w:pStyle w:val="Compact"/>
       </w:pPr>
@@ -1359,7 +1531,7 @@
       <w:pPr>
         <w:numPr>
           <w:ilvl w:val="0"/>
-          <w:numId w:val="1003"/>
+          <w:numId w:val="1004"/>
         </w:numPr>
         <w:pStyle w:val="Compact"/>
       </w:pPr>
@@ -1383,7 +1555,7 @@
       <w:pPr>
         <w:numPr>
           <w:ilvl w:val="0"/>
-          <w:numId w:val="1004"/>
+          <w:numId w:val="1005"/>
         </w:numPr>
         <w:pStyle w:val="Compact"/>
       </w:pPr>
@@ -1395,7 +1567,7 @@
       <w:pPr>
         <w:numPr>
           <w:ilvl w:val="0"/>
-          <w:numId w:val="1004"/>
+          <w:numId w:val="1005"/>
         </w:numPr>
         <w:pStyle w:val="Compact"/>
       </w:pPr>
@@ -1407,7 +1579,7 @@
       <w:pPr>
         <w:numPr>
           <w:ilvl w:val="0"/>
-          <w:numId w:val="1004"/>
+          <w:numId w:val="1005"/>
         </w:numPr>
         <w:pStyle w:val="Compact"/>
       </w:pPr>
@@ -1431,7 +1603,7 @@
       <w:pPr>
         <w:numPr>
           <w:ilvl w:val="0"/>
-          <w:numId w:val="1005"/>
+          <w:numId w:val="1006"/>
         </w:numPr>
         <w:pStyle w:val="Compact"/>
       </w:pPr>
@@ -1453,7 +1625,7 @@
       <w:pPr>
         <w:numPr>
           <w:ilvl w:val="0"/>
-          <w:numId w:val="1005"/>
+          <w:numId w:val="1006"/>
         </w:numPr>
         <w:pStyle w:val="Compact"/>
       </w:pPr>
@@ -1475,7 +1647,7 @@
       <w:pPr>
         <w:numPr>
           <w:ilvl w:val="0"/>
-          <w:numId w:val="1005"/>
+          <w:numId w:val="1006"/>
         </w:numPr>
         <w:pStyle w:val="Compact"/>
       </w:pPr>
@@ -1509,7 +1681,7 @@
       <w:pPr>
         <w:numPr>
           <w:ilvl w:val="0"/>
-          <w:numId w:val="1006"/>
+          <w:numId w:val="1007"/>
         </w:numPr>
         <w:pStyle w:val="Compact"/>
       </w:pPr>
@@ -1537,7 +1709,7 @@
       <w:pPr>
         <w:numPr>
           <w:ilvl w:val="0"/>
-          <w:numId w:val="1007"/>
+          <w:numId w:val="1008"/>
         </w:numPr>
         <w:pStyle w:val="Compact"/>
       </w:pPr>
@@ -1549,7 +1721,7 @@
       <w:pPr>
         <w:numPr>
           <w:ilvl w:val="0"/>
-          <w:numId w:val="1007"/>
+          <w:numId w:val="1008"/>
         </w:numPr>
         <w:pStyle w:val="Compact"/>
       </w:pPr>
@@ -1586,7 +1758,7 @@
       <w:pPr>
         <w:numPr>
           <w:ilvl w:val="0"/>
-          <w:numId w:val="1008"/>
+          <w:numId w:val="1009"/>
         </w:numPr>
         <w:pStyle w:val="Compact"/>
       </w:pPr>
@@ -1598,7 +1770,7 @@
       <w:pPr>
         <w:numPr>
           <w:ilvl w:val="0"/>
-          <w:numId w:val="1008"/>
+          <w:numId w:val="1009"/>
         </w:numPr>
         <w:pStyle w:val="Compact"/>
       </w:pPr>
@@ -1610,7 +1782,7 @@
       <w:pPr>
         <w:numPr>
           <w:ilvl w:val="0"/>
-          <w:numId w:val="1008"/>
+          <w:numId w:val="1009"/>
         </w:numPr>
         <w:pStyle w:val="Compact"/>
       </w:pPr>
@@ -1622,7 +1794,7 @@
       <w:pPr>
         <w:numPr>
           <w:ilvl w:val="0"/>
-          <w:numId w:val="1008"/>
+          <w:numId w:val="1009"/>
         </w:numPr>
         <w:pStyle w:val="Compact"/>
       </w:pPr>
@@ -1634,7 +1806,7 @@
       <w:pPr>
         <w:numPr>
           <w:ilvl w:val="0"/>
-          <w:numId w:val="1008"/>
+          <w:numId w:val="1009"/>
         </w:numPr>
         <w:pStyle w:val="Compact"/>
       </w:pPr>
@@ -1646,7 +1818,7 @@
       <w:pPr>
         <w:numPr>
           <w:ilvl w:val="0"/>
-          <w:numId w:val="1008"/>
+          <w:numId w:val="1009"/>
         </w:numPr>
         <w:pStyle w:val="Compact"/>
       </w:pPr>
@@ -1683,7 +1855,7 @@
       <w:pPr>
         <w:numPr>
           <w:ilvl w:val="0"/>
-          <w:numId w:val="1009"/>
+          <w:numId w:val="1010"/>
         </w:numPr>
         <w:pStyle w:val="Compact"/>
       </w:pPr>
@@ -1705,7 +1877,7 @@
       <w:pPr>
         <w:numPr>
           <w:ilvl w:val="0"/>
-          <w:numId w:val="1009"/>
+          <w:numId w:val="1010"/>
         </w:numPr>
         <w:pStyle w:val="Compact"/>
       </w:pPr>
@@ -1727,7 +1899,7 @@
       <w:pPr>
         <w:numPr>
           <w:ilvl w:val="0"/>
-          <w:numId w:val="1009"/>
+          <w:numId w:val="1010"/>
         </w:numPr>
         <w:pStyle w:val="Compact"/>
       </w:pPr>
@@ -1749,7 +1921,7 @@
       <w:pPr>
         <w:numPr>
           <w:ilvl w:val="0"/>
-          <w:numId w:val="1009"/>
+          <w:numId w:val="1010"/>
         </w:numPr>
         <w:pStyle w:val="Compact"/>
       </w:pPr>
@@ -1820,7 +1992,7 @@
       <w:pPr>
         <w:numPr>
           <w:ilvl w:val="0"/>
-          <w:numId w:val="1010"/>
+          <w:numId w:val="1011"/>
         </w:numPr>
         <w:pStyle w:val="Compact"/>
       </w:pPr>
@@ -1842,7 +2014,7 @@
       <w:pPr>
         <w:numPr>
           <w:ilvl w:val="0"/>
-          <w:numId w:val="1010"/>
+          <w:numId w:val="1011"/>
         </w:numPr>
         <w:pStyle w:val="Compact"/>
       </w:pPr>
@@ -1864,7 +2036,7 @@
       <w:pPr>
         <w:numPr>
           <w:ilvl w:val="0"/>
-          <w:numId w:val="1010"/>
+          <w:numId w:val="1011"/>
         </w:numPr>
         <w:pStyle w:val="Compact"/>
       </w:pPr>
@@ -1886,7 +2058,7 @@
       <w:pPr>
         <w:numPr>
           <w:ilvl w:val="0"/>
-          <w:numId w:val="1010"/>
+          <w:numId w:val="1011"/>
         </w:numPr>
         <w:pStyle w:val="Compact"/>
       </w:pPr>
@@ -1908,7 +2080,7 @@
       <w:pPr>
         <w:numPr>
           <w:ilvl w:val="0"/>
-          <w:numId w:val="1010"/>
+          <w:numId w:val="1011"/>
         </w:numPr>
         <w:pStyle w:val="Compact"/>
       </w:pPr>
@@ -1942,7 +2114,7 @@
       <w:pPr>
         <w:numPr>
           <w:ilvl w:val="0"/>
-          <w:numId w:val="1011"/>
+          <w:numId w:val="1012"/>
         </w:numPr>
         <w:pStyle w:val="Compact"/>
       </w:pPr>
@@ -1964,7 +2136,7 @@
       <w:pPr>
         <w:numPr>
           <w:ilvl w:val="0"/>
-          <w:numId w:val="1011"/>
+          <w:numId w:val="1012"/>
         </w:numPr>
         <w:pStyle w:val="Compact"/>
       </w:pPr>
@@ -1986,7 +2158,7 @@
       <w:pPr>
         <w:numPr>
           <w:ilvl w:val="0"/>
-          <w:numId w:val="1011"/>
+          <w:numId w:val="1012"/>
         </w:numPr>
         <w:pStyle w:val="Compact"/>
       </w:pPr>
@@ -2008,7 +2180,7 @@
       <w:pPr>
         <w:numPr>
           <w:ilvl w:val="0"/>
-          <w:numId w:val="1011"/>
+          <w:numId w:val="1012"/>
         </w:numPr>
         <w:pStyle w:val="Compact"/>
       </w:pPr>
@@ -2030,7 +2202,7 @@
       <w:pPr>
         <w:numPr>
           <w:ilvl w:val="0"/>
-          <w:numId w:val="1011"/>
+          <w:numId w:val="1012"/>
         </w:numPr>
         <w:pStyle w:val="Compact"/>
       </w:pPr>
@@ -2082,7 +2254,7 @@
       <w:pPr>
         <w:numPr>
           <w:ilvl w:val="0"/>
-          <w:numId w:val="1012"/>
+          <w:numId w:val="1013"/>
         </w:numPr>
         <w:pStyle w:val="Compact"/>
       </w:pPr>
@@ -2123,7 +2295,7 @@
       <w:pPr>
         <w:numPr>
           <w:ilvl w:val="0"/>
-          <w:numId w:val="1013"/>
+          <w:numId w:val="1014"/>
         </w:numPr>
         <w:pStyle w:val="Compact"/>
       </w:pPr>
@@ -2135,7 +2307,7 @@
       <w:pPr>
         <w:numPr>
           <w:ilvl w:val="0"/>
-          <w:numId w:val="1013"/>
+          <w:numId w:val="1014"/>
         </w:numPr>
         <w:pStyle w:val="Compact"/>
       </w:pPr>
@@ -2159,7 +2331,7 @@
       <w:pPr>
         <w:numPr>
           <w:ilvl w:val="0"/>
-          <w:numId w:val="1014"/>
+          <w:numId w:val="1015"/>
         </w:numPr>
         <w:pStyle w:val="Compact"/>
       </w:pPr>
@@ -2171,7 +2343,7 @@
       <w:pPr>
         <w:numPr>
           <w:ilvl w:val="0"/>
-          <w:numId w:val="1014"/>
+          <w:numId w:val="1015"/>
         </w:numPr>
         <w:pStyle w:val="Compact"/>
       </w:pPr>
@@ -2195,7 +2367,7 @@
       <w:pPr>
         <w:numPr>
           <w:ilvl w:val="0"/>
-          <w:numId w:val="1015"/>
+          <w:numId w:val="1016"/>
         </w:numPr>
         <w:pStyle w:val="Compact"/>
       </w:pPr>
@@ -2229,7 +2401,7 @@
       <w:pPr>
         <w:numPr>
           <w:ilvl w:val="0"/>
-          <w:numId w:val="1016"/>
+          <w:numId w:val="1017"/>
         </w:numPr>
         <w:pStyle w:val="Compact"/>
       </w:pPr>
@@ -2241,7 +2413,7 @@
       <w:pPr>
         <w:numPr>
           <w:ilvl w:val="0"/>
-          <w:numId w:val="1016"/>
+          <w:numId w:val="1017"/>
         </w:numPr>
         <w:pStyle w:val="Compact"/>
       </w:pPr>
@@ -2271,7 +2443,7 @@
       <w:pPr>
         <w:numPr>
           <w:ilvl w:val="0"/>
-          <w:numId w:val="1017"/>
+          <w:numId w:val="1018"/>
         </w:numPr>
         <w:pStyle w:val="Compact"/>
       </w:pPr>
@@ -2283,7 +2455,7 @@
       <w:pPr>
         <w:numPr>
           <w:ilvl w:val="0"/>
-          <w:numId w:val="1017"/>
+          <w:numId w:val="1018"/>
         </w:numPr>
         <w:pStyle w:val="Compact"/>
       </w:pPr>
@@ -2312,7 +2484,7 @@
       <w:pPr>
         <w:numPr>
           <w:ilvl w:val="0"/>
-          <w:numId w:val="1018"/>
+          <w:numId w:val="1019"/>
         </w:numPr>
         <w:pStyle w:val="Compact"/>
       </w:pPr>
@@ -2324,7 +2496,7 @@
       <w:pPr>
         <w:numPr>
           <w:ilvl w:val="0"/>
-          <w:numId w:val="1018"/>
+          <w:numId w:val="1019"/>
         </w:numPr>
         <w:pStyle w:val="Compact"/>
       </w:pPr>
@@ -2336,7 +2508,7 @@
       <w:pPr>
         <w:numPr>
           <w:ilvl w:val="0"/>
-          <w:numId w:val="1018"/>
+          <w:numId w:val="1019"/>
         </w:numPr>
         <w:pStyle w:val="Compact"/>
       </w:pPr>
@@ -2348,7 +2520,7 @@
       <w:pPr>
         <w:numPr>
           <w:ilvl w:val="0"/>
-          <w:numId w:val="1018"/>
+          <w:numId w:val="1019"/>
         </w:numPr>
         <w:pStyle w:val="Compact"/>
       </w:pPr>
@@ -2377,7 +2549,7 @@
       <w:pPr>
         <w:numPr>
           <w:ilvl w:val="0"/>
-          <w:numId w:val="1019"/>
+          <w:numId w:val="1020"/>
         </w:numPr>
         <w:pStyle w:val="Compact"/>
       </w:pPr>
@@ -2389,7 +2561,7 @@
       <w:pPr>
         <w:numPr>
           <w:ilvl w:val="0"/>
-          <w:numId w:val="1019"/>
+          <w:numId w:val="1020"/>
         </w:numPr>
         <w:pStyle w:val="Compact"/>
       </w:pPr>
@@ -2401,7 +2573,7 @@
       <w:pPr>
         <w:numPr>
           <w:ilvl w:val="0"/>
-          <w:numId w:val="1019"/>
+          <w:numId w:val="1020"/>
         </w:numPr>
         <w:pStyle w:val="Compact"/>
       </w:pPr>
@@ -2701,6 +2873,9 @@
     <w:abstractNumId w:val="991"/>
   </w:num>
   <w:num w:numId="1019">
+    <w:abstractNumId w:val="991"/>
+  </w:num>
+  <w:num w:numId="1020">
     <w:abstractNumId w:val="991"/>
   </w:num>
 </w:numbering>

--- a/interview_sample_output_cliftonstrengths.docx
+++ b/interview_sample_output_cliftonstrengths.docx
@@ -2,7 +2,7 @@
 <file path=word/document.xml><?xml version="1.0" encoding="utf-8"?>
 <w:document xmlns:w="http://schemas.openxmlformats.org/wordprocessingml/2006/main" xmlns:m="http://schemas.openxmlformats.org/officeDocument/2006/math" xmlns:r="http://schemas.openxmlformats.org/officeDocument/2006/relationships" xmlns:o="urn:schemas-microsoft-com:office:office" xmlns:v="urn:schemas-microsoft-com:vml" xmlns:w10="urn:schemas-microsoft-com:office:word" xmlns:a="http://schemas.openxmlformats.org/drawingml/2006/main" xmlns:pic="http://schemas.openxmlformats.org/drawingml/2006/picture" xmlns:wp="http://schemas.openxmlformats.org/drawingml/2006/wordprocessingDrawing">
   <w:body>
-    <w:bookmarkStart w:id="36" w:name="X5095e810482ef8ac299d662e5705d0df8ad5663"/>
+    <w:bookmarkStart w:id="37" w:name="X5095e810482ef8ac299d662e5705d0df8ad5663"/>
     <w:p>
       <w:pPr>
         <w:pStyle w:val="Heading1"/>
@@ -49,14 +49,7 @@
           <w:iCs/>
           <w:i/>
         </w:rPr>
-        <w:t xml:space="preserve">(2 of the 3 optional STAR Stories filled in), with the optional CliftonStrengths fields filled in: 10 themes checked, plus her ranked order. That adds Section 6, CliftonStrengths Talking Points, and feeds the Candidate SWOT in Section 7. Section 6 shows how theme selection works: the guide doesn’t take her top 5. It uses the 6 themes her resume actually backs up and this role actually asks for, including her #10, and leaves out 4, including her #1, with a reason for each. Same fictional candidate (Sarah Chen) and placeholder company as the standard sample. Her themes (1. Woo, 2. Relator, 3. Achiever, 4. Competition, 5. Responsibility, 6. Strategic, 7. Developer, 8. Ideation, 9. Includer, 10. Activator) are illustrative, not results from a real assessment.</w:t>
-      </w:r>
-    </w:p>
-    <w:p>
-      <w:r>
-        <w:pict>
-          <v:rect style="width:0;height:1.5pt" o:hralign="center" o:hrstd="t" o:hr="t"/>
-        </w:pict>
+        <w:t xml:space="preserve">(2 of the 3 optional STAR Stories filled in), with the optional CliftonStrengths fields filled in: 10 themes checked, plus her ranked order. That adds Section 7, CliftonStrengths Talking Points, and feeds the Candidate SWOT in Section 8. Section 7 shows how theme selection works: the guide doesn’t take her top 5. It uses the 6 themes her resume actually backs up and this role actually asks for, including her #10, and leaves out 4, including her #1, with a reason for each. Same fictional candidate (Sarah Chen) and placeholder company as the standard sample. Her themes (1. Woo, 2. Relator, 3. Achiever, 4. Competition, 5. Responsibility, 6. Strategic, 7. Developer, 8. Ideation, 9. Includer, 10. Activator) are illustrative, not results from a real assessment.</w:t>
       </w:r>
     </w:p>
     <w:bookmarkStart w:id="20" w:name="quick-reference"/>
@@ -77,6 +70,32 @@
           <w:bCs/>
           <w:b/>
         </w:rPr>
+        <w:t xml:space="preserve">Tell me about yourself (~40 sec, fill in the brackets first):</w:t>
+      </w:r>
+    </w:p>
+    <w:p>
+      <w:pPr>
+        <w:pStyle w:val="BlockText"/>
+      </w:pPr>
+      <w:r>
+        <w:t xml:space="preserve">“</w:t>
+      </w:r>
+      <w:r>
+        <w:t xml:space="preserve">I’m from [hometown] and earned my [degree] at [school]. I built my career in enterprise SaaS sales, growing a territory from zero to $1.8 million in ARR. Most recently, I managed 30 enterprise accounts, closed $4.2 million in new ARR in 2025, and personally owned renewals on my five largest accounts for two years. That lines up with what this role needs: renewal ownership on high-stakes accounts, trusted VP- and C-level relationships, and a record of building from scratch. I’d bring all three to protecting and growing your $40 million renewal book.</w:t>
+      </w:r>
+      <w:r>
+        <w:t xml:space="preserve">”</w:t>
+      </w:r>
+    </w:p>
+    <w:p>
+      <w:pPr>
+        <w:pStyle w:val="FirstParagraph"/>
+      </w:pPr>
+      <w:r>
+        <w:rPr>
+          <w:bCs/>
+          <w:b/>
+        </w:rPr>
         <w:t xml:space="preserve">Company:</w:t>
       </w:r>
       <w:r>
@@ -131,7 +150,7 @@
         <w:t xml:space="preserve"> </w:t>
       </w:r>
       <w:r>
-        <w:t xml:space="preserve">laid off in a reduction in force (soft second half, not performance-related) — two spoken-ready variants drafted, see Section 3</w:t>
+        <w:t xml:space="preserve">laid off in a reduction in force (soft second half, not performance-related) — two spoken-ready variants drafted, see Section 4</w:t>
       </w:r>
       <w:r>
         <w:br/>
@@ -147,7 +166,7 @@
         <w:t xml:space="preserve"> </w:t>
       </w:r>
       <w:r>
-        <w:t xml:space="preserve">Relator (deep, trusted client relationships) · Developer (invests in other people’s growth) · Responsibility (owns commitments end to end) · Achiever (sustained output under a heavy load) · Strategic (spots risk early and plans around it) · Activator (gets new things moving) — see Section 6</w:t>
+        <w:t xml:space="preserve">Relator (deep, trusted client relationships) · Developer (invests in other people’s growth) · Responsibility (owns commitments end to end) · Achiever (sustained output under a heavy load) · Strategic (spots risk early and plans around it) · Activator (gets new things moving) — see Section 7</w:t>
       </w:r>
       <w:r>
         <w:br/>
@@ -166,21 +185,32 @@
         <w:t xml:space="preserve">enterprise portfolio scale (30 accounts / $4.2M new ARR), de facto renewal ownership on top 5 accounts, executive-level relationship building</w:t>
       </w:r>
     </w:p>
-    <w:p>
-      <w:r>
-        <w:pict>
-          <v:rect style="width:0;height:1.5pt" o:hralign="center" o:hrstd="t" o:hr="t"/>
-        </w:pict>
-      </w:r>
-    </w:p>
     <w:bookmarkEnd w:id="20"/>
-    <w:bookmarkStart w:id="21" w:name="company-role-snapshot"/>
+    <w:bookmarkStart w:id="21" w:name="X06b208c4a54169aefe81528c4d6572f7e74514e"/>
     <w:p>
       <w:pPr>
         <w:pStyle w:val="Heading2"/>
       </w:pPr>
       <w:r>
-        <w:t xml:space="preserve">1. Company &amp; Role Snapshot</w:t>
+        <w:t xml:space="preserve">1.</w:t>
+      </w:r>
+      <w:r>
+        <w:t xml:space="preserve"> </w:t>
+      </w:r>
+      <w:r>
+        <w:t xml:space="preserve">“</w:t>
+      </w:r>
+      <w:r>
+        <w:t xml:space="preserve">Tell Me About Yourself</w:t>
+      </w:r>
+      <w:r>
+        <w:t xml:space="preserve">”</w:t>
+      </w:r>
+      <w:r>
+        <w:t xml:space="preserve"> </w:t>
+      </w:r>
+      <w:r>
+        <w:t xml:space="preserve">(30–45 Second Answer)</w:t>
       </w:r>
     </w:p>
     <w:p>
@@ -192,324 +222,377 @@
           <w:iCs/>
           <w:i/>
         </w:rPr>
-        <w:t xml:space="preserve">Placeholder — in a live run, this section reports real, current research (recent news, funding, leadership changes, and how this role fits into what’s happening at the company right now) rather than invented detail. Since</w:t>
-      </w:r>
+        <w:t xml:space="preserve">Usually the first question on the call, and it frames everything after it, so most of the time goes to Part 3: the strengths you most want this hiring manager to dig into. Built only from your resume and STAR stories. Your resume doesn’t say where you’re from or where you went to school, so those are [bracketed placeholders] for you to fill in.</w:t>
+      </w:r>
+    </w:p>
+    <w:p>
+      <w:pPr>
+        <w:pStyle w:val="BodyText"/>
+      </w:pPr>
+      <w:r>
+        <w:rPr>
+          <w:bCs/>
+          <w:b/>
+        </w:rPr>
+        <w:t xml:space="preserve">Part 1 — Early Years (~10 sec)</w:t>
+      </w:r>
+    </w:p>
+    <w:p>
+      <w:pPr>
+        <w:pStyle w:val="BlockText"/>
+      </w:pPr>
+      <w:r>
+        <w:t xml:space="preserve">“</w:t>
+      </w:r>
+      <w:r>
+        <w:t xml:space="preserve">I’m from [hometown] and earned my [degree] at [school]. I built my career in enterprise SaaS sales, growing a territory from zero to $1.8 million in ARR.</w:t>
+      </w:r>
+      <w:r>
+        <w:t xml:space="preserve">”</w:t>
+      </w:r>
+    </w:p>
+    <w:p>
+      <w:pPr>
+        <w:pStyle w:val="FirstParagraph"/>
+      </w:pPr>
+      <w:r>
+        <w:rPr>
+          <w:bCs/>
+          <w:b/>
+        </w:rPr>
+        <w:t xml:space="preserve">Part 2 — Most Recent Role (~10 sec)</w:t>
+      </w:r>
+      <w:r>
+        <w:t xml:space="preserve"> </w:t>
+      </w:r>
+      <w:r>
+        <w:t xml:space="preserve">— aimed at this role’s core mandate: owning enterprise renewals.</w:t>
+      </w:r>
+    </w:p>
+    <w:p>
+      <w:pPr>
+        <w:pStyle w:val="BlockText"/>
+      </w:pPr>
+      <w:r>
+        <w:t xml:space="preserve">“</w:t>
+      </w:r>
+      <w:r>
+        <w:t xml:space="preserve">Most recently, I managed 30 enterprise accounts, closed $4.2 million in new ARR in 2025, and personally owned renewals on my five largest accounts for two years.</w:t>
+      </w:r>
+      <w:r>
+        <w:t xml:space="preserve">”</w:t>
+      </w:r>
+    </w:p>
+    <w:p>
+      <w:pPr>
+        <w:pStyle w:val="FirstParagraph"/>
+      </w:pPr>
+      <w:r>
+        <w:rPr>
+          <w:bCs/>
+          <w:b/>
+        </w:rPr>
+        <w:t xml:space="preserve">Part 3 — What I’ll Bring to This Role (~15 sec, the longest part)</w:t>
+      </w:r>
+      <w:r>
+        <w:t xml:space="preserve"> </w:t>
+      </w:r>
+      <w:r>
+        <w:t xml:space="preserve">— the three resume strengths that line up most directly with the job description.</w:t>
+      </w:r>
+    </w:p>
+    <w:p>
+      <w:pPr>
+        <w:pStyle w:val="BlockText"/>
+      </w:pPr>
+      <w:r>
+        <w:t xml:space="preserve">“</w:t>
+      </w:r>
+      <w:r>
+        <w:t xml:space="preserve">That lines up with what this role needs: renewal ownership on high-stakes accounts, trusted VP- and C-level relationships, and a record of building from scratch. I’d bring all three to protecting and growing your $40 million renewal book.</w:t>
+      </w:r>
+      <w:r>
+        <w:t xml:space="preserve">”</w:t>
+      </w:r>
+    </w:p>
+    <w:p>
+      <w:pPr>
+        <w:pStyle w:val="FirstParagraph"/>
+      </w:pPr>
+      <w:r>
+        <w:rPr>
+          <w:bCs/>
+          <w:b/>
+        </w:rPr>
+        <w:t xml:space="preserve">All together (~92 words, about 40 seconds):</w:t>
+      </w:r>
+    </w:p>
+    <w:p>
+      <w:pPr>
+        <w:pStyle w:val="BlockText"/>
+      </w:pPr>
+      <w:r>
+        <w:t xml:space="preserve">“</w:t>
+      </w:r>
+      <w:r>
+        <w:t xml:space="preserve">I’m from [hometown] and earned my [degree] at [school]. I built my career in enterprise SaaS sales, growing a territory from zero to $1.8 million in ARR. Most recently, I managed 30 enterprise accounts, closed $4.2 million in new ARR in 2025, and personally owned renewals on my five largest accounts for two years. That lines up with what this role needs: renewal ownership on high-stakes accounts, trusted VP- and C-level relationships, and a record of building from scratch. I’d bring all three to protecting and growing your $40 million renewal book.</w:t>
+      </w:r>
+      <w:r>
+        <w:t xml:space="preserve">”</w:t>
+      </w:r>
+    </w:p>
+    <w:p>
+      <w:pPr>
+        <w:pStyle w:val="FirstParagraph"/>
+      </w:pPr>
+      <w:r>
+        <w:rPr>
+          <w:bCs/>
+          <w:b/>
+        </w:rPr>
+        <w:t xml:space="preserve">Delivery note:</w:t>
+      </w:r>
+      <w:r>
+        <w:t xml:space="preserve"> </w:t>
+      </w:r>
+      <w:r>
+        <w:t xml:space="preserve">Stay under 45 seconds. Part 1 is a quick setup, not a walk through every job in order. Stop after Part 3 and let the hiring manager choose the next question; they’ll usually pull on one of the three things you just named.</w:t>
+      </w:r>
+    </w:p>
+    <w:bookmarkEnd w:id="21"/>
+    <w:bookmarkStart w:id="22" w:name="company-role-snapshot"/>
+    <w:p>
+      <w:pPr>
+        <w:pStyle w:val="Heading2"/>
+      </w:pPr>
+      <w:r>
+        <w:t xml:space="preserve">2. Company &amp; Role Snapshot</w:t>
+      </w:r>
+    </w:p>
+    <w:p>
+      <w:pPr>
+        <w:pStyle w:val="FirstParagraph"/>
+      </w:pPr>
       <w:r>
         <w:rPr>
           <w:iCs/>
           <w:i/>
         </w:rPr>
-        <w:t xml:space="preserve"> </w:t>
+        <w:t xml:space="preserve">Placeholder — in a live run, this section reports real, current research (recent news, funding, leadership changes, and how this role fits into what’s happening at the company right now) rather than invented detail. Since</w:t>
       </w:r>
       <w:r>
         <w:rPr>
           <w:iCs/>
           <w:i/>
         </w:rPr>
-        <w:t xml:space="preserve">“</w:t>
+        <w:t xml:space="preserve"> </w:t>
       </w:r>
       <w:r>
         <w:rPr>
           <w:iCs/>
           <w:i/>
         </w:rPr>
-        <w:t xml:space="preserve">Meridian Health Systems</w:t>
+        <w:t xml:space="preserve">“</w:t>
       </w:r>
       <w:r>
         <w:rPr>
           <w:iCs/>
           <w:i/>
         </w:rPr>
-        <w:t xml:space="preserve">”</w:t>
+        <w:t xml:space="preserve">Meridian Health Systems</w:t>
       </w:r>
       <w:r>
         <w:rPr>
           <w:iCs/>
           <w:i/>
         </w:rPr>
-        <w:t xml:space="preserve"> </w:t>
+        <w:t xml:space="preserve">”</w:t>
       </w:r>
       <w:r>
         <w:rPr>
           <w:iCs/>
           <w:i/>
         </w:rPr>
-        <w:t xml:space="preserve">is a fictional placeholder for this sample, no real research is presented here rather than fabricating plausible-sounding company facts that could be mistaken for real findings.</w:t>
-      </w:r>
-    </w:p>
-    <w:p>
-      <w:r>
-        <w:pict>
-          <v:rect style="width:0;height:1.5pt" o:hralign="center" o:hrstd="t" o:hr="t"/>
-        </w:pict>
-      </w:r>
-    </w:p>
-    <w:bookmarkEnd w:id="21"/>
-    <w:bookmarkStart w:id="22" w:name="resume-to-jd-gap-map"/>
-    <w:p>
-      <w:pPr>
-        <w:pStyle w:val="Heading2"/>
-      </w:pPr>
-      <w:r>
-        <w:t xml:space="preserve">2. Resume-to-JD Gap Map</w:t>
-      </w:r>
-    </w:p>
-    <w:p>
-      <w:pPr>
-        <w:pStyle w:val="FirstParagraph"/>
-      </w:pPr>
-      <w:r>
-        <w:rPr>
-          <w:bCs/>
-          <w:b/>
-        </w:rPr>
-        <w:t xml:space="preserve">Where you map cleanly — your strongest talking points:</w:t>
-      </w:r>
-    </w:p>
-    <w:p>
-      <w:pPr>
-        <w:numPr>
-          <w:ilvl w:val="0"/>
-          <w:numId w:val="1001"/>
-        </w:numPr>
-        <w:pStyle w:val="Compact"/>
-      </w:pPr>
-      <w:r>
-        <w:t xml:space="preserve">Enterprise account ownership at meaningful scale (30 accounts, $4.2M new ARR closed in 2025) — this role’s $40M renewal book is a scale-up of exactly what you already do.</w:t>
-      </w:r>
-    </w:p>
-    <w:p>
-      <w:pPr>
-        <w:numPr>
-          <w:ilvl w:val="0"/>
-          <w:numId w:val="1001"/>
-        </w:numPr>
-        <w:pStyle w:val="Compact"/>
-      </w:pPr>
-      <w:r>
-        <w:t xml:space="preserve">De facto renewal ownership on your top 5 accounts for two years — the single most direct match to this role’s core mandate, despite never carrying the title.</w:t>
-      </w:r>
-    </w:p>
-    <w:p>
-      <w:pPr>
-        <w:numPr>
-          <w:ilvl w:val="0"/>
-          <w:numId w:val="1001"/>
-        </w:numPr>
-        <w:pStyle w:val="Compact"/>
-      </w:pPr>
-      <w:r>
-        <w:t xml:space="preserve">Executive-level relationship building (VP/C-level) — matches the seniority this role’s stakeholder base requires.</w:t>
-      </w:r>
-    </w:p>
-    <w:p>
-      <w:pPr>
-        <w:numPr>
-          <w:ilvl w:val="0"/>
-          <w:numId w:val="1001"/>
-        </w:numPr>
-        <w:pStyle w:val="Compact"/>
-      </w:pPr>
-      <w:r>
-        <w:t xml:space="preserve">A prior track record of building something from zero (territory growth from $0 to $1.8M ARR over 3 years) — relevant evidence of ramp speed if any part of this book turns out to be underdeveloped.</w:t>
-      </w:r>
-    </w:p>
-    <w:p>
-      <w:pPr>
-        <w:pStyle w:val="FirstParagraph"/>
-      </w:pPr>
-      <w:r>
-        <w:rPr>
-          <w:bCs/>
-          <w:b/>
-        </w:rPr>
-        <w:t xml:space="preserve">Where there’s a real gap — expect the interviewer to probe here:</w:t>
-      </w:r>
-    </w:p>
-    <w:p>
-      <w:pPr>
-        <w:numPr>
-          <w:ilvl w:val="0"/>
-          <w:numId w:val="1002"/>
-        </w:numPr>
-        <w:pStyle w:val="Compact"/>
-      </w:pPr>
-      <w:r>
-        <w:rPr>
-          <w:bCs/>
-          <w:b/>
-        </w:rPr>
-        <w:t xml:space="preserve">People leadership.</w:t>
-      </w:r>
-      <w:r>
-        <w:t xml:space="preserve"> </w:t>
-      </w:r>
-      <w:r>
-        <w:t xml:space="preserve">This role leads a team of 5 CSMs. Your resume shows you trained 4 new hires on discovery and objection handling, but that’s peer-level coaching, not formal management authority — the interviewer will likely ask directly how you’d approach leading a team for the first time. This is a genuine gap, not a wording issue, and shouldn’t be softened into a non-gap.</w:t>
-      </w:r>
-    </w:p>
-    <w:p>
-      <w:pPr>
-        <w:numPr>
-          <w:ilvl w:val="0"/>
-          <w:numId w:val="1002"/>
-        </w:numPr>
-        <w:pStyle w:val="Compact"/>
-      </w:pPr>
-      <w:r>
-        <w:rPr>
-          <w:bCs/>
-          <w:b/>
-        </w:rPr>
-        <w:t xml:space="preserve">Healthcare/regulated-industry experience.</w:t>
-      </w:r>
-      <w:r>
-        <w:t xml:space="preserve"> </w:t>
-      </w:r>
-      <w:r>
-        <w:t xml:space="preserve">The posting states this as</w:t>
-      </w:r>
-      <w:r>
-        <w:t xml:space="preserve"> </w:t>
-      </w:r>
-      <w:r>
-        <w:t xml:space="preserve">“</w:t>
-      </w:r>
-      <w:r>
-        <w:t xml:space="preserve">preferred,</w:t>
-      </w:r>
-      <w:r>
-        <w:t xml:space="preserve">”</w:t>
-      </w:r>
-      <w:r>
-        <w:t xml:space="preserve"> </w:t>
-      </w:r>
-      <w:r>
-        <w:t xml:space="preserve">not required, but it’s still worth expecting a direct question on it given zero exposure on your resume.</w:t>
-      </w:r>
-    </w:p>
-    <w:p>
-      <w:r>
-        <w:pict>
-          <v:rect style="width:0;height:1.5pt" o:hralign="center" o:hrstd="t" o:hr="t"/>
-        </w:pict>
-      </w:r>
-    </w:p>
-    <w:bookmarkEnd w:id="22"/>
-    <w:bookmarkStart w:id="23" w:name="Xf08354ed9a21f4f2aff862d762ff0cc1a96d1c7"/>
-    <w:p>
-      <w:pPr>
-        <w:pStyle w:val="Heading2"/>
-      </w:pPr>
-      <w:r>
-        <w:t xml:space="preserve">3. The</w:t>
-      </w:r>
-      <w:r>
-        <w:t xml:space="preserve"> </w:t>
-      </w:r>
-      <w:r>
-        <w:t xml:space="preserve">“</w:t>
-      </w:r>
-      <w:r>
-        <w:t xml:space="preserve">Why Aren’t You Currently Working / Why Are You Leaving</w:t>
-      </w:r>
-      <w:r>
-        <w:t xml:space="preserve">”</w:t>
-      </w:r>
-      <w:r>
-        <w:t xml:space="preserve"> </w:t>
-      </w:r>
-      <w:r>
-        <w:t xml:space="preserve">Answer</w:t>
-      </w:r>
-    </w:p>
-    <w:p>
-      <w:pPr>
-        <w:pStyle w:val="FirstParagraph"/>
-      </w:pPr>
+        <w:t xml:space="preserve"> </w:t>
+      </w:r>
       <w:r>
         <w:rPr>
           <w:iCs/>
           <w:i/>
         </w:rPr>
-        <w:t xml:space="preserve">Drafted directly from the reason you gave — laid off in a reduction in force when your last company scaled back its enterprise sales org after a soft second half; not performance-related. Two spoken-ready variants, since hiring managers tend to probe this a bit deeper than a recruiter screen would — both are built to hold up under one natural follow-up.</w:t>
-      </w:r>
-    </w:p>
-    <w:p>
-      <w:pPr>
-        <w:pStyle w:val="BodyText"/>
-      </w:pPr>
-      <w:r>
-        <w:rPr>
-          <w:bCs/>
-          <w:b/>
-        </w:rPr>
-        <w:t xml:space="preserve">Variant 1 (brief, one sentence):</w:t>
-      </w:r>
-    </w:p>
-    <w:p>
-      <w:pPr>
-        <w:pStyle w:val="BlockText"/>
-      </w:pPr>
+        <w:t xml:space="preserve">is a fictional placeholder for this sample, no real research is presented here rather than fabricating plausible-sounding company facts that could be mistaken for real findings.</w:t>
+      </w:r>
+    </w:p>
+    <w:bookmarkEnd w:id="22"/>
+    <w:bookmarkStart w:id="23" w:name="resume-to-jd-gap-map"/>
+    <w:p>
+      <w:pPr>
+        <w:pStyle w:val="Heading2"/>
+      </w:pPr>
+      <w:r>
+        <w:t xml:space="preserve">3. Resume-to-JD Gap Map</w:t>
+      </w:r>
+    </w:p>
+    <w:p>
+      <w:pPr>
+        <w:pStyle w:val="FirstParagraph"/>
+      </w:pPr>
+      <w:r>
+        <w:rPr>
+          <w:bCs/>
+          <w:b/>
+        </w:rPr>
+        <w:t xml:space="preserve">Where you map cleanly — your strongest talking points:</w:t>
+      </w:r>
+    </w:p>
+    <w:p>
+      <w:pPr>
+        <w:numPr>
+          <w:ilvl w:val="0"/>
+          <w:numId w:val="1001"/>
+        </w:numPr>
+        <w:pStyle w:val="Compact"/>
+      </w:pPr>
+      <w:r>
+        <w:t xml:space="preserve">Enterprise account ownership at meaningful scale (30 accounts, $4.2M new ARR closed in 2025) — this role’s $40M renewal book is a scale-up of exactly what you already do.</w:t>
+      </w:r>
+    </w:p>
+    <w:p>
+      <w:pPr>
+        <w:numPr>
+          <w:ilvl w:val="0"/>
+          <w:numId w:val="1001"/>
+        </w:numPr>
+        <w:pStyle w:val="Compact"/>
+      </w:pPr>
+      <w:r>
+        <w:t xml:space="preserve">De facto renewal ownership on your top 5 accounts for two years — the single most direct match to this role’s core mandate, despite never carrying the title.</w:t>
+      </w:r>
+    </w:p>
+    <w:p>
+      <w:pPr>
+        <w:numPr>
+          <w:ilvl w:val="0"/>
+          <w:numId w:val="1001"/>
+        </w:numPr>
+        <w:pStyle w:val="Compact"/>
+      </w:pPr>
+      <w:r>
+        <w:t xml:space="preserve">Executive-level relationship building (VP/C-level) — matches the seniority this role’s stakeholder base requires.</w:t>
+      </w:r>
+    </w:p>
+    <w:p>
+      <w:pPr>
+        <w:numPr>
+          <w:ilvl w:val="0"/>
+          <w:numId w:val="1001"/>
+        </w:numPr>
+        <w:pStyle w:val="Compact"/>
+      </w:pPr>
+      <w:r>
+        <w:t xml:space="preserve">A prior track record of building something from zero (territory growth from $0 to $1.8M ARR over 3 years) — relevant evidence of ramp speed if any part of this book turns out to be underdeveloped.</w:t>
+      </w:r>
+    </w:p>
+    <w:p>
+      <w:pPr>
+        <w:pStyle w:val="FirstParagraph"/>
+      </w:pPr>
+      <w:r>
+        <w:rPr>
+          <w:bCs/>
+          <w:b/>
+        </w:rPr>
+        <w:t xml:space="preserve">Where there’s a real gap — expect the interviewer to probe here:</w:t>
+      </w:r>
+    </w:p>
+    <w:p>
+      <w:pPr>
+        <w:numPr>
+          <w:ilvl w:val="0"/>
+          <w:numId w:val="1002"/>
+        </w:numPr>
+        <w:pStyle w:val="Compact"/>
+      </w:pPr>
+      <w:r>
+        <w:rPr>
+          <w:bCs/>
+          <w:b/>
+        </w:rPr>
+        <w:t xml:space="preserve">People leadership.</w:t>
+      </w:r>
+      <w:r>
+        <w:t xml:space="preserve"> </w:t>
+      </w:r>
+      <w:r>
+        <w:t xml:space="preserve">This role leads a team of 5 CSMs. Your resume shows you trained 4 new hires on discovery and objection handling, but that’s peer-level coaching, not formal management authority — the interviewer will likely ask directly how you’d approach leading a team for the first time. This is a genuine gap, not a wording issue, and shouldn’t be softened into a non-gap.</w:t>
+      </w:r>
+    </w:p>
+    <w:p>
+      <w:pPr>
+        <w:numPr>
+          <w:ilvl w:val="0"/>
+          <w:numId w:val="1002"/>
+        </w:numPr>
+        <w:pStyle w:val="Compact"/>
+      </w:pPr>
+      <w:r>
+        <w:rPr>
+          <w:bCs/>
+          <w:b/>
+        </w:rPr>
+        <w:t xml:space="preserve">Healthcare/regulated-industry experience.</w:t>
+      </w:r>
+      <w:r>
+        <w:t xml:space="preserve"> </w:t>
+      </w:r>
+      <w:r>
+        <w:t xml:space="preserve">The posting states this as</w:t>
+      </w:r>
+      <w:r>
+        <w:t xml:space="preserve"> </w:t>
+      </w:r>
       <w:r>
         <w:t xml:space="preserve">“</w:t>
       </w:r>
       <w:r>
-        <w:t xml:space="preserve">I was let go as part of a broader restructuring when the company scaled back the enterprise sales org after a soft second half — it wasn’t performance-related, and it’s part of why I’m excited about a role like this one, where the book is stable and growing rather than being cut.</w:t>
+        <w:t xml:space="preserve">preferred,</w:t>
       </w:r>
       <w:r>
         <w:t xml:space="preserve">”</w:t>
       </w:r>
-    </w:p>
-    <w:p>
-      <w:pPr>
-        <w:pStyle w:val="FirstParagraph"/>
-      </w:pPr>
-      <w:r>
-        <w:rPr>
-          <w:bCs/>
-          <w:b/>
-        </w:rPr>
-        <w:t xml:space="preserve">Variant 2 (slightly more context, two sentences):</w:t>
-      </w:r>
-    </w:p>
-    <w:p>
-      <w:pPr>
-        <w:pStyle w:val="BlockText"/>
-      </w:pPr>
+      <w:r>
+        <w:t xml:space="preserve"> </w:t>
+      </w:r>
+      <w:r>
+        <w:t xml:space="preserve">not required, but it’s still worth expecting a direct question on it given zero exposure on your resume.</w:t>
+      </w:r>
+    </w:p>
+    <w:bookmarkEnd w:id="23"/>
+    <w:bookmarkStart w:id="24" w:name="Xf08354ed9a21f4f2aff862d762ff0cc1a96d1c7"/>
+    <w:p>
+      <w:pPr>
+        <w:pStyle w:val="Heading2"/>
+      </w:pPr>
+      <w:r>
+        <w:t xml:space="preserve">4. The</w:t>
+      </w:r>
+      <w:r>
+        <w:t xml:space="preserve"> </w:t>
+      </w:r>
       <w:r>
         <w:t xml:space="preserve">“</w:t>
       </w:r>
       <w:r>
-        <w:t xml:space="preserve">My role was eliminated in a reduction in force — the company pulled back on enterprise sales headcount after a slower second half, and mine was one of several territories consolidated. I’d rather be somewhere building on a growing book than managing through another round of cuts, which is a big part of why this role caught my attention.</w:t>
+        <w:t xml:space="preserve">Why Aren’t You Currently Working / Why Are You Leaving</w:t>
       </w:r>
       <w:r>
         <w:t xml:space="preserve">”</w:t>
       </w:r>
-    </w:p>
-    <w:p>
-      <w:pPr>
-        <w:pStyle w:val="FirstParagraph"/>
-      </w:pPr>
-      <w:r>
-        <w:t xml:space="preserve">Both stay factual and forward-looking, name the cause plainly (a business-driven RIF, not a performance issue) without over-explaining it, and use the second sentence to pivot straight into genuine interest in the role rather than dwelling on the layoff itself.</w:t>
-      </w:r>
-    </w:p>
-    <w:p>
-      <w:r>
-        <w:pict>
-          <v:rect style="width:0;height:1.5pt" o:hralign="center" o:hrstd="t" o:hr="t"/>
-        </w:pict>
-      </w:r>
-    </w:p>
-    <w:bookmarkEnd w:id="23"/>
-    <w:bookmarkStart w:id="24" w:name="objection-reframing"/>
-    <w:p>
-      <w:pPr>
-        <w:pStyle w:val="Heading2"/>
-      </w:pPr>
-      <w:r>
-        <w:t xml:space="preserve">4. Objection Reframing</w:t>
+      <w:r>
+        <w:t xml:space="preserve"> </w:t>
+      </w:r>
+      <w:r>
+        <w:t xml:space="preserve">Answer</w:t>
       </w:r>
     </w:p>
     <w:p>
@@ -521,7 +604,7 @@
           <w:iCs/>
           <w:i/>
         </w:rPr>
-        <w:t xml:space="preserve">Built directly from the two concerns you named — each grounded in something real from your resume, not spin.</w:t>
+        <w:t xml:space="preserve">Drafted directly from the reason you gave — laid off in a reduction in force when your last company scaled back its enterprise sales org after a soft second half; not performance-related. Two spoken-ready variants, since hiring managers tend to probe this a bit deeper than a recruiter screen would — both are built to hold up under one natural follow-up.</w:t>
       </w:r>
     </w:p>
     <w:p>
@@ -533,32 +616,44 @@
           <w:bCs/>
           <w:b/>
         </w:rPr>
+        <w:t xml:space="preserve">Variant 1 (brief, one sentence):</w:t>
+      </w:r>
+    </w:p>
+    <w:p>
+      <w:pPr>
+        <w:pStyle w:val="BlockText"/>
+      </w:pPr>
+      <w:r>
         <w:t xml:space="preserve">“</w:t>
       </w:r>
       <w:r>
-        <w:rPr>
-          <w:bCs/>
-          <w:b/>
-        </w:rPr>
-        <w:t xml:space="preserve">I have never officially held a Customer Success title or managed a CS team, only sales titles.</w:t>
-      </w:r>
-      <w:r>
-        <w:rPr>
-          <w:bCs/>
-          <w:b/>
-        </w:rPr>
+        <w:t xml:space="preserve">I was let go as part of a broader restructuring when the company scaled back the enterprise sales org after a soft second half — it wasn’t performance-related, and it’s part of why I’m excited about a role like this one, where the book is stable and growing rather than being cut.</w:t>
+      </w:r>
+      <w:r>
         <w:t xml:space="preserve">”</w:t>
       </w:r>
     </w:p>
     <w:p>
       <w:pPr>
+        <w:pStyle w:val="FirstParagraph"/>
+      </w:pPr>
+      <w:r>
+        <w:rPr>
+          <w:bCs/>
+          <w:b/>
+        </w:rPr>
+        <w:t xml:space="preserve">Variant 2 (slightly more context, two sentences):</w:t>
+      </w:r>
+    </w:p>
+    <w:p>
+      <w:pPr>
         <w:pStyle w:val="BlockText"/>
       </w:pPr>
       <w:r>
         <w:t xml:space="preserve">“</w:t>
       </w:r>
       <w:r>
-        <w:t xml:space="preserve">It’s true I’ve never had the CSM title — but for the past two years, I’ve functionally done the highest-stakes part of this job: I’ve personally owned renewal conversations on my five largest accounts, because the relationship already ran through me. What I haven’t done is manage a team, and I want to be upfront about that — I’d approach the first 90 days by leaning heavily on my CSMs’ existing account knowledge while I build my own management muscle, the same disciplined way I grew a territory from zero to $1.8M by building relationships and processes from scratch.</w:t>
+        <w:t xml:space="preserve">My role was eliminated in a reduction in force — the company pulled back on enterprise sales headcount after a slower second half, and mine was one of several territories consolidated. I’d rather be somewhere building on a growing book than managing through another round of cuts, which is a big part of why this role caught my attention.</w:t>
       </w:r>
       <w:r>
         <w:t xml:space="preserve">”</w:t>
@@ -569,23 +664,29 @@
         <w:pStyle w:val="FirstParagraph"/>
       </w:pPr>
       <w:r>
-        <w:t xml:space="preserve">This framing works because it’s honest about the real gap (team leadership) while giving real, verifiable evidence for the part that</w:t>
-      </w:r>
-      <w:r>
-        <w:t xml:space="preserve"> </w:t>
-      </w:r>
+        <w:t xml:space="preserve">Both stay factual and forward-looking, name the cause plainly (a business-driven RIF, not a performance issue) without over-explaining it, and use the second sentence to pivot straight into genuine interest in the role rather than dwelling on the layoff itself.</w:t>
+      </w:r>
+    </w:p>
+    <w:bookmarkEnd w:id="24"/>
+    <w:bookmarkStart w:id="25" w:name="objection-reframing"/>
+    <w:p>
+      <w:pPr>
+        <w:pStyle w:val="Heading2"/>
+      </w:pPr>
+      <w:r>
+        <w:t xml:space="preserve">5. Objection Reframing</w:t>
+      </w:r>
+    </w:p>
+    <w:p>
+      <w:pPr>
+        <w:pStyle w:val="FirstParagraph"/>
+      </w:pPr>
       <w:r>
         <w:rPr>
           <w:iCs/>
           <w:i/>
         </w:rPr>
-        <w:t xml:space="preserve">is</w:t>
-      </w:r>
-      <w:r>
-        <w:t xml:space="preserve"> </w:t>
-      </w:r>
-      <w:r>
-        <w:t xml:space="preserve">covered (renewal ownership) — it doesn’t try to talk around the management question.</w:t>
+        <w:t xml:space="preserve">Built directly from the two concerns you named — each grounded in something real from your resume, not spin.</w:t>
       </w:r>
     </w:p>
     <w:p>
@@ -604,7 +705,7 @@
           <w:bCs/>
           <w:b/>
         </w:rPr>
-        <w:t xml:space="preserve">I have zero healthcare-industry experience, which the posting flags as preferred.</w:t>
+        <w:t xml:space="preserve">I have never officially held a Customer Success title or managed a CS team, only sales titles.</w:t>
       </w:r>
       <w:r>
         <w:rPr>
@@ -622,7 +723,7 @@
         <w:t xml:space="preserve">“</w:t>
       </w:r>
       <w:r>
-        <w:t xml:space="preserve">I don’t have healthcare-specific experience, and I won’t pretend the learning curve isn’t real. What I do bring is two years of operating in a similarly regulated, relationship-heavy environment — financial services accounts, where compliance and stakeholder trust both mattered a great deal. The muscle of navigating complex, high-stakes enterprise relationships transfers; the industry specifics are something I’d need to learn quickly, and I’m confident in my ability to do that based on how fast I ramped in enterprise SaaS.</w:t>
+        <w:t xml:space="preserve">It’s true I’ve never had the CSM title — but for the past two years, I’ve functionally done the highest-stakes part of this job: I’ve personally owned renewal conversations on my five largest accounts, because the relationship already ran through me. What I haven’t done is manage a team, and I want to be upfront about that — I’d approach the first 90 days by leaning heavily on my CSMs’ existing account knowledge while I build my own management muscle, the same disciplined way I grew a territory from zero to $1.8M by building relationships and processes from scratch.</w:t>
       </w:r>
       <w:r>
         <w:t xml:space="preserve">”</w:t>
@@ -633,32 +734,7 @@
         <w:pStyle w:val="FirstParagraph"/>
       </w:pPr>
       <w:r>
-        <w:t xml:space="preserve">This one is framed as neutral, not as an advantage — because it genuinely isn’t one. The honest version (real transferable muscle, real learning curve, no pretending otherwise) is more credible than forcing a false equivalence between financial services and healthcare.</w:t>
-      </w:r>
-    </w:p>
-    <w:p>
-      <w:r>
-        <w:pict>
-          <v:rect style="width:0;height:1.5pt" o:hralign="center" o:hrstd="t" o:hr="t"/>
-        </w:pict>
-      </w:r>
-    </w:p>
-    <w:bookmarkEnd w:id="24"/>
-    <w:bookmarkStart w:id="25" w:name="interviewer-research"/>
-    <w:p>
-      <w:pPr>
-        <w:pStyle w:val="Heading2"/>
-      </w:pPr>
-      <w:r>
-        <w:t xml:space="preserve">5. Interviewer Research</w:t>
-      </w:r>
-    </w:p>
-    <w:p>
-      <w:pPr>
-        <w:pStyle w:val="FirstParagraph"/>
-      </w:pPr>
-      <w:r>
-        <w:t xml:space="preserve">Skipped — no interviewer names were given.</w:t>
+        <w:t xml:space="preserve">This framing works because it’s honest about the real gap (team leadership) while giving real, verifiable evidence for the part that</w:t>
       </w:r>
       <w:r>
         <w:t xml:space="preserve"> </w:t>
@@ -668,38 +744,113 @@
           <w:iCs/>
           <w:i/>
         </w:rPr>
-        <w:t xml:space="preserve">(No placeholder persona was invented to fill this gap; if you add names before your call, re-run this tool with them included.)</w:t>
-      </w:r>
-    </w:p>
-    <w:p>
-      <w:r>
-        <w:pict>
-          <v:rect style="width:0;height:1.5pt" o:hralign="center" o:hrstd="t" o:hr="t"/>
-        </w:pict>
+        <w:t xml:space="preserve">is</w:t>
+      </w:r>
+      <w:r>
+        <w:t xml:space="preserve"> </w:t>
+      </w:r>
+      <w:r>
+        <w:t xml:space="preserve">covered (renewal ownership) — it doesn’t try to talk around the management question.</w:t>
+      </w:r>
+    </w:p>
+    <w:p>
+      <w:pPr>
+        <w:pStyle w:val="BodyText"/>
+      </w:pPr>
+      <w:r>
+        <w:rPr>
+          <w:bCs/>
+          <w:b/>
+        </w:rPr>
+        <w:t xml:space="preserve">“</w:t>
+      </w:r>
+      <w:r>
+        <w:rPr>
+          <w:bCs/>
+          <w:b/>
+        </w:rPr>
+        <w:t xml:space="preserve">I have zero healthcare-industry experience, which the posting flags as preferred.</w:t>
+      </w:r>
+      <w:r>
+        <w:rPr>
+          <w:bCs/>
+          <w:b/>
+        </w:rPr>
+        <w:t xml:space="preserve">”</w:t>
+      </w:r>
+    </w:p>
+    <w:p>
+      <w:pPr>
+        <w:pStyle w:val="BlockText"/>
+      </w:pPr>
+      <w:r>
+        <w:t xml:space="preserve">“</w:t>
+      </w:r>
+      <w:r>
+        <w:t xml:space="preserve">I don’t have healthcare-specific experience, and I won’t pretend the learning curve isn’t real. What I do bring is two years of operating in a similarly regulated, relationship-heavy environment — financial services accounts, where compliance and stakeholder trust both mattered a great deal. The muscle of navigating complex, high-stakes enterprise relationships transfers; the industry specifics are something I’d need to learn quickly, and I’m confident in my ability to do that based on how fast I ramped in enterprise SaaS.</w:t>
+      </w:r>
+      <w:r>
+        <w:t xml:space="preserve">”</w:t>
+      </w:r>
+    </w:p>
+    <w:p>
+      <w:pPr>
+        <w:pStyle w:val="FirstParagraph"/>
+      </w:pPr>
+      <w:r>
+        <w:t xml:space="preserve">This one is framed as neutral, not as an advantage — because it genuinely isn’t one. The honest version (real transferable muscle, real learning curve, no pretending otherwise) is more credible than forcing a false equivalence between financial services and healthcare.</w:t>
       </w:r>
     </w:p>
     <w:bookmarkEnd w:id="25"/>
-    <w:bookmarkStart w:id="27" w:name="cliftonstrengths-talking-points"/>
+    <w:bookmarkStart w:id="26" w:name="interviewer-research"/>
     <w:p>
       <w:pPr>
         <w:pStyle w:val="Heading2"/>
       </w:pPr>
       <w:r>
-        <w:t xml:space="preserve">6. CliftonStrengths Talking Points</w:t>
+        <w:t xml:space="preserve">6. Interviewer Research</w:t>
       </w:r>
     </w:p>
     <w:p>
       <w:pPr>
         <w:pStyle w:val="FirstParagraph"/>
       </w:pPr>
+      <w:r>
+        <w:t xml:space="preserve">Skipped — no interviewer names were given.</w:t>
+      </w:r>
+      <w:r>
+        <w:t xml:space="preserve"> </w:t>
+      </w:r>
       <w:r>
         <w:rPr>
           <w:iCs/>
           <w:i/>
         </w:rPr>
+        <w:t xml:space="preserve">(No placeholder persona was invented to fill this gap; if you add names before your call, re-run this tool with them included.)</w:t>
+      </w:r>
+    </w:p>
+    <w:bookmarkEnd w:id="26"/>
+    <w:bookmarkStart w:id="28" w:name="cliftonstrengths-talking-points"/>
+    <w:p>
+      <w:pPr>
+        <w:pStyle w:val="Heading2"/>
+      </w:pPr>
+      <w:r>
+        <w:t xml:space="preserve">7. CliftonStrengths Talking Points</w:t>
+      </w:r>
+    </w:p>
+    <w:p>
+      <w:pPr>
+        <w:pStyle w:val="FirstParagraph"/>
+      </w:pPr>
+      <w:r>
+        <w:rPr>
+          <w:iCs/>
+          <w:i/>
+        </w:rPr>
         <w:t xml:space="preserve">You checked 10 themes and gave their rank. Each one was tested against two questions: does your resume or one of your STAR stories actually show it, and does this role’s job description actually call for it? Six themes pass both tests and are used below, ordered by fit with this role rather than by rank. That includes your #10 (Activator) and leaves out your #1 (Woo); the reasons are listed under the table. Definitions follow Gallup’s own descriptions (</w:t>
       </w:r>
-      <w:hyperlink r:id="rId26">
+      <w:hyperlink r:id="rId27">
         <w:r>
           <w:rPr>
             <w:rStyle w:val="Hyperlink"/>
@@ -1438,21 +1589,14 @@
         <w:t xml:space="preserve">Relator and Developer are your strongest fit, since they back both the renewal mandate and the step into leading CSMs. The Responsibility basement is the biggest risk, because this role’s results come through a team of 5, with Activator’s basement close behind for the first 90 days. Both carry into the SWOT below.</w:t>
       </w:r>
     </w:p>
-    <w:p>
-      <w:r>
-        <w:pict>
-          <v:rect style="width:0;height:1.5pt" o:hralign="center" o:hrstd="t" o:hr="t"/>
-        </w:pict>
-      </w:r>
-    </w:p>
-    <w:bookmarkEnd w:id="27"/>
-    <w:bookmarkStart w:id="28" w:name="candidate-swot-analysis"/>
+    <w:bookmarkEnd w:id="28"/>
+    <w:bookmarkStart w:id="29" w:name="candidate-swot-analysis"/>
     <w:p>
       <w:pPr>
         <w:pStyle w:val="Heading2"/>
       </w:pPr>
       <w:r>
-        <w:t xml:space="preserve">7. Candidate SWOT Analysis</w:t>
+        <w:t xml:space="preserve">8. Candidate SWOT Analysis</w:t>
       </w:r>
     </w:p>
     <w:p>
@@ -1536,7 +1680,7 @@
         <w:pStyle w:val="Compact"/>
       </w:pPr>
       <w:r>
-        <w:t xml:space="preserve">Relator and Developer, backed by real evidence: the top-5 renewals ran through you because of relationships you’d built, and you trained 4 new hires. Together they’re the most credible bridge you have to leading a team of CSMs (see Section 6).</w:t>
+        <w:t xml:space="preserve">Relator and Developer, backed by real evidence: the top-5 renewals ran through you because of relationships you’d built, and you trained 4 new hires. Together they’re the most credible bridge you have to leading a team of CSMs (see Section 7).</w:t>
       </w:r>
     </w:p>
     <w:p>
@@ -1584,7 +1728,7 @@
         <w:pStyle w:val="Compact"/>
       </w:pPr>
       <w:r>
-        <w:t xml:space="preserve">The Responsibility basement (Section 6): your instinct to personally own every commitment is exactly what a first-time manager of 5 has to loosen, and nothing on your resume yet shows you delegating.</w:t>
+        <w:t xml:space="preserve">The Responsibility basement (Section 7): your instinct to personally own every commitment is exactly what a first-time manager of 5 has to loosen, and nothing on your resume yet shows you delegating.</w:t>
       </w:r>
     </w:p>
     <w:p>
@@ -1729,21 +1873,14 @@
         <w:t xml:space="preserve">People leadership is stated as a core requirement of the role (leading a team of 5), not just a preference — this is likely the single hardest gap to talk your way around, not just soften.</w:t>
       </w:r>
     </w:p>
-    <w:p>
-      <w:r>
-        <w:pict>
-          <v:rect style="width:0;height:1.5pt" o:hralign="center" o:hrstd="t" o:hr="t"/>
-        </w:pict>
-      </w:r>
-    </w:p>
-    <w:bookmarkEnd w:id="28"/>
-    <w:bookmarkStart w:id="29" w:name="video-call-logistics-checklist"/>
+    <w:bookmarkEnd w:id="29"/>
+    <w:bookmarkStart w:id="30" w:name="video-call-logistics-checklist"/>
     <w:p>
       <w:pPr>
         <w:pStyle w:val="Heading2"/>
       </w:pPr>
       <w:r>
-        <w:t xml:space="preserve">8. Video Call Logistics Checklist</w:t>
+        <w:t xml:space="preserve">9. Video Call Logistics Checklist</w:t>
       </w:r>
     </w:p>
     <w:p>
@@ -1826,21 +1963,14 @@
         <w:t xml:space="preserve">Keep water nearby.</w:t>
       </w:r>
     </w:p>
-    <w:p>
-      <w:r>
-        <w:pict>
-          <v:rect style="width:0;height:1.5pt" o:hralign="center" o:hrstd="t" o:hr="t"/>
-        </w:pict>
-      </w:r>
-    </w:p>
-    <w:bookmarkEnd w:id="29"/>
-    <w:bookmarkStart w:id="30" w:name="time-boxing-for-a-60-minute-call"/>
+    <w:bookmarkEnd w:id="30"/>
+    <w:bookmarkStart w:id="31" w:name="time-boxing-for-a-60-minute-call"/>
     <w:p>
       <w:pPr>
         <w:pStyle w:val="Heading2"/>
       </w:pPr>
       <w:r>
-        <w:t xml:space="preserve">9. Time-Boxing for a 60-Minute Call</w:t>
+        <w:t xml:space="preserve">10. Time-Boxing for a 60-Minute Call</w:t>
       </w:r>
     </w:p>
     <w:p>
@@ -1870,7 +2000,25 @@
         <w:t xml:space="preserve"> </w:t>
       </w:r>
       <w:r>
-        <w:t xml:space="preserve">Rapport and introductions.</w:t>
+        <w:t xml:space="preserve">Rapport and introductions — expect</w:t>
+      </w:r>
+      <w:r>
+        <w:t xml:space="preserve"> </w:t>
+      </w:r>
+      <w:r>
+        <w:t xml:space="preserve">“</w:t>
+      </w:r>
+      <w:r>
+        <w:t xml:space="preserve">Tell me about yourself</w:t>
+      </w:r>
+      <w:r>
+        <w:t xml:space="preserve">”</w:t>
+      </w:r>
+      <w:r>
+        <w:t xml:space="preserve"> </w:t>
+      </w:r>
+      <w:r>
+        <w:t xml:space="preserve">here (Section 1).</w:t>
       </w:r>
     </w:p>
     <w:p>
@@ -1914,7 +2062,7 @@
         <w:t xml:space="preserve"> </w:t>
       </w:r>
       <w:r>
-        <w:t xml:space="preserve">Your questions (Section 12 below).</w:t>
+        <w:t xml:space="preserve">Your questions (Section 13 below).</w:t>
       </w:r>
     </w:p>
     <w:p>
@@ -1947,21 +2095,14 @@
         <w:t xml:space="preserve">Keep individual answers to 90 seconds–2 minutes unless you’re explicitly asked to go deeper — one long answer can eat a meaningful chunk of a 60-minute call.</w:t>
       </w:r>
     </w:p>
-    <w:p>
-      <w:r>
-        <w:pict>
-          <v:rect style="width:0;height:1.5pt" o:hralign="center" o:hrstd="t" o:hr="t"/>
-        </w:pict>
-      </w:r>
-    </w:p>
-    <w:bookmarkEnd w:id="30"/>
-    <w:bookmarkStart w:id="31" w:name="my-top-34-stories"/>
+    <w:bookmarkEnd w:id="31"/>
+    <w:bookmarkStart w:id="32" w:name="my-top-34-stories"/>
     <w:p>
       <w:pPr>
         <w:pStyle w:val="Heading2"/>
       </w:pPr>
       <w:r>
-        <w:t xml:space="preserve">10. My Top 3–4 Stories</w:t>
+        <w:t xml:space="preserve">11. My Top 3–4 Stories</w:t>
       </w:r>
     </w:p>
     <w:p>
@@ -2262,21 +2403,14 @@
         <w:t xml:space="preserve">The strongest remaining resume experience for the executive-relationship and cross-functional questions below is your VP/C-level relationship-building bullet. Structure it yourself with STAR (Situation, Task, Action, Result) — pick a specific moment building trust with a senior stakeholder, ideally one that held up under some kind of pressure or complexity. This isn’t written for you here, since only you know exactly what happened.</w:t>
       </w:r>
     </w:p>
-    <w:p>
-      <w:r>
-        <w:pict>
-          <v:rect style="width:0;height:1.5pt" o:hralign="center" o:hrstd="t" o:hr="t"/>
-        </w:pict>
-      </w:r>
-    </w:p>
-    <w:bookmarkEnd w:id="31"/>
-    <w:bookmarkStart w:id="32" w:name="likely-questions"/>
+    <w:bookmarkEnd w:id="32"/>
+    <w:bookmarkStart w:id="33" w:name="likely-questions"/>
     <w:p>
       <w:pPr>
         <w:pStyle w:val="Heading2"/>
       </w:pPr>
       <w:r>
-        <w:t xml:space="preserve">11. Likely Questions</w:t>
+        <w:t xml:space="preserve">12. Likely Questions</w:t>
       </w:r>
     </w:p>
     <w:p>
@@ -2394,7 +2528,7 @@
         <w:t xml:space="preserve"> </w:t>
       </w:r>
       <w:r>
-        <w:t xml:space="preserve">(answers drafted in Section 6):</w:t>
+        <w:t xml:space="preserve">(answers drafted in Section 7):</w:t>
       </w:r>
     </w:p>
     <w:p>
@@ -2436,7 +2570,7 @@
         <w:t xml:space="preserve"> </w:t>
       </w:r>
       <w:r>
-        <w:t xml:space="preserve">(arising directly from Section 2):</w:t>
+        <w:t xml:space="preserve">(arising directly from Section 3):</w:t>
       </w:r>
     </w:p>
     <w:p>
@@ -2463,21 +2597,14 @@
         <w:t xml:space="preserve">This role sits in healthcare specifically — what’s your plan for getting up to speed on the industry?</w:t>
       </w:r>
     </w:p>
-    <w:p>
-      <w:r>
-        <w:pict>
-          <v:rect style="width:0;height:1.5pt" o:hralign="center" o:hrstd="t" o:hr="t"/>
-        </w:pict>
-      </w:r>
-    </w:p>
-    <w:bookmarkEnd w:id="32"/>
-    <w:bookmarkStart w:id="33" w:name="questions-to-ask-the-hiring-manager"/>
+    <w:bookmarkEnd w:id="33"/>
+    <w:bookmarkStart w:id="34" w:name="questions-to-ask-the-hiring-manager"/>
     <w:p>
       <w:pPr>
         <w:pStyle w:val="Heading2"/>
       </w:pPr>
       <w:r>
-        <w:t xml:space="preserve">12. Questions to Ask the Hiring Manager</w:t>
+        <w:t xml:space="preserve">13. Questions to Ask the Hiring Manager</w:t>
       </w:r>
     </w:p>
     <w:p>
@@ -2528,21 +2655,14 @@
         <w:t xml:space="preserve">What’s your own management style, and what do you look for in how a new Director ramps up with the team?</w:t>
       </w:r>
     </w:p>
-    <w:p>
-      <w:r>
-        <w:pict>
-          <v:rect style="width:0;height:1.5pt" o:hralign="center" o:hrstd="t" o:hr="t"/>
-        </w:pict>
-      </w:r>
-    </w:p>
-    <w:bookmarkEnd w:id="33"/>
-    <w:bookmarkStart w:id="35" w:name="logistics-checklist"/>
+    <w:bookmarkEnd w:id="34"/>
+    <w:bookmarkStart w:id="36" w:name="logistics-checklist"/>
     <w:p>
       <w:pPr>
         <w:pStyle w:val="Heading2"/>
       </w:pPr>
       <w:r>
-        <w:t xml:space="preserve">13. Logistics Checklist</w:t>
+        <w:t xml:space="preserve">14. Logistics Checklist</w:t>
       </w:r>
     </w:p>
     <w:p>
@@ -2566,7 +2686,7 @@
         <w:pStyle w:val="Compact"/>
       </w:pPr>
       <w:r>
-        <w:t xml:space="preserve">Your own questions (Section 12) written down — no printed agenda to glance at on a video call.</w:t>
+        <w:t xml:space="preserve">Your own questions (Section 13) written down — no printed agenda to glance at on a video call.</w:t>
       </w:r>
     </w:p>
     <w:p>
@@ -2579,13 +2699,6 @@
       </w:pPr>
       <w:r>
         <w:t xml:space="preserve">Confirm the Teams link is in your calendar and working before the call starts.</w:t>
-      </w:r>
-    </w:p>
-    <w:p>
-      <w:r>
-        <w:pict>
-          <v:rect style="width:0;height:1.5pt" o:hralign="center" o:hrstd="t" o:hr="t"/>
-        </w:pict>
       </w:r>
     </w:p>
     <w:p>
@@ -2606,7 +2719,7 @@
         </w:rPr>
         <w:t xml:space="preserve"> </w:t>
       </w:r>
-      <w:hyperlink r:id="rId34">
+      <w:hyperlink r:id="rId35">
         <w:r>
           <w:rPr>
             <w:rStyle w:val="Hyperlink"/>
@@ -2631,8 +2744,8 @@
         <w:t xml:space="preserve">into a Claude conversation, Hiring Manager Interview mode.</w:t>
       </w:r>
     </w:p>
-    <w:bookmarkEnd w:id="35"/>
     <w:bookmarkEnd w:id="36"/>
+    <w:bookmarkEnd w:id="37"/>
     <w:sectPr/>
   </w:body>
 </w:document>

--- a/interview_sample_output_cliftonstrengths.docx
+++ b/interview_sample_output_cliftonstrengths.docx
@@ -70,7 +70,7 @@
           <w:bCs/>
           <w:b/>
         </w:rPr>
-        <w:t xml:space="preserve">Tell me about yourself (~40 sec, fill in the brackets first):</w:t>
+        <w:t xml:space="preserve">Tell me about yourself (~35 sec):</w:t>
       </w:r>
     </w:p>
     <w:p>
@@ -81,7 +81,7 @@
         <w:t xml:space="preserve">“</w:t>
       </w:r>
       <w:r>
-        <w:t xml:space="preserve">I’m from [hometown] and earned my [degree] at [school]. I built my career in enterprise SaaS sales, growing a territory from zero to $1.8 million in ARR. Most recently, I managed 30 enterprise accounts, closed $4.2 million in new ARR in 2025, and personally owned renewals on my five largest accounts for two years. That lines up with what this role needs: renewal ownership on high-stakes accounts, trusted VP- and C-level relationships, and a record of building from scratch. I’d bring all three to protecting and growing your $40 million renewal book.</w:t>
+        <w:t xml:space="preserve">My foundation is enterprise SaaS sales, where I grew a territory from zero to $1.8 million in ARR. Most recently, I managed 30 enterprise accounts, closed $4.2 million in new ARR in 2025, and personally owned renewals on my five largest accounts for two years. For this role, I’d bring hands-on renewal ownership, trusted VP- and C-level relationships, and a record of building from scratch. That’s why the chance to own a $40 million renewal book stood out to me.</w:t>
       </w:r>
       <w:r>
         <w:t xml:space="preserve">”</w:t>
@@ -144,13 +144,25 @@
           <w:bCs/>
           <w:b/>
         </w:rPr>
-        <w:t xml:space="preserve">Gap/leaving answer:</w:t>
-      </w:r>
-      <w:r>
-        <w:t xml:space="preserve"> </w:t>
-      </w:r>
-      <w:r>
-        <w:t xml:space="preserve">laid off in a reduction in force (soft second half, not performance-related) — two spoken-ready variants drafted, see Section 4</w:t>
+        <w:t xml:space="preserve">Gap + pivot:</w:t>
+      </w:r>
+      <w:r>
+        <w:t xml:space="preserve"> </w:t>
+      </w:r>
+      <w:r>
+        <w:t xml:space="preserve">“</w:t>
+      </w:r>
+      <w:r>
+        <w:t xml:space="preserve">My role was eliminated in a reduction in force when the company scaled back its enterprise sales organization. For the past two years I’ve owned the renewals on my five largest accounts, and this role puts that work at the center of the job.</w:t>
+      </w:r>
+      <w:r>
+        <w:t xml:space="preserve">”</w:t>
+      </w:r>
+      <w:r>
+        <w:t xml:space="preserve"> </w:t>
+      </w:r>
+      <w:r>
+        <w:t xml:space="preserve">(see Section 4)</w:t>
       </w:r>
       <w:r>
         <w:br/>
@@ -222,7 +234,7 @@
           <w:iCs/>
           <w:i/>
         </w:rPr>
-        <w:t xml:space="preserve">Usually the first question on the call, and it frames everything after it, so most of the time goes to Part 3: the strengths you most want this hiring manager to dig into. Built only from your resume and STAR stories. Your resume doesn’t say where you’re from or where you went to school, so those are [bracketed placeholders] for you to fill in.</w:t>
+        <w:t xml:space="preserve">Usually the first question on the call, and it frames everything after it, so most of the time goes to Part 3: the strengths you most want this hiring manager to dig into. Built only from your resume and STAR stories, since the optional Where you’re from and Education fields were left blank.</w:t>
       </w:r>
     </w:p>
     <w:p>
@@ -245,7 +257,7 @@
         <w:t xml:space="preserve">“</w:t>
       </w:r>
       <w:r>
-        <w:t xml:space="preserve">I’m from [hometown] and earned my [degree] at [school]. I built my career in enterprise SaaS sales, growing a territory from zero to $1.8 million in ARR.</w:t>
+        <w:t xml:space="preserve">My foundation is enterprise SaaS sales, where I grew a territory from zero to $1.8 million in ARR.</w:t>
       </w:r>
       <w:r>
         <w:t xml:space="preserve">”</w:t>
@@ -298,7 +310,7 @@
         <w:t xml:space="preserve"> </w:t>
       </w:r>
       <w:r>
-        <w:t xml:space="preserve">— the three resume strengths that line up most directly with the job description.</w:t>
+        <w:t xml:space="preserve">— the three resume strengths that line up most directly with the job description, ending on a hook tied to this role.</w:t>
       </w:r>
     </w:p>
     <w:p>
@@ -309,7 +321,7 @@
         <w:t xml:space="preserve">“</w:t>
       </w:r>
       <w:r>
-        <w:t xml:space="preserve">That lines up with what this role needs: renewal ownership on high-stakes accounts, trusted VP- and C-level relationships, and a record of building from scratch. I’d bring all three to protecting and growing your $40 million renewal book.</w:t>
+        <w:t xml:space="preserve">For this role, I’d bring hands-on renewal ownership, trusted VP- and C-level relationships, and a record of building from scratch. That’s why the chance to own a $40 million renewal book stood out to me.</w:t>
       </w:r>
       <w:r>
         <w:t xml:space="preserve">”</w:t>
@@ -324,7 +336,7 @@
           <w:bCs/>
           <w:b/>
         </w:rPr>
-        <w:t xml:space="preserve">All together (~92 words, about 40 seconds):</w:t>
+        <w:t xml:space="preserve">(a) The full answer (~80 words, about 35 seconds):</w:t>
       </w:r>
     </w:p>
     <w:p>
@@ -335,7 +347,7 @@
         <w:t xml:space="preserve">“</w:t>
       </w:r>
       <w:r>
-        <w:t xml:space="preserve">I’m from [hometown] and earned my [degree] at [school]. I built my career in enterprise SaaS sales, growing a territory from zero to $1.8 million in ARR. Most recently, I managed 30 enterprise accounts, closed $4.2 million in new ARR in 2025, and personally owned renewals on my five largest accounts for two years. That lines up with what this role needs: renewal ownership on high-stakes accounts, trusted VP- and C-level relationships, and a record of building from scratch. I’d bring all three to protecting and growing your $40 million renewal book.</w:t>
+        <w:t xml:space="preserve">My foundation is enterprise SaaS sales, where I grew a territory from zero to $1.8 million in ARR. Most recently, I managed 30 enterprise accounts, closed $4.2 million in new ARR in 2025, and personally owned renewals on my five largest accounts for two years. For this role, I’d bring hands-on renewal ownership, trusted VP- and C-level relationships, and a record of building from scratch. That’s why the chance to own a $40 million renewal book stood out to me.</w:t>
       </w:r>
       <w:r>
         <w:t xml:space="preserve">”</w:t>
@@ -350,13 +362,99 @@
           <w:bCs/>
           <w:b/>
         </w:rPr>
-        <w:t xml:space="preserve">Delivery note:</w:t>
-      </w:r>
-      <w:r>
-        <w:t xml:space="preserve"> </w:t>
-      </w:r>
-      <w:r>
-        <w:t xml:space="preserve">Stay under 45 seconds. Part 1 is a quick setup, not a walk through every job in order. Stop after Part 3 and let the hiring manager choose the next question; they’ll usually pull on one of the three things you just named.</w:t>
+        <w:t xml:space="preserve">(b) 20-second version</w:t>
+      </w:r>
+      <w:r>
+        <w:t xml:space="preserve"> </w:t>
+      </w:r>
+      <w:r>
+        <w:t xml:space="preserve">(for a panel where several people ask, or a quick networking conversation):</w:t>
+      </w:r>
+    </w:p>
+    <w:p>
+      <w:pPr>
+        <w:pStyle w:val="BlockText"/>
+      </w:pPr>
+      <w:r>
+        <w:t xml:space="preserve">“</w:t>
+      </w:r>
+      <w:r>
+        <w:t xml:space="preserve">Most recently, I managed 30 enterprise accounts, closed $4.2 million in new ARR, and owned renewals on my five largest. I’d bring that renewal ownership and those executive relationships here, which is why owning a $40 million renewal book stood out to me.</w:t>
+      </w:r>
+      <w:r>
+        <w:t xml:space="preserve">”</w:t>
+      </w:r>
+    </w:p>
+    <w:p>
+      <w:pPr>
+        <w:pStyle w:val="FirstParagraph"/>
+      </w:pPr>
+      <w:r>
+        <w:rPr>
+          <w:bCs/>
+          <w:b/>
+        </w:rPr>
+        <w:t xml:space="preserve">(c) Likely next question:</w:t>
+      </w:r>
+      <w:r>
+        <w:t xml:space="preserve"> </w:t>
+      </w:r>
+      <w:r>
+        <w:t xml:space="preserve">expect</w:t>
+      </w:r>
+      <w:r>
+        <w:t xml:space="preserve"> </w:t>
+      </w:r>
+      <w:r>
+        <w:t xml:space="preserve">“</w:t>
+      </w:r>
+      <w:r>
+        <w:t xml:space="preserve">So what happened there?</w:t>
+      </w:r>
+      <w:r>
+        <w:t xml:space="preserve">”</w:t>
+      </w:r>
+      <w:r>
+        <w:t xml:space="preserve"> </w:t>
+      </w:r>
+      <w:r>
+        <w:t xml:space="preserve">right after this. Part 2 deliberately doesn’t mention the layoff. Go straight to the gap statement and pivot in Section 4.</w:t>
+      </w:r>
+    </w:p>
+    <w:p>
+      <w:pPr>
+        <w:pStyle w:val="BodyText"/>
+      </w:pPr>
+      <w:r>
+        <w:rPr>
+          <w:bCs/>
+          <w:b/>
+        </w:rPr>
+        <w:t xml:space="preserve">(d) Part 1 note:</w:t>
+      </w:r>
+      <w:r>
+        <w:t xml:space="preserve"> </w:t>
+      </w:r>
+      <w:r>
+        <w:t xml:space="preserve">your resume doesn’t say where you’re from or where you went to school, so Part 1 leaves both out and opens with your career foundation. Fill in the optional Where you’re from and Education fields in the tool to round it out.</w:t>
+      </w:r>
+    </w:p>
+    <w:p>
+      <w:pPr>
+        <w:pStyle w:val="BodyText"/>
+      </w:pPr>
+      <w:r>
+        <w:rPr>
+          <w:bCs/>
+          <w:b/>
+        </w:rPr>
+        <w:t xml:space="preserve">(e) Delivery note:</w:t>
+      </w:r>
+      <w:r>
+        <w:t xml:space="preserve"> </w:t>
+      </w:r>
+      <w:r>
+        <w:t xml:space="preserve">stay under 45 seconds, and don’t walk through every job in order. Stop after the hook and let the hiring manager choose the next question; they’ll usually pull on one of the three things you just named.</w:t>
       </w:r>
     </w:p>
     <w:bookmarkEnd w:id="21"/>
@@ -604,7 +702,7 @@
           <w:iCs/>
           <w:i/>
         </w:rPr>
-        <w:t xml:space="preserve">Drafted directly from the reason you gave — laid off in a reduction in force when your last company scaled back its enterprise sales org after a soft second half; not performance-related. Two spoken-ready variants, since hiring managers tend to probe this a bit deeper than a recruiter screen would — both are built to hold up under one natural follow-up.</w:t>
+        <w:t xml:space="preserve">Built from the reason you gave: laid off in a reduction in force when your last company scaled back its enterprise sales org after a soft second half. State it, pivot, stop.</w:t>
       </w:r>
     </w:p>
     <w:p>
@@ -616,7 +714,169 @@
           <w:bCs/>
           <w:b/>
         </w:rPr>
-        <w:t xml:space="preserve">Variant 1 (brief, one sentence):</w:t>
+        <w:t xml:space="preserve">(a) Gap statement — pick one:</w:t>
+      </w:r>
+    </w:p>
+    <w:p>
+      <w:pPr>
+        <w:numPr>
+          <w:ilvl w:val="0"/>
+          <w:numId w:val="1003"/>
+        </w:numPr>
+        <w:pStyle w:val="Compact"/>
+      </w:pPr>
+      <w:r>
+        <w:t xml:space="preserve">“</w:t>
+      </w:r>
+      <w:r>
+        <w:t xml:space="preserve">My role was eliminated in a reduction in force when the company scaled back its enterprise sales organization.</w:t>
+      </w:r>
+      <w:r>
+        <w:t xml:space="preserve">”</w:t>
+      </w:r>
+    </w:p>
+    <w:p>
+      <w:pPr>
+        <w:numPr>
+          <w:ilvl w:val="0"/>
+          <w:numId w:val="1003"/>
+        </w:numPr>
+        <w:pStyle w:val="Compact"/>
+      </w:pPr>
+      <w:r>
+        <w:t xml:space="preserve">“</w:t>
+      </w:r>
+      <w:r>
+        <w:t xml:space="preserve">My position was part of a reduction in force after the company cut enterprise sales headcount following a soft second half.</w:t>
+      </w:r>
+      <w:r>
+        <w:t xml:space="preserve">”</w:t>
+      </w:r>
+    </w:p>
+    <w:p>
+      <w:pPr>
+        <w:numPr>
+          <w:ilvl w:val="0"/>
+          <w:numId w:val="1003"/>
+        </w:numPr>
+        <w:pStyle w:val="Compact"/>
+      </w:pPr>
+      <w:r>
+        <w:t xml:space="preserve">“</w:t>
+      </w:r>
+      <w:r>
+        <w:t xml:space="preserve">The company restructured its enterprise sales team after a slower second half, and my role was eliminated.</w:t>
+      </w:r>
+      <w:r>
+        <w:t xml:space="preserve">”</w:t>
+      </w:r>
+    </w:p>
+    <w:p>
+      <w:pPr>
+        <w:pStyle w:val="FirstParagraph"/>
+      </w:pPr>
+      <w:r>
+        <w:rPr>
+          <w:bCs/>
+          <w:b/>
+        </w:rPr>
+        <w:t xml:space="preserve">(b) Pivot — pick one:</w:t>
+      </w:r>
+    </w:p>
+    <w:p>
+      <w:pPr>
+        <w:numPr>
+          <w:ilvl w:val="0"/>
+          <w:numId w:val="1004"/>
+        </w:numPr>
+        <w:pStyle w:val="Compact"/>
+      </w:pPr>
+      <w:r>
+        <w:rPr>
+          <w:iCs/>
+          <w:i/>
+        </w:rPr>
+        <w:t xml:space="preserve">General:</w:t>
+      </w:r>
+      <w:r>
+        <w:t xml:space="preserve"> </w:t>
+      </w:r>
+      <w:r>
+        <w:t xml:space="preserve">“</w:t>
+      </w:r>
+      <w:r>
+        <w:t xml:space="preserve">Now I’m looking to build on a growing book rather than a shrinking one, and this role is exactly that.</w:t>
+      </w:r>
+      <w:r>
+        <w:t xml:space="preserve">”</w:t>
+      </w:r>
+    </w:p>
+    <w:p>
+      <w:pPr>
+        <w:numPr>
+          <w:ilvl w:val="0"/>
+          <w:numId w:val="1004"/>
+        </w:numPr>
+        <w:pStyle w:val="Compact"/>
+      </w:pPr>
+      <w:r>
+        <w:rPr>
+          <w:iCs/>
+          <w:i/>
+        </w:rPr>
+        <w:t xml:space="preserve">From your resume:</w:t>
+      </w:r>
+      <w:r>
+        <w:t xml:space="preserve"> </w:t>
+      </w:r>
+      <w:r>
+        <w:t xml:space="preserve">“</w:t>
+      </w:r>
+      <w:r>
+        <w:t xml:space="preserve">For the past two years I’ve owned the renewals on my five largest accounts, and this role puts that work at the center of the job.</w:t>
+      </w:r>
+      <w:r>
+        <w:t xml:space="preserve">”</w:t>
+      </w:r>
+    </w:p>
+    <w:p>
+      <w:pPr>
+        <w:numPr>
+          <w:ilvl w:val="0"/>
+          <w:numId w:val="1004"/>
+        </w:numPr>
+        <w:pStyle w:val="Compact"/>
+      </w:pPr>
+      <w:r>
+        <w:rPr>
+          <w:iCs/>
+          <w:i/>
+        </w:rPr>
+        <w:t xml:space="preserve">From this role:</w:t>
+      </w:r>
+      <w:r>
+        <w:t xml:space="preserve"> </w:t>
+      </w:r>
+      <w:r>
+        <w:t xml:space="preserve">“</w:t>
+      </w:r>
+      <w:r>
+        <w:t xml:space="preserve">Leading retention on a $40 million renewal book is a direct step up from the renewal work I’ve already been doing.</w:t>
+      </w:r>
+      <w:r>
+        <w:t xml:space="preserve">”</w:t>
+      </w:r>
+    </w:p>
+    <w:p>
+      <w:pPr>
+        <w:pStyle w:val="FirstParagraph"/>
+      </w:pPr>
+      <w:r>
+        <w:rPr>
+          <w:bCs/>
+          <w:b/>
+        </w:rPr>
+        <w:t xml:space="preserve">(c) Combined (under 10 seconds):</w:t>
       </w:r>
     </w:p>
     <w:p>
@@ -627,7 +887,7 @@
         <w:t xml:space="preserve">“</w:t>
       </w:r>
       <w:r>
-        <w:t xml:space="preserve">I was let go as part of a broader restructuring when the company scaled back the enterprise sales org after a soft second half — it wasn’t performance-related, and it’s part of why I’m excited about a role like this one, where the book is stable and growing rather than being cut.</w:t>
+        <w:t xml:space="preserve">My role was eliminated in a reduction in force when the company scaled back its enterprise sales organization. For the past two years I’ve owned the renewals on my five largest accounts, and this role puts that work at the center of the job.</w:t>
       </w:r>
       <w:r>
         <w:t xml:space="preserve">”</w:t>
@@ -642,18 +902,38 @@
           <w:bCs/>
           <w:b/>
         </w:rPr>
-        <w:t xml:space="preserve">Variant 2 (slightly more context, two sentences):</w:t>
-      </w:r>
-    </w:p>
-    <w:p>
-      <w:pPr>
-        <w:pStyle w:val="BlockText"/>
-      </w:pPr>
+        <w:t xml:space="preserve">(d) Likely follow-ups, one-sentence replies</w:t>
+      </w:r>
+      <w:r>
+        <w:t xml:space="preserve"> </w:t>
+      </w:r>
+      <w:r>
+        <w:t xml:space="preserve">(fill in the brackets yourself):</w:t>
+      </w:r>
+    </w:p>
+    <w:p>
+      <w:pPr>
+        <w:numPr>
+          <w:ilvl w:val="0"/>
+          <w:numId w:val="1005"/>
+        </w:numPr>
+        <w:pStyle w:val="Compact"/>
+      </w:pPr>
+      <w:r>
+        <w:rPr>
+          <w:iCs/>
+          <w:i/>
+        </w:rPr>
+        <w:t xml:space="preserve">Why was your role selected?</w:t>
+      </w:r>
+      <w:r>
+        <w:t xml:space="preserve"> </w:t>
+      </w:r>
       <w:r>
         <w:t xml:space="preserve">“</w:t>
       </w:r>
       <w:r>
-        <w:t xml:space="preserve">My role was eliminated in a reduction in force — the company pulled back on enterprise sales headcount after a slower second half, and mine was one of several territories consolidated. I’d rather be somewhere building on a growing book than managing through another round of cuts, which is a big part of why this role caught my attention.</w:t>
+        <w:t xml:space="preserve">It was part of a broader consolidation of [what was consolidated, e.g. territories or teams], and I’m focused now on a role where renewals are the whole job.</w:t>
       </w:r>
       <w:r>
         <w:t xml:space="preserve">”</w:t>
@@ -661,10 +941,206 @@
     </w:p>
     <w:p>
       <w:pPr>
+        <w:numPr>
+          <w:ilvl w:val="0"/>
+          <w:numId w:val="1005"/>
+        </w:numPr>
+        <w:pStyle w:val="Compact"/>
+      </w:pPr>
+      <w:r>
+        <w:rPr>
+          <w:iCs/>
+          <w:i/>
+        </w:rPr>
+        <w:t xml:space="preserve">Were you offered another role internally?</w:t>
+      </w:r>
+      <w:r>
+        <w:t xml:space="preserve"> </w:t>
+      </w:r>
+      <w:r>
+        <w:t xml:space="preserve">“</w:t>
+      </w:r>
+      <w:r>
+        <w:t xml:space="preserve">[Yes, describe it / No, there wasn’t a comparable role], so I’m putting my energy into finding the right next step.</w:t>
+      </w:r>
+      <w:r>
+        <w:t xml:space="preserve">”</w:t>
+      </w:r>
+    </w:p>
+    <w:p>
+      <w:pPr>
+        <w:numPr>
+          <w:ilvl w:val="0"/>
+          <w:numId w:val="1005"/>
+        </w:numPr>
+        <w:pStyle w:val="Compact"/>
+      </w:pPr>
+      <w:r>
+        <w:rPr>
+          <w:iCs/>
+          <w:i/>
+        </w:rPr>
+        <w:t xml:space="preserve">How long have you been looking?</w:t>
+      </w:r>
+      <w:r>
+        <w:t xml:space="preserve"> </w:t>
+      </w:r>
+      <w:r>
+        <w:t xml:space="preserve">“</w:t>
+      </w:r>
+      <w:r>
+        <w:t xml:space="preserve">Since [month], and I’ve been selective about roles where I’d own retention, like this one.</w:t>
+      </w:r>
+      <w:r>
+        <w:t xml:space="preserve">”</w:t>
+      </w:r>
+    </w:p>
+    <w:p>
+      <w:pPr>
+        <w:numPr>
+          <w:ilvl w:val="0"/>
+          <w:numId w:val="1005"/>
+        </w:numPr>
+        <w:pStyle w:val="Compact"/>
+      </w:pPr>
+      <w:r>
+        <w:rPr>
+          <w:iCs/>
+          <w:i/>
+        </w:rPr>
+        <w:t xml:space="preserve">What have you been doing since?</w:t>
+      </w:r>
+      <w:r>
+        <w:t xml:space="preserve"> </w:t>
+      </w:r>
+      <w:r>
+        <w:t xml:space="preserve">“</w:t>
+      </w:r>
+      <w:r>
+        <w:t xml:space="preserve">[What you’ve actually been doing], while focusing my search on customer success leadership.</w:t>
+      </w:r>
+      <w:r>
+        <w:t xml:space="preserve">”</w:t>
+      </w:r>
+    </w:p>
+    <w:p>
+      <w:pPr>
+        <w:numPr>
+          <w:ilvl w:val="0"/>
+          <w:numId w:val="1005"/>
+        </w:numPr>
+        <w:pStyle w:val="Compact"/>
+      </w:pPr>
+      <w:r>
+        <w:rPr>
+          <w:iCs/>
+          <w:i/>
+        </w:rPr>
+        <w:t xml:space="preserve">Were others affected?</w:t>
+      </w:r>
+      <w:r>
+        <w:t xml:space="preserve"> </w:t>
+      </w:r>
+      <w:r>
+        <w:t xml:space="preserve">“</w:t>
+      </w:r>
+      <w:r>
+        <w:t xml:space="preserve">Yes, [roughly how many roles or which teams], and I’m looking forward to building on a growing book here.</w:t>
+      </w:r>
+      <w:r>
+        <w:t xml:space="preserve">”</w:t>
+      </w:r>
+    </w:p>
+    <w:p>
+      <w:pPr>
+        <w:numPr>
+          <w:ilvl w:val="0"/>
+          <w:numId w:val="1005"/>
+        </w:numPr>
+        <w:pStyle w:val="Compact"/>
+      </w:pPr>
+      <w:r>
+        <w:rPr>
+          <w:iCs/>
+          <w:i/>
+        </w:rPr>
+        <w:t xml:space="preserve">Would you go back?</w:t>
+      </w:r>
+      <w:r>
+        <w:t xml:space="preserve"> </w:t>
+      </w:r>
+      <w:r>
+        <w:t xml:space="preserve">“</w:t>
+      </w:r>
+      <w:r>
+        <w:t xml:space="preserve">[Your honest answer], but a role like this, where renewal ownership is the core of the job, is where I want to be.</w:t>
+      </w:r>
+      <w:r>
+        <w:t xml:space="preserve">”</w:t>
+      </w:r>
+    </w:p>
+    <w:p>
+      <w:pPr>
+        <w:numPr>
+          <w:ilvl w:val="0"/>
+          <w:numId w:val="1005"/>
+        </w:numPr>
+        <w:pStyle w:val="Compact"/>
+      </w:pPr>
+      <w:r>
+        <w:rPr>
+          <w:iCs/>
+          <w:i/>
+        </w:rPr>
+        <w:t xml:space="preserve">Can we talk to a reference from there?</w:t>
+      </w:r>
+      <w:r>
+        <w:t xml:space="preserve"> </w:t>
+      </w:r>
+      <w:r>
+        <w:t xml:space="preserve">“</w:t>
+      </w:r>
+      <w:r>
+        <w:t xml:space="preserve">Yes, [name, title] worked with me on my top accounts and can speak to my renewal work.</w:t>
+      </w:r>
+      <w:r>
+        <w:t xml:space="preserve">”</w:t>
+      </w:r>
+    </w:p>
+    <w:p>
+      <w:pPr>
         <w:pStyle w:val="FirstParagraph"/>
       </w:pPr>
       <w:r>
-        <w:t xml:space="preserve">Both stay factual and forward-looking, name the cause plainly (a business-driven RIF, not a performance issue) without over-explaining it, and use the second sentence to pivot straight into genuine interest in the role rather than dwelling on the layoff itself.</w:t>
+        <w:rPr>
+          <w:bCs/>
+          <w:b/>
+        </w:rPr>
+        <w:t xml:space="preserve">(e) Delivery note:</w:t>
+      </w:r>
+      <w:r>
+        <w:t xml:space="preserve"> </w:t>
+      </w:r>
+      <w:r>
+        <w:t xml:space="preserve">say the gap statement neutrally, the way you’d state a job title. Don’t add</w:t>
+      </w:r>
+      <w:r>
+        <w:t xml:space="preserve"> </w:t>
+      </w:r>
+      <w:r>
+        <w:t xml:space="preserve">“</w:t>
+      </w:r>
+      <w:r>
+        <w:t xml:space="preserve">it wasn’t performance-related</w:t>
+      </w:r>
+      <w:r>
+        <w:t xml:space="preserve">”</w:t>
+      </w:r>
+      <w:r>
+        <w:t xml:space="preserve"> </w:t>
+      </w:r>
+      <w:r>
+        <w:t xml:space="preserve">unless someone asks directly; volunteering it sounds defensive. Answer only what’s asked, and stop talking after the pivot.</w:t>
       </w:r>
     </w:p>
     <w:bookmarkEnd w:id="24"/>
@@ -1407,7 +1883,7 @@
       <w:pPr>
         <w:numPr>
           <w:ilvl w:val="0"/>
-          <w:numId w:val="1003"/>
+          <w:numId w:val="1006"/>
         </w:numPr>
         <w:pStyle w:val="Compact"/>
       </w:pPr>
@@ -1429,7 +1905,7 @@
       <w:pPr>
         <w:numPr>
           <w:ilvl w:val="0"/>
-          <w:numId w:val="1003"/>
+          <w:numId w:val="1006"/>
         </w:numPr>
         <w:pStyle w:val="Compact"/>
       </w:pPr>
@@ -1451,7 +1927,7 @@
       <w:pPr>
         <w:numPr>
           <w:ilvl w:val="0"/>
-          <w:numId w:val="1003"/>
+          <w:numId w:val="1006"/>
         </w:numPr>
         <w:pStyle w:val="Compact"/>
       </w:pPr>
@@ -1473,7 +1949,7 @@
       <w:pPr>
         <w:numPr>
           <w:ilvl w:val="0"/>
-          <w:numId w:val="1003"/>
+          <w:numId w:val="1006"/>
         </w:numPr>
         <w:pStyle w:val="Compact"/>
       </w:pPr>
@@ -1627,7 +2103,7 @@
       <w:pPr>
         <w:numPr>
           <w:ilvl w:val="0"/>
-          <w:numId w:val="1004"/>
+          <w:numId w:val="1007"/>
         </w:numPr>
         <w:pStyle w:val="Compact"/>
       </w:pPr>
@@ -1639,7 +2115,7 @@
       <w:pPr>
         <w:numPr>
           <w:ilvl w:val="0"/>
-          <w:numId w:val="1004"/>
+          <w:numId w:val="1007"/>
         </w:numPr>
         <w:pStyle w:val="Compact"/>
       </w:pPr>
@@ -1663,7 +2139,7 @@
       <w:pPr>
         <w:numPr>
           <w:ilvl w:val="0"/>
-          <w:numId w:val="1004"/>
+          <w:numId w:val="1007"/>
         </w:numPr>
         <w:pStyle w:val="Compact"/>
       </w:pPr>
@@ -1675,7 +2151,7 @@
       <w:pPr>
         <w:numPr>
           <w:ilvl w:val="0"/>
-          <w:numId w:val="1004"/>
+          <w:numId w:val="1007"/>
         </w:numPr>
         <w:pStyle w:val="Compact"/>
       </w:pPr>
@@ -1699,7 +2175,7 @@
       <w:pPr>
         <w:numPr>
           <w:ilvl w:val="0"/>
-          <w:numId w:val="1005"/>
+          <w:numId w:val="1008"/>
         </w:numPr>
         <w:pStyle w:val="Compact"/>
       </w:pPr>
@@ -1711,7 +2187,7 @@
       <w:pPr>
         <w:numPr>
           <w:ilvl w:val="0"/>
-          <w:numId w:val="1005"/>
+          <w:numId w:val="1008"/>
         </w:numPr>
         <w:pStyle w:val="Compact"/>
       </w:pPr>
@@ -1723,7 +2199,7 @@
       <w:pPr>
         <w:numPr>
           <w:ilvl w:val="0"/>
-          <w:numId w:val="1005"/>
+          <w:numId w:val="1008"/>
         </w:numPr>
         <w:pStyle w:val="Compact"/>
       </w:pPr>
@@ -1747,7 +2223,7 @@
       <w:pPr>
         <w:numPr>
           <w:ilvl w:val="0"/>
-          <w:numId w:val="1006"/>
+          <w:numId w:val="1009"/>
         </w:numPr>
         <w:pStyle w:val="Compact"/>
       </w:pPr>
@@ -1769,7 +2245,7 @@
       <w:pPr>
         <w:numPr>
           <w:ilvl w:val="0"/>
-          <w:numId w:val="1006"/>
+          <w:numId w:val="1009"/>
         </w:numPr>
         <w:pStyle w:val="Compact"/>
       </w:pPr>
@@ -1791,7 +2267,7 @@
       <w:pPr>
         <w:numPr>
           <w:ilvl w:val="0"/>
-          <w:numId w:val="1006"/>
+          <w:numId w:val="1009"/>
         </w:numPr>
         <w:pStyle w:val="Compact"/>
       </w:pPr>
@@ -1825,7 +2301,7 @@
       <w:pPr>
         <w:numPr>
           <w:ilvl w:val="0"/>
-          <w:numId w:val="1007"/>
+          <w:numId w:val="1010"/>
         </w:numPr>
         <w:pStyle w:val="Compact"/>
       </w:pPr>
@@ -1853,7 +2329,7 @@
       <w:pPr>
         <w:numPr>
           <w:ilvl w:val="0"/>
-          <w:numId w:val="1008"/>
+          <w:numId w:val="1011"/>
         </w:numPr>
         <w:pStyle w:val="Compact"/>
       </w:pPr>
@@ -1865,7 +2341,7 @@
       <w:pPr>
         <w:numPr>
           <w:ilvl w:val="0"/>
-          <w:numId w:val="1008"/>
+          <w:numId w:val="1011"/>
         </w:numPr>
         <w:pStyle w:val="Compact"/>
       </w:pPr>
@@ -1895,7 +2371,7 @@
       <w:pPr>
         <w:numPr>
           <w:ilvl w:val="0"/>
-          <w:numId w:val="1009"/>
+          <w:numId w:val="1012"/>
         </w:numPr>
         <w:pStyle w:val="Compact"/>
       </w:pPr>
@@ -1907,7 +2383,7 @@
       <w:pPr>
         <w:numPr>
           <w:ilvl w:val="0"/>
-          <w:numId w:val="1009"/>
+          <w:numId w:val="1012"/>
         </w:numPr>
         <w:pStyle w:val="Compact"/>
       </w:pPr>
@@ -1919,7 +2395,7 @@
       <w:pPr>
         <w:numPr>
           <w:ilvl w:val="0"/>
-          <w:numId w:val="1009"/>
+          <w:numId w:val="1012"/>
         </w:numPr>
         <w:pStyle w:val="Compact"/>
       </w:pPr>
@@ -1931,7 +2407,7 @@
       <w:pPr>
         <w:numPr>
           <w:ilvl w:val="0"/>
-          <w:numId w:val="1009"/>
+          <w:numId w:val="1012"/>
         </w:numPr>
         <w:pStyle w:val="Compact"/>
       </w:pPr>
@@ -1943,7 +2419,7 @@
       <w:pPr>
         <w:numPr>
           <w:ilvl w:val="0"/>
-          <w:numId w:val="1009"/>
+          <w:numId w:val="1012"/>
         </w:numPr>
         <w:pStyle w:val="Compact"/>
       </w:pPr>
@@ -1955,7 +2431,7 @@
       <w:pPr>
         <w:numPr>
           <w:ilvl w:val="0"/>
-          <w:numId w:val="1009"/>
+          <w:numId w:val="1012"/>
         </w:numPr>
         <w:pStyle w:val="Compact"/>
       </w:pPr>
@@ -1985,7 +2461,7 @@
       <w:pPr>
         <w:numPr>
           <w:ilvl w:val="0"/>
-          <w:numId w:val="1010"/>
+          <w:numId w:val="1013"/>
         </w:numPr>
         <w:pStyle w:val="Compact"/>
       </w:pPr>
@@ -2025,7 +2501,7 @@
       <w:pPr>
         <w:numPr>
           <w:ilvl w:val="0"/>
-          <w:numId w:val="1010"/>
+          <w:numId w:val="1013"/>
         </w:numPr>
         <w:pStyle w:val="Compact"/>
       </w:pPr>
@@ -2047,7 +2523,7 @@
       <w:pPr>
         <w:numPr>
           <w:ilvl w:val="0"/>
-          <w:numId w:val="1010"/>
+          <w:numId w:val="1013"/>
         </w:numPr>
         <w:pStyle w:val="Compact"/>
       </w:pPr>
@@ -2069,7 +2545,7 @@
       <w:pPr>
         <w:numPr>
           <w:ilvl w:val="0"/>
-          <w:numId w:val="1010"/>
+          <w:numId w:val="1013"/>
         </w:numPr>
         <w:pStyle w:val="Compact"/>
       </w:pPr>
@@ -2133,7 +2609,7 @@
       <w:pPr>
         <w:numPr>
           <w:ilvl w:val="0"/>
-          <w:numId w:val="1011"/>
+          <w:numId w:val="1014"/>
         </w:numPr>
         <w:pStyle w:val="Compact"/>
       </w:pPr>
@@ -2155,7 +2631,7 @@
       <w:pPr>
         <w:numPr>
           <w:ilvl w:val="0"/>
-          <w:numId w:val="1011"/>
+          <w:numId w:val="1014"/>
         </w:numPr>
         <w:pStyle w:val="Compact"/>
       </w:pPr>
@@ -2177,7 +2653,7 @@
       <w:pPr>
         <w:numPr>
           <w:ilvl w:val="0"/>
-          <w:numId w:val="1011"/>
+          <w:numId w:val="1014"/>
         </w:numPr>
         <w:pStyle w:val="Compact"/>
       </w:pPr>
@@ -2199,7 +2675,7 @@
       <w:pPr>
         <w:numPr>
           <w:ilvl w:val="0"/>
-          <w:numId w:val="1011"/>
+          <w:numId w:val="1014"/>
         </w:numPr>
         <w:pStyle w:val="Compact"/>
       </w:pPr>
@@ -2221,7 +2697,7 @@
       <w:pPr>
         <w:numPr>
           <w:ilvl w:val="0"/>
-          <w:numId w:val="1011"/>
+          <w:numId w:val="1014"/>
         </w:numPr>
         <w:pStyle w:val="Compact"/>
       </w:pPr>
@@ -2255,7 +2731,7 @@
       <w:pPr>
         <w:numPr>
           <w:ilvl w:val="0"/>
-          <w:numId w:val="1012"/>
+          <w:numId w:val="1015"/>
         </w:numPr>
         <w:pStyle w:val="Compact"/>
       </w:pPr>
@@ -2277,7 +2753,7 @@
       <w:pPr>
         <w:numPr>
           <w:ilvl w:val="0"/>
-          <w:numId w:val="1012"/>
+          <w:numId w:val="1015"/>
         </w:numPr>
         <w:pStyle w:val="Compact"/>
       </w:pPr>
@@ -2299,7 +2775,7 @@
       <w:pPr>
         <w:numPr>
           <w:ilvl w:val="0"/>
-          <w:numId w:val="1012"/>
+          <w:numId w:val="1015"/>
         </w:numPr>
         <w:pStyle w:val="Compact"/>
       </w:pPr>
@@ -2321,7 +2797,7 @@
       <w:pPr>
         <w:numPr>
           <w:ilvl w:val="0"/>
-          <w:numId w:val="1012"/>
+          <w:numId w:val="1015"/>
         </w:numPr>
         <w:pStyle w:val="Compact"/>
       </w:pPr>
@@ -2343,7 +2819,7 @@
       <w:pPr>
         <w:numPr>
           <w:ilvl w:val="0"/>
-          <w:numId w:val="1012"/>
+          <w:numId w:val="1015"/>
         </w:numPr>
         <w:pStyle w:val="Compact"/>
       </w:pPr>
@@ -2395,7 +2871,7 @@
       <w:pPr>
         <w:numPr>
           <w:ilvl w:val="0"/>
-          <w:numId w:val="1013"/>
+          <w:numId w:val="1016"/>
         </w:numPr>
         <w:pStyle w:val="Compact"/>
       </w:pPr>
@@ -2429,7 +2905,7 @@
       <w:pPr>
         <w:numPr>
           <w:ilvl w:val="0"/>
-          <w:numId w:val="1014"/>
+          <w:numId w:val="1017"/>
         </w:numPr>
         <w:pStyle w:val="Compact"/>
       </w:pPr>
@@ -2441,7 +2917,7 @@
       <w:pPr>
         <w:numPr>
           <w:ilvl w:val="0"/>
-          <w:numId w:val="1014"/>
+          <w:numId w:val="1017"/>
         </w:numPr>
         <w:pStyle w:val="Compact"/>
       </w:pPr>
@@ -2465,7 +2941,7 @@
       <w:pPr>
         <w:numPr>
           <w:ilvl w:val="0"/>
-          <w:numId w:val="1015"/>
+          <w:numId w:val="1018"/>
         </w:numPr>
         <w:pStyle w:val="Compact"/>
       </w:pPr>
@@ -2477,7 +2953,7 @@
       <w:pPr>
         <w:numPr>
           <w:ilvl w:val="0"/>
-          <w:numId w:val="1015"/>
+          <w:numId w:val="1018"/>
         </w:numPr>
         <w:pStyle w:val="Compact"/>
       </w:pPr>
@@ -2501,7 +2977,7 @@
       <w:pPr>
         <w:numPr>
           <w:ilvl w:val="0"/>
-          <w:numId w:val="1016"/>
+          <w:numId w:val="1019"/>
         </w:numPr>
         <w:pStyle w:val="Compact"/>
       </w:pPr>
@@ -2535,7 +3011,7 @@
       <w:pPr>
         <w:numPr>
           <w:ilvl w:val="0"/>
-          <w:numId w:val="1017"/>
+          <w:numId w:val="1020"/>
         </w:numPr>
         <w:pStyle w:val="Compact"/>
       </w:pPr>
@@ -2547,7 +3023,7 @@
       <w:pPr>
         <w:numPr>
           <w:ilvl w:val="0"/>
-          <w:numId w:val="1017"/>
+          <w:numId w:val="1020"/>
         </w:numPr>
         <w:pStyle w:val="Compact"/>
       </w:pPr>
@@ -2577,7 +3053,7 @@
       <w:pPr>
         <w:numPr>
           <w:ilvl w:val="0"/>
-          <w:numId w:val="1018"/>
+          <w:numId w:val="1021"/>
         </w:numPr>
         <w:pStyle w:val="Compact"/>
       </w:pPr>
@@ -2589,7 +3065,7 @@
       <w:pPr>
         <w:numPr>
           <w:ilvl w:val="0"/>
-          <w:numId w:val="1018"/>
+          <w:numId w:val="1021"/>
         </w:numPr>
         <w:pStyle w:val="Compact"/>
       </w:pPr>
@@ -2611,7 +3087,7 @@
       <w:pPr>
         <w:numPr>
           <w:ilvl w:val="0"/>
-          <w:numId w:val="1019"/>
+          <w:numId w:val="1022"/>
         </w:numPr>
         <w:pStyle w:val="Compact"/>
       </w:pPr>
@@ -2623,7 +3099,7 @@
       <w:pPr>
         <w:numPr>
           <w:ilvl w:val="0"/>
-          <w:numId w:val="1019"/>
+          <w:numId w:val="1022"/>
         </w:numPr>
         <w:pStyle w:val="Compact"/>
       </w:pPr>
@@ -2635,7 +3111,7 @@
       <w:pPr>
         <w:numPr>
           <w:ilvl w:val="0"/>
-          <w:numId w:val="1019"/>
+          <w:numId w:val="1022"/>
         </w:numPr>
         <w:pStyle w:val="Compact"/>
       </w:pPr>
@@ -2647,7 +3123,7 @@
       <w:pPr>
         <w:numPr>
           <w:ilvl w:val="0"/>
-          <w:numId w:val="1019"/>
+          <w:numId w:val="1022"/>
         </w:numPr>
         <w:pStyle w:val="Compact"/>
       </w:pPr>
@@ -2669,7 +3145,7 @@
       <w:pPr>
         <w:numPr>
           <w:ilvl w:val="0"/>
-          <w:numId w:val="1020"/>
+          <w:numId w:val="1023"/>
         </w:numPr>
         <w:pStyle w:val="Compact"/>
       </w:pPr>
@@ -2681,7 +3157,7 @@
       <w:pPr>
         <w:numPr>
           <w:ilvl w:val="0"/>
-          <w:numId w:val="1020"/>
+          <w:numId w:val="1023"/>
         </w:numPr>
         <w:pStyle w:val="Compact"/>
       </w:pPr>
@@ -2693,7 +3169,7 @@
       <w:pPr>
         <w:numPr>
           <w:ilvl w:val="0"/>
-          <w:numId w:val="1020"/>
+          <w:numId w:val="1023"/>
         </w:numPr>
         <w:pStyle w:val="Compact"/>
       </w:pPr>
@@ -2928,6 +3404,91 @@
       </w:pPr>
     </w:lvl>
   </w:abstractNum>
+  <w:abstractNum w:abstractNumId="99411">
+    <w:nsid w:val="A99411"/>
+    <w:multiLevelType w:val="multilevel"/>
+    <w:lvl w:ilvl="0">
+      <w:start w:val="1"/>
+      <w:numFmt w:val="decimal"/>
+      <w:lvlText w:val="%1."/>
+      <w:lvlJc w:val="left"/>
+      <w:pPr>
+        <w:ind w:left="720" w:hanging="480"/>
+      </w:pPr>
+    </w:lvl>
+    <w:lvl w:ilvl="1">
+      <w:start w:val="1"/>
+      <w:numFmt w:val="decimal"/>
+      <w:lvlText w:val="%2."/>
+      <w:lvlJc w:val="left"/>
+      <w:pPr>
+        <w:ind w:left="1440" w:hanging="480"/>
+      </w:pPr>
+    </w:lvl>
+    <w:lvl w:ilvl="2">
+      <w:start w:val="1"/>
+      <w:numFmt w:val="decimal"/>
+      <w:lvlText w:val="%3."/>
+      <w:lvlJc w:val="left"/>
+      <w:pPr>
+        <w:ind w:left="2160" w:hanging="480"/>
+      </w:pPr>
+    </w:lvl>
+    <w:lvl w:ilvl="3">
+      <w:start w:val="1"/>
+      <w:numFmt w:val="decimal"/>
+      <w:lvlText w:val="%4."/>
+      <w:lvlJc w:val="left"/>
+      <w:pPr>
+        <w:ind w:left="2880" w:hanging="480"/>
+      </w:pPr>
+    </w:lvl>
+    <w:lvl w:ilvl="4">
+      <w:start w:val="1"/>
+      <w:numFmt w:val="decimal"/>
+      <w:lvlText w:val="%5."/>
+      <w:lvlJc w:val="left"/>
+      <w:pPr>
+        <w:ind w:left="3600" w:hanging="480"/>
+      </w:pPr>
+    </w:lvl>
+    <w:lvl w:ilvl="5">
+      <w:start w:val="1"/>
+      <w:numFmt w:val="decimal"/>
+      <w:lvlText w:val="%6."/>
+      <w:lvlJc w:val="left"/>
+      <w:pPr>
+        <w:ind w:left="4320" w:hanging="480"/>
+      </w:pPr>
+    </w:lvl>
+    <w:lvl w:ilvl="6">
+      <w:start w:val="1"/>
+      <w:numFmt w:val="decimal"/>
+      <w:lvlText w:val="%7."/>
+      <w:lvlJc w:val="left"/>
+      <w:pPr>
+        <w:ind w:left="5040" w:hanging="480"/>
+      </w:pPr>
+    </w:lvl>
+    <w:lvl w:ilvl="7">
+      <w:start w:val="1"/>
+      <w:numFmt w:val="decimal"/>
+      <w:lvlText w:val="%8."/>
+      <w:lvlJc w:val="left"/>
+      <w:pPr>
+        <w:ind w:left="5760" w:hanging="480"/>
+      </w:pPr>
+    </w:lvl>
+    <w:lvl w:ilvl="8">
+      <w:start w:val="1"/>
+      <w:numFmt w:val="decimal"/>
+      <w:lvlText w:val="%9."/>
+      <w:lvlJc w:val="left"/>
+      <w:pPr>
+        <w:ind w:left="6480" w:hanging="480"/>
+      </w:pPr>
+    </w:lvl>
+  </w:abstractNum>
   <w:num w:numId="1000">
     <w:abstractNumId w:val="990"/>
   </w:num>
@@ -2938,10 +3499,64 @@
     <w:abstractNumId w:val="991"/>
   </w:num>
   <w:num w:numId="1003">
-    <w:abstractNumId w:val="991"/>
+    <w:abstractNumId w:val="99411"/>
+    <w:lvlOverride w:ilvl="0">
+      <w:startOverride w:val="1"/>
+    </w:lvlOverride>
+    <w:lvlOverride w:ilvl="1">
+      <w:startOverride w:val="1"/>
+    </w:lvlOverride>
+    <w:lvlOverride w:ilvl="2">
+      <w:startOverride w:val="1"/>
+    </w:lvlOverride>
+    <w:lvlOverride w:ilvl="3">
+      <w:startOverride w:val="1"/>
+    </w:lvlOverride>
+    <w:lvlOverride w:ilvl="4">
+      <w:startOverride w:val="1"/>
+    </w:lvlOverride>
+    <w:lvlOverride w:ilvl="5">
+      <w:startOverride w:val="1"/>
+    </w:lvlOverride>
+    <w:lvlOverride w:ilvl="6">
+      <w:startOverride w:val="1"/>
+    </w:lvlOverride>
+    <w:lvlOverride w:ilvl="7">
+      <w:startOverride w:val="1"/>
+    </w:lvlOverride>
+    <w:lvlOverride w:ilvl="8">
+      <w:startOverride w:val="1"/>
+    </w:lvlOverride>
   </w:num>
   <w:num w:numId="1004">
-    <w:abstractNumId w:val="991"/>
+    <w:abstractNumId w:val="99411"/>
+    <w:lvlOverride w:ilvl="0">
+      <w:startOverride w:val="1"/>
+    </w:lvlOverride>
+    <w:lvlOverride w:ilvl="1">
+      <w:startOverride w:val="1"/>
+    </w:lvlOverride>
+    <w:lvlOverride w:ilvl="2">
+      <w:startOverride w:val="1"/>
+    </w:lvlOverride>
+    <w:lvlOverride w:ilvl="3">
+      <w:startOverride w:val="1"/>
+    </w:lvlOverride>
+    <w:lvlOverride w:ilvl="4">
+      <w:startOverride w:val="1"/>
+    </w:lvlOverride>
+    <w:lvlOverride w:ilvl="5">
+      <w:startOverride w:val="1"/>
+    </w:lvlOverride>
+    <w:lvlOverride w:ilvl="6">
+      <w:startOverride w:val="1"/>
+    </w:lvlOverride>
+    <w:lvlOverride w:ilvl="7">
+      <w:startOverride w:val="1"/>
+    </w:lvlOverride>
+    <w:lvlOverride w:ilvl="8">
+      <w:startOverride w:val="1"/>
+    </w:lvlOverride>
   </w:num>
   <w:num w:numId="1005">
     <w:abstractNumId w:val="991"/>
@@ -2989,6 +3604,15 @@
     <w:abstractNumId w:val="991"/>
   </w:num>
   <w:num w:numId="1020">
+    <w:abstractNumId w:val="991"/>
+  </w:num>
+  <w:num w:numId="1021">
+    <w:abstractNumId w:val="991"/>
+  </w:num>
+  <w:num w:numId="1022">
+    <w:abstractNumId w:val="991"/>
+  </w:num>
+  <w:num w:numId="1023">
     <w:abstractNumId w:val="991"/>
   </w:num>
 </w:numbering>

--- a/interview_sample_output_cliftonstrengths.docx
+++ b/interview_sample_output_cliftonstrengths.docx
@@ -20,14 +20,7 @@
           <w:iCs/>
           <w:i/>
         </w:rPr>
-        <w:t xml:space="preserve">This is what Claude returns for the same Hiring Manager Interview prompt as</w:t>
-      </w:r>
-      <w:r>
-        <w:rPr>
-          <w:iCs/>
-          <w:i/>
-        </w:rPr>
-        <w:t xml:space="preserve"> </w:t>
+        <w:t xml:space="preserve">This is what Claude returns for the same Hiring Manager Interview prompt as </w:t>
       </w:r>
       <w:r>
         <w:rPr>
@@ -42,187 +35,239 @@
           <w:iCs/>
           <w:i/>
         </w:rPr>
-        <w:t xml:space="preserve"> </w:t>
-      </w:r>
+        <w:t xml:space="preserve"> (2 of the 3 optional STAR Stories filled in), with the optional CliftonStrengths fields filled in: 10 themes checked, plus her ranked order. That adds Section 7, CliftonStrengths Talking Points, and feeds the Candidate SWOT in Section 8. Section 7 shows how theme selection works: the guide doesn’t take her top 5. It uses the 6 themes her resume actually backs up and this role actually asks for, including her #10, and leaves out 4, including her #1, with a reason for each. Same fictional candidate (Sarah Chen) and placeholder company as the standard sample. Her themes (1. Woo, 2. Relator, 3. Achiever, 4. Competition, 5. Responsibility, 6. Strategic, 7. Developer, 8. Ideation, 9. Includer, 10. Activator) are illustrative, not results from a real assessment.</w:t>
+      </w:r>
+    </w:p>
+    <w:bookmarkStart w:id="20" w:name="quick-reference"/>
+    <w:p>
+      <w:pPr>
+        <w:pStyle w:val="Heading2"/>
+      </w:pPr>
+      <w:r>
+        <w:t xml:space="preserve">Quick Reference</w:t>
+      </w:r>
+    </w:p>
+    <w:p>
+      <w:pPr>
+        <w:pStyle w:val="FirstParagraph"/>
+      </w:pPr>
+      <w:r>
+        <w:rPr>
+          <w:bCs/>
+          <w:b/>
+        </w:rPr>
+        <w:t xml:space="preserve">Tell me about yourself (~35 sec):</w:t>
+      </w:r>
+    </w:p>
+    <w:p>
+      <w:pPr>
+        <w:pStyle w:val="BlockText"/>
+      </w:pPr>
+      <w:r>
+        <w:t xml:space="preserve">“My foundation is enterprise SaaS sales, where I grew a territory from zero to $1.8 million in ARR. Most recently, I managed 30 enterprise accounts, closed $4.2 million in new ARR in 2025, and personally owned renewals on my five largest accounts for two years. For this role, I’d bring hands-on renewal ownership, trusted VP- and C-level relationships, and a record of building from scratch. That’s why the chance to own a $40 million renewal book stood out to me.”</w:t>
+      </w:r>
+    </w:p>
+    <w:p>
+      <w:pPr>
+        <w:pStyle w:val="FirstParagraph"/>
+      </w:pPr>
+      <w:r>
+        <w:rPr>
+          <w:bCs/>
+          <w:b/>
+        </w:rPr>
+        <w:t xml:space="preserve">Company:</w:t>
+      </w:r>
+      <w:r>
+        <w:t xml:space="preserve"> Meridian Health Systems (placeholder) · </w:t>
+      </w:r>
+      <w:r>
+        <w:rPr>
+          <w:bCs/>
+          <w:b/>
+        </w:rPr>
+        <w:t xml:space="preserve">Role:</w:t>
+      </w:r>
+      <w:r>
+        <w:t xml:space="preserve"> Director, Customer Success · </w:t>
+      </w:r>
+      <w:r>
+        <w:rPr>
+          <w:bCs/>
+          <w:b/>
+        </w:rPr>
+        <w:t xml:space="preserve">Call:</w:t>
+      </w:r>
+      <w:r>
+        <w:t xml:space="preserve"> ~60 min, Microsoft Teams</w:t>
+        <w:br/>
+      </w:r>
+      <w:r>
+        <w:rPr>
+          <w:bCs/>
+          <w:b/>
+        </w:rPr>
+        <w:t xml:space="preserve">Gap + pivot:</w:t>
+      </w:r>
+      <w:r>
+        <w:t xml:space="preserve"> “My role was eliminated in a reduction in force when the company scaled back its enterprise sales organization. For the past two years I’ve owned the renewals on my five largest accounts, and this role puts that work at the center of the job.” (see Section 4)</w:t>
+        <w:br/>
+      </w:r>
+      <w:r>
+        <w:rPr>
+          <w:bCs/>
+          <w:b/>
+        </w:rPr>
+        <w:t xml:space="preserve">CliftonStrengths selected for this role (6 of 10):</w:t>
+      </w:r>
+      <w:r>
+        <w:t xml:space="preserve"> Relator (deep, trusted client relationships) · Developer (invests in other people’s growth) · Responsibility (owns commitments end to end) · Achiever (sustained output under a heavy load) · Strategic (spots risk early and plans around it) · Activator (gets new things moving) — see Section 7</w:t>
+        <w:br/>
+      </w:r>
+      <w:r>
+        <w:rPr>
+          <w:bCs/>
+          <w:b/>
+        </w:rPr>
+        <w:t xml:space="preserve">Strongest resume-to-role matches:</w:t>
+      </w:r>
+      <w:r>
+        <w:t xml:space="preserve"> enterprise portfolio scale (30 accounts / $4.2M new ARR), de facto renewal ownership on top 5 accounts, executive-level relationship building</w:t>
+      </w:r>
+    </w:p>
+    <w:bookmarkEnd w:id="20"/>
+    <w:bookmarkStart w:id="21" w:name="X06b208c4a54169aefe81528c4d6572f7e74514e"/>
+    <w:p>
+      <w:pPr>
+        <w:pStyle w:val="Heading2"/>
+      </w:pPr>
+      <w:r>
+        <w:t xml:space="preserve">1. “Tell Me About Yourself” (30–45 Second Answer)</w:t>
+      </w:r>
+    </w:p>
+    <w:p>
+      <w:pPr>
+        <w:pStyle w:val="FirstParagraph"/>
+      </w:pPr>
       <w:r>
         <w:rPr>
           <w:iCs/>
           <w:i/>
         </w:rPr>
-        <w:t xml:space="preserve">(2 of the 3 optional STAR Stories filled in), with the optional CliftonStrengths fields filled in: 10 themes checked, plus her ranked order. That adds Section 7, CliftonStrengths Talking Points, and feeds the Candidate SWOT in Section 8. Section 7 shows how theme selection works: the guide doesn’t take her top 5. It uses the 6 themes her resume actually backs up and this role actually asks for, including her #10, and leaves out 4, including her #1, with a reason for each. Same fictional candidate (Sarah Chen) and placeholder company as the standard sample. Her themes (1. Woo, 2. Relator, 3. Achiever, 4. Competition, 5. Responsibility, 6. Strategic, 7. Developer, 8. Ideation, 9. Includer, 10. Activator) are illustrative, not results from a real assessment.</w:t>
-      </w:r>
-    </w:p>
-    <w:bookmarkStart w:id="20" w:name="quick-reference"/>
+        <w:t xml:space="preserve">Usually the first question on the call, and it frames everything after it, so most of the time goes to the last part: the strengths you most want this hiring manager to dig into. Built only from your resume and STAR stories, since the optional Where you’re from and Education fields were left blank.</w:t>
+      </w:r>
+    </w:p>
+    <w:p>
+      <w:pPr>
+        <w:pStyle w:val="BodyText"/>
+      </w:pPr>
+      <w:r>
+        <w:rPr>
+          <w:bCs/>
+          <w:b/>
+        </w:rPr>
+        <w:t xml:space="preserve">How it’s built:</w:t>
+      </w:r>
+      <w:r>
+        <w:t xml:space="preserve"> Early Years (~10 sec) → Most Recent Role (~10 sec) → What You’ll Bring (~10–15 sec, the longest part, ending on a hook tied to this role).</w:t>
+      </w:r>
+    </w:p>
+    <w:p>
+      <w:pPr>
+        <w:pStyle w:val="FirstParagraph"/>
+      </w:pPr>
+      <w:r>
+        <w:rPr>
+          <w:bCs/>
+          <w:b/>
+        </w:rPr>
+        <w:t xml:space="preserve">(a) The full answer (~80 words, about 35 seconds):</w:t>
+      </w:r>
+    </w:p>
+    <w:p>
+      <w:pPr>
+        <w:pStyle w:val="BlockText"/>
+      </w:pPr>
+      <w:r>
+        <w:t xml:space="preserve">“My foundation is enterprise SaaS sales, where I grew a territory from zero to $1.8 million in ARR. Most recently, I managed 30 enterprise accounts, closed $4.2 million in new ARR in 2025, and personally owned renewals on my five largest accounts for two years. For this role, I’d bring hands-on renewal ownership, trusted VP- and C-level relationships, and a record of building from scratch. That’s why the chance to own a $40 million renewal book stood out to me.”</w:t>
+      </w:r>
+    </w:p>
+    <w:p>
+      <w:pPr>
+        <w:pStyle w:val="FirstParagraph"/>
+      </w:pPr>
+      <w:r>
+        <w:rPr>
+          <w:bCs/>
+          <w:b/>
+        </w:rPr>
+        <w:t xml:space="preserve">(b) 20-second version</w:t>
+      </w:r>
+      <w:r>
+        <w:t xml:space="preserve"> (for a panel where several people ask, or a quick networking conversation):</w:t>
+      </w:r>
+    </w:p>
+    <w:p>
+      <w:pPr>
+        <w:pStyle w:val="BlockText"/>
+      </w:pPr>
+      <w:r>
+        <w:t xml:space="preserve">“Most recently, I managed 30 enterprise accounts, closed $4.2 million in new ARR, and owned renewals on my five largest. I’d bring that renewal ownership and those executive relationships here, which is why owning a $40 million renewal book stood out to me.”</w:t>
+      </w:r>
+    </w:p>
+    <w:p>
+      <w:pPr>
+        <w:pStyle w:val="FirstParagraph"/>
+      </w:pPr>
+      <w:r>
+        <w:rPr>
+          <w:bCs/>
+          <w:b/>
+        </w:rPr>
+        <w:t xml:space="preserve">(c) Likely next question:</w:t>
+      </w:r>
+      <w:r>
+        <w:t xml:space="preserve"> expect “So what happened there?” right after this. The answer deliberately doesn’t mention the layoff. Go straight to the gap statement and pivot in Section 4.</w:t>
+      </w:r>
+    </w:p>
+    <w:p>
+      <w:pPr>
+        <w:pStyle w:val="BodyText"/>
+      </w:pPr>
+      <w:r>
+        <w:rPr>
+          <w:bCs/>
+          <w:b/>
+        </w:rPr>
+        <w:t xml:space="preserve">(d) Opening note:</w:t>
+      </w:r>
+      <w:r>
+        <w:t xml:space="preserve"> your resume doesn’t say where you’re from or where you went to school, so the answer leaves both out and starts with your career foundation. Fill in the optional Where you’re from and Education fields in the tool to round it out.</w:t>
+      </w:r>
+    </w:p>
+    <w:p>
+      <w:pPr>
+        <w:pStyle w:val="BodyText"/>
+      </w:pPr>
+      <w:r>
+        <w:rPr>
+          <w:bCs/>
+          <w:b/>
+        </w:rPr>
+        <w:t xml:space="preserve">(e) Delivery note:</w:t>
+      </w:r>
+      <w:r>
+        <w:t xml:space="preserve"> stay under 45 seconds, and don’t walk through every job in order. Stop after the hook and let the hiring manager choose the next question; they’ll usually pull on one of the three things you just named.</w:t>
+      </w:r>
+    </w:p>
+    <w:bookmarkEnd w:id="21"/>
+    <w:bookmarkStart w:id="22" w:name="company-role-snapshot"/>
     <w:p>
       <w:pPr>
         <w:pStyle w:val="Heading2"/>
       </w:pPr>
       <w:r>
-        <w:t xml:space="preserve">Quick Reference</w:t>
-      </w:r>
-    </w:p>
-    <w:p>
-      <w:pPr>
-        <w:pStyle w:val="FirstParagraph"/>
-      </w:pPr>
-      <w:r>
-        <w:rPr>
-          <w:bCs/>
-          <w:b/>
-        </w:rPr>
-        <w:t xml:space="preserve">Tell me about yourself (~35 sec):</w:t>
-      </w:r>
-    </w:p>
-    <w:p>
-      <w:pPr>
-        <w:pStyle w:val="BlockText"/>
-      </w:pPr>
-      <w:r>
-        <w:t xml:space="preserve">“</w:t>
-      </w:r>
-      <w:r>
-        <w:t xml:space="preserve">My foundation is enterprise SaaS sales, where I grew a territory from zero to $1.8 million in ARR. Most recently, I managed 30 enterprise accounts, closed $4.2 million in new ARR in 2025, and personally owned renewals on my five largest accounts for two years. For this role, I’d bring hands-on renewal ownership, trusted VP- and C-level relationships, and a record of building from scratch. That’s why the chance to own a $40 million renewal book stood out to me.</w:t>
-      </w:r>
-      <w:r>
-        <w:t xml:space="preserve">”</w:t>
-      </w:r>
-    </w:p>
-    <w:p>
-      <w:pPr>
-        <w:pStyle w:val="FirstParagraph"/>
-      </w:pPr>
-      <w:r>
-        <w:rPr>
-          <w:bCs/>
-          <w:b/>
-        </w:rPr>
-        <w:t xml:space="preserve">Company:</w:t>
-      </w:r>
-      <w:r>
-        <w:t xml:space="preserve"> </w:t>
-      </w:r>
-      <w:r>
-        <w:t xml:space="preserve">Meridian Health Systems (placeholder) ·</w:t>
-      </w:r>
-      <w:r>
-        <w:t xml:space="preserve"> </w:t>
-      </w:r>
-      <w:r>
-        <w:rPr>
-          <w:bCs/>
-          <w:b/>
-        </w:rPr>
-        <w:t xml:space="preserve">Role:</w:t>
-      </w:r>
-      <w:r>
-        <w:t xml:space="preserve"> </w:t>
-      </w:r>
-      <w:r>
-        <w:t xml:space="preserve">Director, Customer Success ·</w:t>
-      </w:r>
-      <w:r>
-        <w:t xml:space="preserve"> </w:t>
-      </w:r>
-      <w:r>
-        <w:rPr>
-          <w:bCs/>
-          <w:b/>
-        </w:rPr>
-        <w:t xml:space="preserve">Call:</w:t>
-      </w:r>
-      <w:r>
-        <w:t xml:space="preserve"> </w:t>
-      </w:r>
-      <w:r>
-        <w:t xml:space="preserve">~60 min, Microsoft Teams</w:t>
-      </w:r>
-      <w:r>
-        <w:br/>
-      </w:r>
-      <w:r>
-        <w:rPr>
-          <w:bCs/>
-          <w:b/>
-        </w:rPr>
-        <w:t xml:space="preserve">Gap + pivot:</w:t>
-      </w:r>
-      <w:r>
-        <w:t xml:space="preserve"> </w:t>
-      </w:r>
-      <w:r>
-        <w:t xml:space="preserve">“</w:t>
-      </w:r>
-      <w:r>
-        <w:t xml:space="preserve">My role was eliminated in a reduction in force when the company scaled back its enterprise sales organization. For the past two years I’ve owned the renewals on my five largest accounts, and this role puts that work at the center of the job.</w:t>
-      </w:r>
-      <w:r>
-        <w:t xml:space="preserve">”</w:t>
-      </w:r>
-      <w:r>
-        <w:t xml:space="preserve"> </w:t>
-      </w:r>
-      <w:r>
-        <w:t xml:space="preserve">(see Section 4)</w:t>
-      </w:r>
-      <w:r>
-        <w:br/>
-      </w:r>
-      <w:r>
-        <w:rPr>
-          <w:bCs/>
-          <w:b/>
-        </w:rPr>
-        <w:t xml:space="preserve">CliftonStrengths selected for this role (6 of 10):</w:t>
-      </w:r>
-      <w:r>
-        <w:t xml:space="preserve"> </w:t>
-      </w:r>
-      <w:r>
-        <w:t xml:space="preserve">Relator (deep, trusted client relationships) · Developer (invests in other people’s growth) · Responsibility (owns commitments end to end) · Achiever (sustained output under a heavy load) · Strategic (spots risk early and plans around it) · Activator (gets new things moving) — see Section 7</w:t>
-      </w:r>
-      <w:r>
-        <w:br/>
-      </w:r>
-      <w:r>
-        <w:rPr>
-          <w:bCs/>
-          <w:b/>
-        </w:rPr>
-        <w:t xml:space="preserve">Strongest resume-to-role matches:</w:t>
-      </w:r>
-      <w:r>
-        <w:t xml:space="preserve"> </w:t>
-      </w:r>
-      <w:r>
-        <w:t xml:space="preserve">enterprise portfolio scale (30 accounts / $4.2M new ARR), de facto renewal ownership on top 5 accounts, executive-level relationship building</w:t>
-      </w:r>
-    </w:p>
-    <w:bookmarkEnd w:id="20"/>
-    <w:bookmarkStart w:id="21" w:name="X06b208c4a54169aefe81528c4d6572f7e74514e"/>
-    <w:p>
-      <w:pPr>
-        <w:pStyle w:val="Heading2"/>
-      </w:pPr>
-      <w:r>
-        <w:t xml:space="preserve">1.</w:t>
-      </w:r>
-      <w:r>
-        <w:t xml:space="preserve"> </w:t>
-      </w:r>
-      <w:r>
-        <w:t xml:space="preserve">“</w:t>
-      </w:r>
-      <w:r>
-        <w:t xml:space="preserve">Tell Me About Yourself</w:t>
-      </w:r>
-      <w:r>
-        <w:t xml:space="preserve">”</w:t>
-      </w:r>
-      <w:r>
-        <w:t xml:space="preserve"> </w:t>
-      </w:r>
-      <w:r>
-        <w:t xml:space="preserve">(30–45 Second Answer)</w:t>
+        <w:t xml:space="preserve">2. Company &amp; Role Snapshot</w:t>
       </w:r>
     </w:p>
     <w:p>
@@ -234,237 +279,137 @@
           <w:iCs/>
           <w:i/>
         </w:rPr>
-        <w:t xml:space="preserve">Usually the first question on the call, and it frames everything after it, so most of the time goes to Part 3: the strengths you most want this hiring manager to dig into. Built only from your resume and STAR stories, since the optional Where you’re from and Education fields were left blank.</w:t>
-      </w:r>
-    </w:p>
-    <w:p>
-      <w:pPr>
-        <w:pStyle w:val="BodyText"/>
-      </w:pPr>
-      <w:r>
-        <w:rPr>
-          <w:bCs/>
-          <w:b/>
-        </w:rPr>
-        <w:t xml:space="preserve">Part 1 — Early Years (~10 sec)</w:t>
-      </w:r>
-    </w:p>
-    <w:p>
-      <w:pPr>
-        <w:pStyle w:val="BlockText"/>
-      </w:pPr>
-      <w:r>
-        <w:t xml:space="preserve">“</w:t>
-      </w:r>
-      <w:r>
-        <w:t xml:space="preserve">My foundation is enterprise SaaS sales, where I grew a territory from zero to $1.8 million in ARR.</w:t>
-      </w:r>
-      <w:r>
-        <w:t xml:space="preserve">”</w:t>
-      </w:r>
-    </w:p>
-    <w:p>
-      <w:pPr>
-        <w:pStyle w:val="FirstParagraph"/>
-      </w:pPr>
-      <w:r>
-        <w:rPr>
-          <w:bCs/>
-          <w:b/>
-        </w:rPr>
-        <w:t xml:space="preserve">Part 2 — Most Recent Role (~10 sec)</w:t>
-      </w:r>
-      <w:r>
-        <w:t xml:space="preserve"> </w:t>
-      </w:r>
-      <w:r>
-        <w:t xml:space="preserve">— aimed at this role’s core mandate: owning enterprise renewals.</w:t>
-      </w:r>
-    </w:p>
-    <w:p>
-      <w:pPr>
-        <w:pStyle w:val="BlockText"/>
-      </w:pPr>
-      <w:r>
-        <w:t xml:space="preserve">“</w:t>
-      </w:r>
-      <w:r>
-        <w:t xml:space="preserve">Most recently, I managed 30 enterprise accounts, closed $4.2 million in new ARR in 2025, and personally owned renewals on my five largest accounts for two years.</w:t>
-      </w:r>
-      <w:r>
-        <w:t xml:space="preserve">”</w:t>
-      </w:r>
-    </w:p>
-    <w:p>
-      <w:pPr>
-        <w:pStyle w:val="FirstParagraph"/>
-      </w:pPr>
-      <w:r>
-        <w:rPr>
-          <w:bCs/>
-          <w:b/>
-        </w:rPr>
-        <w:t xml:space="preserve">Part 3 — What I’ll Bring to This Role (~15 sec, the longest part)</w:t>
-      </w:r>
-      <w:r>
-        <w:t xml:space="preserve"> </w:t>
-      </w:r>
-      <w:r>
-        <w:t xml:space="preserve">— the three resume strengths that line up most directly with the job description, ending on a hook tied to this role.</w:t>
-      </w:r>
-    </w:p>
-    <w:p>
-      <w:pPr>
-        <w:pStyle w:val="BlockText"/>
-      </w:pPr>
-      <w:r>
-        <w:t xml:space="preserve">“</w:t>
-      </w:r>
-      <w:r>
-        <w:t xml:space="preserve">For this role, I’d bring hands-on renewal ownership, trusted VP- and C-level relationships, and a record of building from scratch. That’s why the chance to own a $40 million renewal book stood out to me.</w:t>
-      </w:r>
-      <w:r>
-        <w:t xml:space="preserve">”</w:t>
-      </w:r>
-    </w:p>
-    <w:p>
-      <w:pPr>
-        <w:pStyle w:val="FirstParagraph"/>
-      </w:pPr>
-      <w:r>
-        <w:rPr>
-          <w:bCs/>
-          <w:b/>
-        </w:rPr>
-        <w:t xml:space="preserve">(a) The full answer (~80 words, about 35 seconds):</w:t>
-      </w:r>
-    </w:p>
-    <w:p>
-      <w:pPr>
-        <w:pStyle w:val="BlockText"/>
-      </w:pPr>
-      <w:r>
-        <w:t xml:space="preserve">“</w:t>
-      </w:r>
-      <w:r>
-        <w:t xml:space="preserve">My foundation is enterprise SaaS sales, where I grew a territory from zero to $1.8 million in ARR. Most recently, I managed 30 enterprise accounts, closed $4.2 million in new ARR in 2025, and personally owned renewals on my five largest accounts for two years. For this role, I’d bring hands-on renewal ownership, trusted VP- and C-level relationships, and a record of building from scratch. That’s why the chance to own a $40 million renewal book stood out to me.</w:t>
-      </w:r>
-      <w:r>
-        <w:t xml:space="preserve">”</w:t>
-      </w:r>
-    </w:p>
-    <w:p>
-      <w:pPr>
-        <w:pStyle w:val="FirstParagraph"/>
-      </w:pPr>
-      <w:r>
-        <w:rPr>
-          <w:bCs/>
-          <w:b/>
-        </w:rPr>
-        <w:t xml:space="preserve">(b) 20-second version</w:t>
-      </w:r>
-      <w:r>
-        <w:t xml:space="preserve"> </w:t>
-      </w:r>
-      <w:r>
-        <w:t xml:space="preserve">(for a panel where several people ask, or a quick networking conversation):</w:t>
-      </w:r>
-    </w:p>
-    <w:p>
-      <w:pPr>
-        <w:pStyle w:val="BlockText"/>
-      </w:pPr>
-      <w:r>
-        <w:t xml:space="preserve">“</w:t>
-      </w:r>
-      <w:r>
-        <w:t xml:space="preserve">Most recently, I managed 30 enterprise accounts, closed $4.2 million in new ARR, and owned renewals on my five largest. I’d bring that renewal ownership and those executive relationships here, which is why owning a $40 million renewal book stood out to me.</w:t>
-      </w:r>
-      <w:r>
-        <w:t xml:space="preserve">”</w:t>
-      </w:r>
-    </w:p>
-    <w:p>
-      <w:pPr>
-        <w:pStyle w:val="FirstParagraph"/>
-      </w:pPr>
-      <w:r>
-        <w:rPr>
-          <w:bCs/>
-          <w:b/>
-        </w:rPr>
-        <w:t xml:space="preserve">(c) Likely next question:</w:t>
-      </w:r>
-      <w:r>
-        <w:t xml:space="preserve"> </w:t>
-      </w:r>
-      <w:r>
-        <w:t xml:space="preserve">expect</w:t>
-      </w:r>
-      <w:r>
-        <w:t xml:space="preserve"> </w:t>
-      </w:r>
-      <w:r>
-        <w:t xml:space="preserve">“</w:t>
-      </w:r>
-      <w:r>
-        <w:t xml:space="preserve">So what happened there?</w:t>
-      </w:r>
-      <w:r>
-        <w:t xml:space="preserve">”</w:t>
-      </w:r>
-      <w:r>
-        <w:t xml:space="preserve"> </w:t>
-      </w:r>
-      <w:r>
-        <w:t xml:space="preserve">right after this. Part 2 deliberately doesn’t mention the layoff. Go straight to the gap statement and pivot in Section 4.</w:t>
-      </w:r>
-    </w:p>
-    <w:p>
-      <w:pPr>
-        <w:pStyle w:val="BodyText"/>
-      </w:pPr>
-      <w:r>
-        <w:rPr>
-          <w:bCs/>
-          <w:b/>
-        </w:rPr>
-        <w:t xml:space="preserve">(d) Part 1 note:</w:t>
-      </w:r>
-      <w:r>
-        <w:t xml:space="preserve"> </w:t>
-      </w:r>
-      <w:r>
-        <w:t xml:space="preserve">your resume doesn’t say where you’re from or where you went to school, so Part 1 leaves both out and opens with your career foundation. Fill in the optional Where you’re from and Education fields in the tool to round it out.</w:t>
-      </w:r>
-    </w:p>
-    <w:p>
-      <w:pPr>
-        <w:pStyle w:val="BodyText"/>
-      </w:pPr>
-      <w:r>
-        <w:rPr>
-          <w:bCs/>
-          <w:b/>
-        </w:rPr>
-        <w:t xml:space="preserve">(e) Delivery note:</w:t>
-      </w:r>
-      <w:r>
-        <w:t xml:space="preserve"> </w:t>
-      </w:r>
-      <w:r>
-        <w:t xml:space="preserve">stay under 45 seconds, and don’t walk through every job in order. Stop after the hook and let the hiring manager choose the next question; they’ll usually pull on one of the three things you just named.</w:t>
-      </w:r>
-    </w:p>
-    <w:bookmarkEnd w:id="21"/>
-    <w:bookmarkStart w:id="22" w:name="company-role-snapshot"/>
+        <w:t xml:space="preserve">Placeholder — in a live run, this section reports real, current research (recent news, funding, leadership changes, and how this role fits into what’s happening at the company right now) rather than invented detail. Since “Meridian Health Systems” is a fictional placeholder for this sample, no real research is presented here rather than fabricating plausible-sounding company facts that could be mistaken for real findings.</w:t>
+      </w:r>
+    </w:p>
+    <w:bookmarkEnd w:id="22"/>
+    <w:bookmarkStart w:id="23" w:name="resume-to-jd-gap-map"/>
     <w:p>
       <w:pPr>
         <w:pStyle w:val="Heading2"/>
       </w:pPr>
       <w:r>
-        <w:t xml:space="preserve">2. Company &amp; Role Snapshot</w:t>
+        <w:t xml:space="preserve">3. Resume-to-JD Gap Map</w:t>
+      </w:r>
+    </w:p>
+    <w:p>
+      <w:pPr>
+        <w:pStyle w:val="FirstParagraph"/>
+      </w:pPr>
+      <w:r>
+        <w:rPr>
+          <w:bCs/>
+          <w:b/>
+        </w:rPr>
+        <w:t xml:space="preserve">Where you map cleanly — your strongest talking points:</w:t>
+      </w:r>
+    </w:p>
+    <w:p>
+      <w:pPr>
+        <w:numPr>
+          <w:ilvl w:val="0"/>
+          <w:numId w:val="1001"/>
+        </w:numPr>
+        <w:pStyle w:val="Compact"/>
+      </w:pPr>
+      <w:r>
+        <w:t xml:space="preserve">Enterprise account ownership at meaningful scale (30 accounts, $4.2M new ARR closed in 2025) — this role’s $40M renewal book is a scale-up of exactly what you already do.</w:t>
+      </w:r>
+    </w:p>
+    <w:p>
+      <w:pPr>
+        <w:numPr>
+          <w:ilvl w:val="0"/>
+          <w:numId w:val="1001"/>
+        </w:numPr>
+        <w:pStyle w:val="Compact"/>
+      </w:pPr>
+      <w:r>
+        <w:t xml:space="preserve">De facto renewal ownership on your top 5 accounts for two years — the single most direct match to this role’s core mandate, despite never carrying the title.</w:t>
+      </w:r>
+    </w:p>
+    <w:p>
+      <w:pPr>
+        <w:numPr>
+          <w:ilvl w:val="0"/>
+          <w:numId w:val="1001"/>
+        </w:numPr>
+        <w:pStyle w:val="Compact"/>
+      </w:pPr>
+      <w:r>
+        <w:t xml:space="preserve">Executive-level relationship building (VP/C-level) — matches the seniority this role’s stakeholder base requires.</w:t>
+      </w:r>
+    </w:p>
+    <w:p>
+      <w:pPr>
+        <w:numPr>
+          <w:ilvl w:val="0"/>
+          <w:numId w:val="1001"/>
+        </w:numPr>
+        <w:pStyle w:val="Compact"/>
+      </w:pPr>
+      <w:r>
+        <w:t xml:space="preserve">A prior track record of building something from zero (territory growth from $0 to $1.8M ARR over 3 years) — relevant evidence of ramp speed if any part of this book turns out to be underdeveloped.</w:t>
+      </w:r>
+    </w:p>
+    <w:p>
+      <w:pPr>
+        <w:pStyle w:val="FirstParagraph"/>
+      </w:pPr>
+      <w:r>
+        <w:rPr>
+          <w:bCs/>
+          <w:b/>
+        </w:rPr>
+        <w:t xml:space="preserve">Where there’s a real gap — expect the interviewer to probe here:</w:t>
+      </w:r>
+    </w:p>
+    <w:p>
+      <w:pPr>
+        <w:numPr>
+          <w:ilvl w:val="0"/>
+          <w:numId w:val="1002"/>
+        </w:numPr>
+        <w:pStyle w:val="Compact"/>
+      </w:pPr>
+      <w:r>
+        <w:rPr>
+          <w:bCs/>
+          <w:b/>
+        </w:rPr>
+        <w:t xml:space="preserve">People leadership.</w:t>
+      </w:r>
+      <w:r>
+        <w:t xml:space="preserve"> This role leads a team of 5 CSMs. Your resume shows you trained 4 new hires on discovery and objection handling, but that’s peer-level coaching, not formal management authority — the interviewer will likely ask directly how you’d approach leading a team for the first time. This is a genuine gap, not a wording issue, and shouldn’t be softened into a non-gap.</w:t>
+      </w:r>
+    </w:p>
+    <w:p>
+      <w:pPr>
+        <w:numPr>
+          <w:ilvl w:val="0"/>
+          <w:numId w:val="1002"/>
+        </w:numPr>
+        <w:pStyle w:val="Compact"/>
+      </w:pPr>
+      <w:r>
+        <w:rPr>
+          <w:bCs/>
+          <w:b/>
+        </w:rPr>
+        <w:t xml:space="preserve">Healthcare/regulated-industry experience.</w:t>
+      </w:r>
+      <w:r>
+        <w:t xml:space="preserve"> The posting states this as “preferred,” not required, but it’s still worth expecting a direct question on it given zero exposure on your resume.</w:t>
+      </w:r>
+    </w:p>
+    <w:bookmarkEnd w:id="23"/>
+    <w:bookmarkStart w:id="24" w:name="Xf08354ed9a21f4f2aff862d762ff0cc1a96d1c7"/>
+    <w:p>
+      <w:pPr>
+        <w:pStyle w:val="Heading2"/>
+      </w:pPr>
+      <w:r>
+        <w:t xml:space="preserve">4. The “Why Aren’t You Currently Working / Why Are You Leaving” Answer</w:t>
       </w:r>
     </w:p>
     <w:p>
@@ -476,318 +421,242 @@
           <w:iCs/>
           <w:i/>
         </w:rPr>
-        <w:t xml:space="preserve">Placeholder — in a live run, this section reports real, current research (recent news, funding, leadership changes, and how this role fits into what’s happening at the company right now) rather than invented detail. Since</w:t>
-      </w:r>
+        <w:t xml:space="preserve">Built from the reason you gave: laid off in a reduction in force when your last company scaled back its enterprise sales org after a soft second half. State it, pivot, stop.</w:t>
+      </w:r>
+    </w:p>
+    <w:p>
+      <w:pPr>
+        <w:pStyle w:val="BodyText"/>
+      </w:pPr>
+      <w:r>
+        <w:rPr>
+          <w:bCs/>
+          <w:b/>
+        </w:rPr>
+        <w:t xml:space="preserve">(a) Gap statement — pick one:</w:t>
+      </w:r>
+    </w:p>
+    <w:p>
+      <w:pPr>
+        <w:numPr>
+          <w:ilvl w:val="0"/>
+          <w:numId w:val="1003"/>
+        </w:numPr>
+        <w:pStyle w:val="Compact"/>
+      </w:pPr>
+      <w:r>
+        <w:t xml:space="preserve">“My role was eliminated in a reduction in force when the company scaled back its enterprise sales organization.”</w:t>
+      </w:r>
+    </w:p>
+    <w:p>
+      <w:pPr>
+        <w:numPr>
+          <w:ilvl w:val="0"/>
+          <w:numId w:val="1003"/>
+        </w:numPr>
+        <w:pStyle w:val="Compact"/>
+      </w:pPr>
+      <w:r>
+        <w:t xml:space="preserve">“My position was part of a reduction in force after the company cut enterprise sales headcount following a soft second half.”</w:t>
+      </w:r>
+    </w:p>
+    <w:p>
+      <w:pPr>
+        <w:numPr>
+          <w:ilvl w:val="0"/>
+          <w:numId w:val="1003"/>
+        </w:numPr>
+        <w:pStyle w:val="Compact"/>
+      </w:pPr>
+      <w:r>
+        <w:t xml:space="preserve">“The company restructured its enterprise sales team after a slower second half, and my role was eliminated.”</w:t>
+      </w:r>
+    </w:p>
+    <w:p>
+      <w:pPr>
+        <w:pStyle w:val="FirstParagraph"/>
+      </w:pPr>
+      <w:r>
+        <w:rPr>
+          <w:bCs/>
+          <w:b/>
+        </w:rPr>
+        <w:t xml:space="preserve">(b) Pivot — pick one:</w:t>
+      </w:r>
+    </w:p>
+    <w:p>
+      <w:pPr>
+        <w:numPr>
+          <w:ilvl w:val="0"/>
+          <w:numId w:val="1004"/>
+        </w:numPr>
+        <w:pStyle w:val="Compact"/>
+      </w:pPr>
       <w:r>
         <w:rPr>
           <w:iCs/>
           <w:i/>
         </w:rPr>
-        <w:t xml:space="preserve"> </w:t>
-      </w:r>
+        <w:t xml:space="preserve">General:</w:t>
+      </w:r>
+      <w:r>
+        <w:t xml:space="preserve"> “Now I’m looking to build on a growing book rather than a shrinking one, and this role is exactly that.”</w:t>
+      </w:r>
+    </w:p>
+    <w:p>
+      <w:pPr>
+        <w:numPr>
+          <w:ilvl w:val="0"/>
+          <w:numId w:val="1004"/>
+        </w:numPr>
+        <w:pStyle w:val="Compact"/>
+      </w:pPr>
       <w:r>
         <w:rPr>
           <w:iCs/>
           <w:i/>
         </w:rPr>
-        <w:t xml:space="preserve">“</w:t>
-      </w:r>
+        <w:t xml:space="preserve">From your resume:</w:t>
+      </w:r>
+      <w:r>
+        <w:t xml:space="preserve"> “For the past two years I’ve owned the renewals on my five largest accounts, and this role puts that work at the center of the job.”</w:t>
+      </w:r>
+    </w:p>
+    <w:p>
+      <w:pPr>
+        <w:numPr>
+          <w:ilvl w:val="0"/>
+          <w:numId w:val="1004"/>
+        </w:numPr>
+        <w:pStyle w:val="Compact"/>
+      </w:pPr>
       <w:r>
         <w:rPr>
           <w:iCs/>
           <w:i/>
         </w:rPr>
-        <w:t xml:space="preserve">Meridian Health Systems</w:t>
-      </w:r>
+        <w:t xml:space="preserve">From this role:</w:t>
+      </w:r>
+      <w:r>
+        <w:t xml:space="preserve"> “Leading retention on a $40 million renewal book is a direct step up from the renewal work I’ve already been doing.”</w:t>
+      </w:r>
+    </w:p>
+    <w:p>
+      <w:pPr>
+        <w:pStyle w:val="FirstParagraph"/>
+      </w:pPr>
+      <w:r>
+        <w:rPr>
+          <w:bCs/>
+          <w:b/>
+        </w:rPr>
+        <w:t xml:space="preserve">(c) Combined (under 10 seconds):</w:t>
+      </w:r>
+    </w:p>
+    <w:p>
+      <w:pPr>
+        <w:pStyle w:val="BlockText"/>
+      </w:pPr>
+      <w:r>
+        <w:t xml:space="preserve">“My role was eliminated in a reduction in force when the company scaled back its enterprise sales organization. For the past two years I’ve owned the renewals on my five largest accounts, and this role puts that work at the center of the job.”</w:t>
+      </w:r>
+    </w:p>
+    <w:p>
+      <w:pPr>
+        <w:pStyle w:val="FirstParagraph"/>
+      </w:pPr>
+      <w:r>
+        <w:rPr>
+          <w:bCs/>
+          <w:b/>
+        </w:rPr>
+        <w:t xml:space="preserve">(d) Likely follow-ups, one-sentence replies</w:t>
+      </w:r>
+      <w:r>
+        <w:t xml:space="preserve"> (fill in the brackets yourself):</w:t>
+      </w:r>
+    </w:p>
+    <w:p>
+      <w:pPr>
+        <w:numPr>
+          <w:ilvl w:val="0"/>
+          <w:numId w:val="1005"/>
+        </w:numPr>
+        <w:pStyle w:val="Compact"/>
+      </w:pPr>
       <w:r>
         <w:rPr>
           <w:iCs/>
           <w:i/>
         </w:rPr>
-        <w:t xml:space="preserve">”</w:t>
-      </w:r>
+        <w:t xml:space="preserve">Why was your role selected?</w:t>
+      </w:r>
+      <w:r>
+        <w:t xml:space="preserve"> “It was part of a broader consolidation of [what was consolidated, e.g. territories or teams], and I’m focused now on a role where renewals are the whole job.”</w:t>
+      </w:r>
+    </w:p>
+    <w:p>
+      <w:pPr>
+        <w:numPr>
+          <w:ilvl w:val="0"/>
+          <w:numId w:val="1005"/>
+        </w:numPr>
+        <w:pStyle w:val="Compact"/>
+      </w:pPr>
       <w:r>
         <w:rPr>
           <w:iCs/>
           <w:i/>
         </w:rPr>
-        <w:t xml:space="preserve"> </w:t>
-      </w:r>
+        <w:t xml:space="preserve">Were you offered another role internally?</w:t>
+      </w:r>
+      <w:r>
+        <w:t xml:space="preserve"> “[Yes, describe it / No, there wasn’t a comparable role], so I’m putting my energy into finding the right next step.”</w:t>
+      </w:r>
+    </w:p>
+    <w:p>
+      <w:pPr>
+        <w:numPr>
+          <w:ilvl w:val="0"/>
+          <w:numId w:val="1005"/>
+        </w:numPr>
+        <w:pStyle w:val="Compact"/>
+      </w:pPr>
       <w:r>
         <w:rPr>
           <w:iCs/>
           <w:i/>
         </w:rPr>
-        <w:t xml:space="preserve">is a fictional placeholder for this sample, no real research is presented here rather than fabricating plausible-sounding company facts that could be mistaken for real findings.</w:t>
-      </w:r>
-    </w:p>
-    <w:bookmarkEnd w:id="22"/>
-    <w:bookmarkStart w:id="23" w:name="resume-to-jd-gap-map"/>
-    <w:p>
-      <w:pPr>
-        <w:pStyle w:val="Heading2"/>
-      </w:pPr>
-      <w:r>
-        <w:t xml:space="preserve">3. Resume-to-JD Gap Map</w:t>
-      </w:r>
-    </w:p>
-    <w:p>
-      <w:pPr>
-        <w:pStyle w:val="FirstParagraph"/>
-      </w:pPr>
-      <w:r>
-        <w:rPr>
-          <w:bCs/>
-          <w:b/>
-        </w:rPr>
-        <w:t xml:space="preserve">Where you map cleanly — your strongest talking points:</w:t>
-      </w:r>
-    </w:p>
-    <w:p>
-      <w:pPr>
-        <w:numPr>
-          <w:ilvl w:val="0"/>
-          <w:numId w:val="1001"/>
-        </w:numPr>
-        <w:pStyle w:val="Compact"/>
-      </w:pPr>
-      <w:r>
-        <w:t xml:space="preserve">Enterprise account ownership at meaningful scale (30 accounts, $4.2M new ARR closed in 2025) — this role’s $40M renewal book is a scale-up of exactly what you already do.</w:t>
-      </w:r>
-    </w:p>
-    <w:p>
-      <w:pPr>
-        <w:numPr>
-          <w:ilvl w:val="0"/>
-          <w:numId w:val="1001"/>
-        </w:numPr>
-        <w:pStyle w:val="Compact"/>
-      </w:pPr>
-      <w:r>
-        <w:t xml:space="preserve">De facto renewal ownership on your top 5 accounts for two years — the single most direct match to this role’s core mandate, despite never carrying the title.</w:t>
-      </w:r>
-    </w:p>
-    <w:p>
-      <w:pPr>
-        <w:numPr>
-          <w:ilvl w:val="0"/>
-          <w:numId w:val="1001"/>
-        </w:numPr>
-        <w:pStyle w:val="Compact"/>
-      </w:pPr>
-      <w:r>
-        <w:t xml:space="preserve">Executive-level relationship building (VP/C-level) — matches the seniority this role’s stakeholder base requires.</w:t>
-      </w:r>
-    </w:p>
-    <w:p>
-      <w:pPr>
-        <w:numPr>
-          <w:ilvl w:val="0"/>
-          <w:numId w:val="1001"/>
-        </w:numPr>
-        <w:pStyle w:val="Compact"/>
-      </w:pPr>
-      <w:r>
-        <w:t xml:space="preserve">A prior track record of building something from zero (territory growth from $0 to $1.8M ARR over 3 years) — relevant evidence of ramp speed if any part of this book turns out to be underdeveloped.</w:t>
-      </w:r>
-    </w:p>
-    <w:p>
-      <w:pPr>
-        <w:pStyle w:val="FirstParagraph"/>
-      </w:pPr>
-      <w:r>
-        <w:rPr>
-          <w:bCs/>
-          <w:b/>
-        </w:rPr>
-        <w:t xml:space="preserve">Where there’s a real gap — expect the interviewer to probe here:</w:t>
-      </w:r>
-    </w:p>
-    <w:p>
-      <w:pPr>
-        <w:numPr>
-          <w:ilvl w:val="0"/>
-          <w:numId w:val="1002"/>
-        </w:numPr>
-        <w:pStyle w:val="Compact"/>
-      </w:pPr>
-      <w:r>
-        <w:rPr>
-          <w:bCs/>
-          <w:b/>
-        </w:rPr>
-        <w:t xml:space="preserve">People leadership.</w:t>
-      </w:r>
-      <w:r>
-        <w:t xml:space="preserve"> </w:t>
-      </w:r>
-      <w:r>
-        <w:t xml:space="preserve">This role leads a team of 5 CSMs. Your resume shows you trained 4 new hires on discovery and objection handling, but that’s peer-level coaching, not formal management authority — the interviewer will likely ask directly how you’d approach leading a team for the first time. This is a genuine gap, not a wording issue, and shouldn’t be softened into a non-gap.</w:t>
-      </w:r>
-    </w:p>
-    <w:p>
-      <w:pPr>
-        <w:numPr>
-          <w:ilvl w:val="0"/>
-          <w:numId w:val="1002"/>
-        </w:numPr>
-        <w:pStyle w:val="Compact"/>
-      </w:pPr>
-      <w:r>
-        <w:rPr>
-          <w:bCs/>
-          <w:b/>
-        </w:rPr>
-        <w:t xml:space="preserve">Healthcare/regulated-industry experience.</w:t>
-      </w:r>
-      <w:r>
-        <w:t xml:space="preserve"> </w:t>
-      </w:r>
-      <w:r>
-        <w:t xml:space="preserve">The posting states this as</w:t>
-      </w:r>
-      <w:r>
-        <w:t xml:space="preserve"> </w:t>
-      </w:r>
-      <w:r>
-        <w:t xml:space="preserve">“</w:t>
-      </w:r>
-      <w:r>
-        <w:t xml:space="preserve">preferred,</w:t>
-      </w:r>
-      <w:r>
-        <w:t xml:space="preserve">”</w:t>
-      </w:r>
-      <w:r>
-        <w:t xml:space="preserve"> </w:t>
-      </w:r>
-      <w:r>
-        <w:t xml:space="preserve">not required, but it’s still worth expecting a direct question on it given zero exposure on your resume.</w:t>
-      </w:r>
-    </w:p>
-    <w:bookmarkEnd w:id="23"/>
-    <w:bookmarkStart w:id="24" w:name="Xf08354ed9a21f4f2aff862d762ff0cc1a96d1c7"/>
-    <w:p>
-      <w:pPr>
-        <w:pStyle w:val="Heading2"/>
-      </w:pPr>
-      <w:r>
-        <w:t xml:space="preserve">4. The</w:t>
-      </w:r>
-      <w:r>
-        <w:t xml:space="preserve"> </w:t>
-      </w:r>
-      <w:r>
-        <w:t xml:space="preserve">“</w:t>
-      </w:r>
-      <w:r>
-        <w:t xml:space="preserve">Why Aren’t You Currently Working / Why Are You Leaving</w:t>
-      </w:r>
-      <w:r>
-        <w:t xml:space="preserve">”</w:t>
-      </w:r>
-      <w:r>
-        <w:t xml:space="preserve"> </w:t>
-      </w:r>
-      <w:r>
-        <w:t xml:space="preserve">Answer</w:t>
-      </w:r>
-    </w:p>
-    <w:p>
-      <w:pPr>
-        <w:pStyle w:val="FirstParagraph"/>
+        <w:t xml:space="preserve">How long have you been looking?</w:t>
+      </w:r>
+      <w:r>
+        <w:t xml:space="preserve"> “Since [month], and I’ve been selective about roles where I’d own retention, like this one.”</w:t>
+      </w:r>
+    </w:p>
+    <w:p>
+      <w:pPr>
+        <w:numPr>
+          <w:ilvl w:val="0"/>
+          <w:numId w:val="1005"/>
+        </w:numPr>
+        <w:pStyle w:val="Compact"/>
       </w:pPr>
       <w:r>
         <w:rPr>
           <w:iCs/>
           <w:i/>
         </w:rPr>
-        <w:t xml:space="preserve">Built from the reason you gave: laid off in a reduction in force when your last company scaled back its enterprise sales org after a soft second half. State it, pivot, stop.</w:t>
-      </w:r>
-    </w:p>
-    <w:p>
-      <w:pPr>
-        <w:pStyle w:val="BodyText"/>
-      </w:pPr>
-      <w:r>
-        <w:rPr>
-          <w:bCs/>
-          <w:b/>
-        </w:rPr>
-        <w:t xml:space="preserve">(a) Gap statement — pick one:</w:t>
-      </w:r>
-    </w:p>
-    <w:p>
-      <w:pPr>
-        <w:numPr>
-          <w:ilvl w:val="0"/>
-          <w:numId w:val="1003"/>
-        </w:numPr>
-        <w:pStyle w:val="Compact"/>
-      </w:pPr>
-      <w:r>
-        <w:t xml:space="preserve">“</w:t>
-      </w:r>
-      <w:r>
-        <w:t xml:space="preserve">My role was eliminated in a reduction in force when the company scaled back its enterprise sales organization.</w:t>
-      </w:r>
-      <w:r>
-        <w:t xml:space="preserve">”</w:t>
-      </w:r>
-    </w:p>
-    <w:p>
-      <w:pPr>
-        <w:numPr>
-          <w:ilvl w:val="0"/>
-          <w:numId w:val="1003"/>
-        </w:numPr>
-        <w:pStyle w:val="Compact"/>
-      </w:pPr>
-      <w:r>
-        <w:t xml:space="preserve">“</w:t>
-      </w:r>
-      <w:r>
-        <w:t xml:space="preserve">My position was part of a reduction in force after the company cut enterprise sales headcount following a soft second half.</w:t>
-      </w:r>
-      <w:r>
-        <w:t xml:space="preserve">”</w:t>
-      </w:r>
-    </w:p>
-    <w:p>
-      <w:pPr>
-        <w:numPr>
-          <w:ilvl w:val="0"/>
-          <w:numId w:val="1003"/>
-        </w:numPr>
-        <w:pStyle w:val="Compact"/>
-      </w:pPr>
-      <w:r>
-        <w:t xml:space="preserve">“</w:t>
-      </w:r>
-      <w:r>
-        <w:t xml:space="preserve">The company restructured its enterprise sales team after a slower second half, and my role was eliminated.</w:t>
-      </w:r>
-      <w:r>
-        <w:t xml:space="preserve">”</w:t>
-      </w:r>
-    </w:p>
-    <w:p>
-      <w:pPr>
-        <w:pStyle w:val="FirstParagraph"/>
-      </w:pPr>
-      <w:r>
-        <w:rPr>
-          <w:bCs/>
-          <w:b/>
-        </w:rPr>
-        <w:t xml:space="preserve">(b) Pivot — pick one:</w:t>
-      </w:r>
-    </w:p>
-    <w:p>
-      <w:pPr>
-        <w:numPr>
-          <w:ilvl w:val="0"/>
-          <w:numId w:val="1004"/>
+        <w:t xml:space="preserve">What have you been doing since?</w:t>
+      </w:r>
+      <w:r>
+        <w:t xml:space="preserve"> “[What you’ve actually been doing], while focusing my search on customer success leadership.”</w:t>
+      </w:r>
+    </w:p>
+    <w:p>
+      <w:pPr>
+        <w:numPr>
+          <w:ilvl w:val="0"/>
+          <w:numId w:val="1005"/>
         </w:numPr>
         <w:pStyle w:val="Compact"/>
       </w:pPr>
@@ -796,26 +665,17 @@
           <w:iCs/>
           <w:i/>
         </w:rPr>
-        <w:t xml:space="preserve">General:</w:t>
-      </w:r>
-      <w:r>
-        <w:t xml:space="preserve"> </w:t>
-      </w:r>
-      <w:r>
-        <w:t xml:space="preserve">“</w:t>
-      </w:r>
-      <w:r>
-        <w:t xml:space="preserve">Now I’m looking to build on a growing book rather than a shrinking one, and this role is exactly that.</w:t>
-      </w:r>
-      <w:r>
-        <w:t xml:space="preserve">”</w:t>
-      </w:r>
-    </w:p>
-    <w:p>
-      <w:pPr>
-        <w:numPr>
-          <w:ilvl w:val="0"/>
-          <w:numId w:val="1004"/>
+        <w:t xml:space="preserve">Were others affected?</w:t>
+      </w:r>
+      <w:r>
+        <w:t xml:space="preserve"> “Yes, [roughly how many roles or which teams], and I’m looking forward to building on a growing book here.”</w:t>
+      </w:r>
+    </w:p>
+    <w:p>
+      <w:pPr>
+        <w:numPr>
+          <w:ilvl w:val="0"/>
+          <w:numId w:val="1005"/>
         </w:numPr>
         <w:pStyle w:val="Compact"/>
       </w:pPr>
@@ -824,26 +684,17 @@
           <w:iCs/>
           <w:i/>
         </w:rPr>
-        <w:t xml:space="preserve">From your resume:</w:t>
-      </w:r>
-      <w:r>
-        <w:t xml:space="preserve"> </w:t>
-      </w:r>
-      <w:r>
-        <w:t xml:space="preserve">“</w:t>
-      </w:r>
-      <w:r>
-        <w:t xml:space="preserve">For the past two years I’ve owned the renewals on my five largest accounts, and this role puts that work at the center of the job.</w:t>
-      </w:r>
-      <w:r>
-        <w:t xml:space="preserve">”</w:t>
-      </w:r>
-    </w:p>
-    <w:p>
-      <w:pPr>
-        <w:numPr>
-          <w:ilvl w:val="0"/>
-          <w:numId w:val="1004"/>
+        <w:t xml:space="preserve">Would you go back?</w:t>
+      </w:r>
+      <w:r>
+        <w:t xml:space="preserve"> “[Your honest answer], but a role like this, where renewal ownership is the core of the job, is where I want to be.”</w:t>
+      </w:r>
+    </w:p>
+    <w:p>
+      <w:pPr>
+        <w:numPr>
+          <w:ilvl w:val="0"/>
+          <w:numId w:val="1005"/>
         </w:numPr>
         <w:pStyle w:val="Compact"/>
       </w:pPr>
@@ -852,317 +703,85 @@
           <w:iCs/>
           <w:i/>
         </w:rPr>
-        <w:t xml:space="preserve">From this role:</w:t>
-      </w:r>
-      <w:r>
-        <w:t xml:space="preserve"> </w:t>
-      </w:r>
-      <w:r>
-        <w:t xml:space="preserve">“</w:t>
-      </w:r>
-      <w:r>
-        <w:t xml:space="preserve">Leading retention on a $40 million renewal book is a direct step up from the renewal work I’ve already been doing.</w:t>
-      </w:r>
-      <w:r>
-        <w:t xml:space="preserve">”</w:t>
-      </w:r>
-    </w:p>
-    <w:p>
-      <w:pPr>
-        <w:pStyle w:val="FirstParagraph"/>
-      </w:pPr>
-      <w:r>
-        <w:rPr>
-          <w:bCs/>
-          <w:b/>
-        </w:rPr>
-        <w:t xml:space="preserve">(c) Combined (under 10 seconds):</w:t>
-      </w:r>
-    </w:p>
-    <w:p>
-      <w:pPr>
-        <w:pStyle w:val="BlockText"/>
-      </w:pPr>
-      <w:r>
-        <w:t xml:space="preserve">“</w:t>
-      </w:r>
-      <w:r>
-        <w:t xml:space="preserve">My role was eliminated in a reduction in force when the company scaled back its enterprise sales organization. For the past two years I’ve owned the renewals on my five largest accounts, and this role puts that work at the center of the job.</w:t>
-      </w:r>
-      <w:r>
-        <w:t xml:space="preserve">”</w:t>
-      </w:r>
-    </w:p>
-    <w:p>
-      <w:pPr>
-        <w:pStyle w:val="FirstParagraph"/>
-      </w:pPr>
-      <w:r>
-        <w:rPr>
-          <w:bCs/>
-          <w:b/>
-        </w:rPr>
-        <w:t xml:space="preserve">(d) Likely follow-ups, one-sentence replies</w:t>
-      </w:r>
-      <w:r>
-        <w:t xml:space="preserve"> </w:t>
-      </w:r>
-      <w:r>
-        <w:t xml:space="preserve">(fill in the brackets yourself):</w:t>
-      </w:r>
-    </w:p>
-    <w:p>
-      <w:pPr>
-        <w:numPr>
-          <w:ilvl w:val="0"/>
-          <w:numId w:val="1005"/>
-        </w:numPr>
-        <w:pStyle w:val="Compact"/>
+        <w:t xml:space="preserve">Can we talk to a reference from there?</w:t>
+      </w:r>
+      <w:r>
+        <w:t xml:space="preserve"> “Yes, [name, title] worked with me on my top accounts and can speak to my renewal work.”</w:t>
+      </w:r>
+    </w:p>
+    <w:p>
+      <w:pPr>
+        <w:pStyle w:val="FirstParagraph"/>
+      </w:pPr>
+      <w:r>
+        <w:rPr>
+          <w:bCs/>
+          <w:b/>
+        </w:rPr>
+        <w:t xml:space="preserve">(e) Delivery note:</w:t>
+      </w:r>
+      <w:r>
+        <w:t xml:space="preserve"> say the gap statement neutrally, the way you’d state a job title. Don’t add “it wasn’t performance-related” unless someone asks directly; volunteering it sounds defensive. Answer only what’s asked, and stop talking after the pivot.</w:t>
+      </w:r>
+    </w:p>
+    <w:bookmarkEnd w:id="24"/>
+    <w:bookmarkStart w:id="25" w:name="objection-reframing"/>
+    <w:p>
+      <w:pPr>
+        <w:pStyle w:val="Heading2"/>
+      </w:pPr>
+      <w:r>
+        <w:t xml:space="preserve">5. Objection Reframing</w:t>
+      </w:r>
+    </w:p>
+    <w:p>
+      <w:pPr>
+        <w:pStyle w:val="FirstParagraph"/>
       </w:pPr>
       <w:r>
         <w:rPr>
           <w:iCs/>
           <w:i/>
         </w:rPr>
-        <w:t xml:space="preserve">Why was your role selected?</w:t>
-      </w:r>
-      <w:r>
-        <w:t xml:space="preserve"> </w:t>
-      </w:r>
-      <w:r>
-        <w:t xml:space="preserve">“</w:t>
-      </w:r>
-      <w:r>
-        <w:t xml:space="preserve">It was part of a broader consolidation of [what was consolidated, e.g. territories or teams], and I’m focused now on a role where renewals are the whole job.</w:t>
-      </w:r>
-      <w:r>
-        <w:t xml:space="preserve">”</w:t>
-      </w:r>
-    </w:p>
-    <w:p>
-      <w:pPr>
-        <w:numPr>
-          <w:ilvl w:val="0"/>
-          <w:numId w:val="1005"/>
-        </w:numPr>
-        <w:pStyle w:val="Compact"/>
-      </w:pPr>
+        <w:t xml:space="preserve">Built directly from the two concerns you named — each grounded in something real from your resume, not spin.</w:t>
+      </w:r>
+    </w:p>
+    <w:p>
+      <w:pPr>
+        <w:pStyle w:val="BodyText"/>
+      </w:pPr>
+      <w:r>
+        <w:rPr>
+          <w:bCs/>
+          <w:b/>
+        </w:rPr>
+        <w:t xml:space="preserve">“I have never officially held a Customer Success title or managed a CS team, only sales titles.”</w:t>
+      </w:r>
+    </w:p>
+    <w:p>
+      <w:pPr>
+        <w:pStyle w:val="BlockText"/>
+      </w:pPr>
+      <w:r>
+        <w:t xml:space="preserve">“It’s true I’ve never had the CSM title — but for the past two years, I’ve functionally done the highest-stakes part of this job: I’ve personally owned renewal conversations on my five largest accounts, because the relationship already ran through me. What I haven’t done is manage a team, and I want to be upfront about that — I’d approach the first 90 days by leaning heavily on my CSMs’ existing account knowledge while I build my own management muscle, the same disciplined way I grew a territory from zero to $1.8M by building relationships and processes from scratch.”</w:t>
+      </w:r>
+    </w:p>
+    <w:p>
+      <w:pPr>
+        <w:pStyle w:val="FirstParagraph"/>
+      </w:pPr>
+      <w:r>
+        <w:t xml:space="preserve">This framing works because it’s honest about the real gap (team leadership) while giving real, verifiable evidence for the part that </w:t>
+      </w:r>
       <w:r>
         <w:rPr>
           <w:iCs/>
           <w:i/>
         </w:rPr>
-        <w:t xml:space="preserve">Were you offered another role internally?</w:t>
-      </w:r>
-      <w:r>
-        <w:t xml:space="preserve"> </w:t>
-      </w:r>
-      <w:r>
-        <w:t xml:space="preserve">“</w:t>
-      </w:r>
-      <w:r>
-        <w:t xml:space="preserve">[Yes, describe it / No, there wasn’t a comparable role], so I’m putting my energy into finding the right next step.</w:t>
-      </w:r>
-      <w:r>
-        <w:t xml:space="preserve">”</w:t>
-      </w:r>
-    </w:p>
-    <w:p>
-      <w:pPr>
-        <w:numPr>
-          <w:ilvl w:val="0"/>
-          <w:numId w:val="1005"/>
-        </w:numPr>
-        <w:pStyle w:val="Compact"/>
-      </w:pPr>
-      <w:r>
-        <w:rPr>
-          <w:iCs/>
-          <w:i/>
-        </w:rPr>
-        <w:t xml:space="preserve">How long have you been looking?</w:t>
-      </w:r>
-      <w:r>
-        <w:t xml:space="preserve"> </w:t>
-      </w:r>
-      <w:r>
-        <w:t xml:space="preserve">“</w:t>
-      </w:r>
-      <w:r>
-        <w:t xml:space="preserve">Since [month], and I’ve been selective about roles where I’d own retention, like this one.</w:t>
-      </w:r>
-      <w:r>
-        <w:t xml:space="preserve">”</w:t>
-      </w:r>
-    </w:p>
-    <w:p>
-      <w:pPr>
-        <w:numPr>
-          <w:ilvl w:val="0"/>
-          <w:numId w:val="1005"/>
-        </w:numPr>
-        <w:pStyle w:val="Compact"/>
-      </w:pPr>
-      <w:r>
-        <w:rPr>
-          <w:iCs/>
-          <w:i/>
-        </w:rPr>
-        <w:t xml:space="preserve">What have you been doing since?</w:t>
-      </w:r>
-      <w:r>
-        <w:t xml:space="preserve"> </w:t>
-      </w:r>
-      <w:r>
-        <w:t xml:space="preserve">“</w:t>
-      </w:r>
-      <w:r>
-        <w:t xml:space="preserve">[What you’ve actually been doing], while focusing my search on customer success leadership.</w:t>
-      </w:r>
-      <w:r>
-        <w:t xml:space="preserve">”</w:t>
-      </w:r>
-    </w:p>
-    <w:p>
-      <w:pPr>
-        <w:numPr>
-          <w:ilvl w:val="0"/>
-          <w:numId w:val="1005"/>
-        </w:numPr>
-        <w:pStyle w:val="Compact"/>
-      </w:pPr>
-      <w:r>
-        <w:rPr>
-          <w:iCs/>
-          <w:i/>
-        </w:rPr>
-        <w:t xml:space="preserve">Were others affected?</w:t>
-      </w:r>
-      <w:r>
-        <w:t xml:space="preserve"> </w:t>
-      </w:r>
-      <w:r>
-        <w:t xml:space="preserve">“</w:t>
-      </w:r>
-      <w:r>
-        <w:t xml:space="preserve">Yes, [roughly how many roles or which teams], and I’m looking forward to building on a growing book here.</w:t>
-      </w:r>
-      <w:r>
-        <w:t xml:space="preserve">”</w:t>
-      </w:r>
-    </w:p>
-    <w:p>
-      <w:pPr>
-        <w:numPr>
-          <w:ilvl w:val="0"/>
-          <w:numId w:val="1005"/>
-        </w:numPr>
-        <w:pStyle w:val="Compact"/>
-      </w:pPr>
-      <w:r>
-        <w:rPr>
-          <w:iCs/>
-          <w:i/>
-        </w:rPr>
-        <w:t xml:space="preserve">Would you go back?</w:t>
-      </w:r>
-      <w:r>
-        <w:t xml:space="preserve"> </w:t>
-      </w:r>
-      <w:r>
-        <w:t xml:space="preserve">“</w:t>
-      </w:r>
-      <w:r>
-        <w:t xml:space="preserve">[Your honest answer], but a role like this, where renewal ownership is the core of the job, is where I want to be.</w:t>
-      </w:r>
-      <w:r>
-        <w:t xml:space="preserve">”</w:t>
-      </w:r>
-    </w:p>
-    <w:p>
-      <w:pPr>
-        <w:numPr>
-          <w:ilvl w:val="0"/>
-          <w:numId w:val="1005"/>
-        </w:numPr>
-        <w:pStyle w:val="Compact"/>
-      </w:pPr>
-      <w:r>
-        <w:rPr>
-          <w:iCs/>
-          <w:i/>
-        </w:rPr>
-        <w:t xml:space="preserve">Can we talk to a reference from there?</w:t>
-      </w:r>
-      <w:r>
-        <w:t xml:space="preserve"> </w:t>
-      </w:r>
-      <w:r>
-        <w:t xml:space="preserve">“</w:t>
-      </w:r>
-      <w:r>
-        <w:t xml:space="preserve">Yes, [name, title] worked with me on my top accounts and can speak to my renewal work.</w:t>
-      </w:r>
-      <w:r>
-        <w:t xml:space="preserve">”</w:t>
-      </w:r>
-    </w:p>
-    <w:p>
-      <w:pPr>
-        <w:pStyle w:val="FirstParagraph"/>
-      </w:pPr>
-      <w:r>
-        <w:rPr>
-          <w:bCs/>
-          <w:b/>
-        </w:rPr>
-        <w:t xml:space="preserve">(e) Delivery note:</w:t>
-      </w:r>
-      <w:r>
-        <w:t xml:space="preserve"> </w:t>
-      </w:r>
-      <w:r>
-        <w:t xml:space="preserve">say the gap statement neutrally, the way you’d state a job title. Don’t add</w:t>
-      </w:r>
-      <w:r>
-        <w:t xml:space="preserve"> </w:t>
-      </w:r>
-      <w:r>
-        <w:t xml:space="preserve">“</w:t>
-      </w:r>
-      <w:r>
-        <w:t xml:space="preserve">it wasn’t performance-related</w:t>
-      </w:r>
-      <w:r>
-        <w:t xml:space="preserve">”</w:t>
-      </w:r>
-      <w:r>
-        <w:t xml:space="preserve"> </w:t>
-      </w:r>
-      <w:r>
-        <w:t xml:space="preserve">unless someone asks directly; volunteering it sounds defensive. Answer only what’s asked, and stop talking after the pivot.</w:t>
-      </w:r>
-    </w:p>
-    <w:bookmarkEnd w:id="24"/>
-    <w:bookmarkStart w:id="25" w:name="objection-reframing"/>
-    <w:p>
-      <w:pPr>
-        <w:pStyle w:val="Heading2"/>
-      </w:pPr>
-      <w:r>
-        <w:t xml:space="preserve">5. Objection Reframing</w:t>
-      </w:r>
-    </w:p>
-    <w:p>
-      <w:pPr>
-        <w:pStyle w:val="FirstParagraph"/>
-      </w:pPr>
-      <w:r>
-        <w:rPr>
-          <w:iCs/>
-          <w:i/>
-        </w:rPr>
-        <w:t xml:space="preserve">Built directly from the two concerns you named — each grounded in something real from your resume, not spin.</w:t>
+        <w:t xml:space="preserve">is</w:t>
+      </w:r>
+      <w:r>
+        <w:t xml:space="preserve"> covered (renewal ownership) — it doesn’t try to talk around the management question.</w:t>
       </w:r>
     </w:p>
     <w:p>
@@ -1174,21 +793,7 @@
           <w:bCs/>
           <w:b/>
         </w:rPr>
-        <w:t xml:space="preserve">“</w:t>
-      </w:r>
-      <w:r>
-        <w:rPr>
-          <w:bCs/>
-          <w:b/>
-        </w:rPr>
-        <w:t xml:space="preserve">I have never officially held a Customer Success title or managed a CS team, only sales titles.</w:t>
-      </w:r>
-      <w:r>
-        <w:rPr>
-          <w:bCs/>
-          <w:b/>
-        </w:rPr>
-        <w:t xml:space="preserve">”</w:t>
+        <w:t xml:space="preserve">“I have zero healthcare-industry experience, which the posting flags as preferred.”</w:t>
       </w:r>
     </w:p>
     <w:p>
@@ -1196,77 +801,7 @@
         <w:pStyle w:val="BlockText"/>
       </w:pPr>
       <w:r>
-        <w:t xml:space="preserve">“</w:t>
-      </w:r>
-      <w:r>
-        <w:t xml:space="preserve">It’s true I’ve never had the CSM title — but for the past two years, I’ve functionally done the highest-stakes part of this job: I’ve personally owned renewal conversations on my five largest accounts, because the relationship already ran through me. What I haven’t done is manage a team, and I want to be upfront about that — I’d approach the first 90 days by leaning heavily on my CSMs’ existing account knowledge while I build my own management muscle, the same disciplined way I grew a territory from zero to $1.8M by building relationships and processes from scratch.</w:t>
-      </w:r>
-      <w:r>
-        <w:t xml:space="preserve">”</w:t>
-      </w:r>
-    </w:p>
-    <w:p>
-      <w:pPr>
-        <w:pStyle w:val="FirstParagraph"/>
-      </w:pPr>
-      <w:r>
-        <w:t xml:space="preserve">This framing works because it’s honest about the real gap (team leadership) while giving real, verifiable evidence for the part that</w:t>
-      </w:r>
-      <w:r>
-        <w:t xml:space="preserve"> </w:t>
-      </w:r>
-      <w:r>
-        <w:rPr>
-          <w:iCs/>
-          <w:i/>
-        </w:rPr>
-        <w:t xml:space="preserve">is</w:t>
-      </w:r>
-      <w:r>
-        <w:t xml:space="preserve"> </w:t>
-      </w:r>
-      <w:r>
-        <w:t xml:space="preserve">covered (renewal ownership) — it doesn’t try to talk around the management question.</w:t>
-      </w:r>
-    </w:p>
-    <w:p>
-      <w:pPr>
-        <w:pStyle w:val="BodyText"/>
-      </w:pPr>
-      <w:r>
-        <w:rPr>
-          <w:bCs/>
-          <w:b/>
-        </w:rPr>
-        <w:t xml:space="preserve">“</w:t>
-      </w:r>
-      <w:r>
-        <w:rPr>
-          <w:bCs/>
-          <w:b/>
-        </w:rPr>
-        <w:t xml:space="preserve">I have zero healthcare-industry experience, which the posting flags as preferred.</w:t>
-      </w:r>
-      <w:r>
-        <w:rPr>
-          <w:bCs/>
-          <w:b/>
-        </w:rPr>
-        <w:t xml:space="preserve">”</w:t>
-      </w:r>
-    </w:p>
-    <w:p>
-      <w:pPr>
-        <w:pStyle w:val="BlockText"/>
-      </w:pPr>
-      <w:r>
-        <w:t xml:space="preserve">“</w:t>
-      </w:r>
-      <w:r>
-        <w:t xml:space="preserve">I don’t have healthcare-specific experience, and I won’t pretend the learning curve isn’t real. What I do bring is two years of operating in a similarly regulated, relationship-heavy environment — financial services accounts, where compliance and stakeholder trust both mattered a great deal. The muscle of navigating complex, high-stakes enterprise relationships transfers; the industry specifics are something I’d need to learn quickly, and I’m confident in my ability to do that based on how fast I ramped in enterprise SaaS.</w:t>
-      </w:r>
-      <w:r>
-        <w:t xml:space="preserve">”</w:t>
+        <w:t xml:space="preserve">“I don’t have healthcare-specific experience, and I won’t pretend the learning curve isn’t real. What I do bring is two years of operating in a similarly regulated, relationship-heavy environment — financial services accounts, where compliance and stakeholder trust both mattered a great deal. The muscle of navigating complex, high-stakes enterprise relationships transfers; the industry specifics are something I’d need to learn quickly, and I’m confident in my ability to do that based on how fast I ramped in enterprise SaaS.”</w:t>
       </w:r>
     </w:p>
     <w:p>
@@ -1292,10 +827,7 @@
         <w:pStyle w:val="FirstParagraph"/>
       </w:pPr>
       <w:r>
-        <w:t xml:space="preserve">Skipped — no interviewer names were given.</w:t>
-      </w:r>
-      <w:r>
-        <w:t xml:space="preserve"> </w:t>
+        <w:t xml:space="preserve">Skipped — no interviewer names were given. </w:t>
       </w:r>
       <w:r>
         <w:rPr>
@@ -1435,19 +967,7 @@
               <w:jc w:val="left"/>
             </w:pPr>
             <w:r>
-              <w:t xml:space="preserve">“</w:t>
-            </w:r>
-            <w:r>
-              <w:t xml:space="preserve">I build deep, trusted relationships with the people I work with, which is why my top five renewals ran through me even though I never had the CSM title.</w:t>
-            </w:r>
-            <w:r>
-              <w:t xml:space="preserve">”</w:t>
-            </w:r>
-            <w:r>
-              <w:t xml:space="preserve"> </w:t>
-            </w:r>
-            <w:r>
-              <w:t xml:space="preserve">(De facto renewal ownership, top 5 accounts; VP/C-level relationships.)</w:t>
+              <w:t xml:space="preserve">“I build deep, trusted relationships with the people I work with, which is why my top five renewals ran through me even though I never had the CSM title.” (De facto renewal ownership, top 5 accounts; VP/C-level relationships.)</w:t>
             </w:r>
           </w:p>
         </w:tc>
@@ -1471,19 +991,7 @@
               <w:jc w:val="left"/>
             </w:pPr>
             <w:r>
-              <w:t xml:space="preserve">“</w:t>
-            </w:r>
-            <w:r>
-              <w:t xml:space="preserve">How would your clients describe you?</w:t>
-            </w:r>
-            <w:r>
-              <w:t xml:space="preserve">”</w:t>
-            </w:r>
-            <w:r>
-              <w:t xml:space="preserve"> </w:t>
-            </w:r>
-            <w:r>
-              <w:t xml:space="preserve">· JD: executive stakeholder relationships</w:t>
+              <w:t xml:space="preserve">“How would your clients describe you?” · JD: executive stakeholder relationships</w:t>
             </w:r>
           </w:p>
         </w:tc>
@@ -1513,13 +1021,7 @@
               <w:jc w:val="left"/>
             </w:pPr>
             <w:r>
-              <w:t xml:space="preserve">“</w:t>
-            </w:r>
-            <w:r>
-              <w:t xml:space="preserve">I like helping other people get better at the job. I trained four new hires on discovery and objection handling.</w:t>
-            </w:r>
-            <w:r>
-              <w:t xml:space="preserve">”</w:t>
+              <w:t xml:space="preserve">“I like helping other people get better at the job. I trained four new hires on discovery and objection handling.”</w:t>
             </w:r>
           </w:p>
         </w:tc>
@@ -1543,19 +1045,7 @@
               <w:jc w:val="left"/>
             </w:pPr>
             <w:r>
-              <w:t xml:space="preserve">“</w:t>
-            </w:r>
-            <w:r>
-              <w:t xml:space="preserve">You’ve never managed a team — how are you thinking about that?</w:t>
-            </w:r>
-            <w:r>
-              <w:t xml:space="preserve">”</w:t>
-            </w:r>
-            <w:r>
-              <w:t xml:space="preserve"> </w:t>
-            </w:r>
-            <w:r>
-              <w:t xml:space="preserve">· JD: leading a team of 5 CSMs</w:t>
+              <w:t xml:space="preserve">“You’ve never managed a team — how are you thinking about that?” · JD: leading a team of 5 CSMs</w:t>
             </w:r>
           </w:p>
         </w:tc>
@@ -1585,19 +1075,7 @@
               <w:jc w:val="left"/>
             </w:pPr>
             <w:r>
-              <w:t xml:space="preserve">“</w:t>
-            </w:r>
-            <w:r>
-              <w:t xml:space="preserve">When I commit to something, I see it through. The $650K renewal closed on time at full price after the champion left 10 weeks out.</w:t>
-            </w:r>
-            <w:r>
-              <w:t xml:space="preserve">”</w:t>
-            </w:r>
-            <w:r>
-              <w:t xml:space="preserve"> </w:t>
-            </w:r>
-            <w:r>
-              <w:t xml:space="preserve">(Story 1.)</w:t>
+              <w:t xml:space="preserve">“When I commit to something, I see it through. The $650K renewal closed on time at full price after the champion left 10 weeks out.” (Story 1.)</w:t>
             </w:r>
           </w:p>
         </w:tc>
@@ -1621,19 +1099,7 @@
               <w:jc w:val="left"/>
             </w:pPr>
             <w:r>
-              <w:t xml:space="preserve">“</w:t>
-            </w:r>
-            <w:r>
-              <w:t xml:space="preserve">What’s a weakness?</w:t>
-            </w:r>
-            <w:r>
-              <w:t xml:space="preserve">”</w:t>
-            </w:r>
-            <w:r>
-              <w:t xml:space="preserve"> </w:t>
-            </w:r>
-            <w:r>
-              <w:t xml:space="preserve">· JD: leading a team of 5 CSMs</w:t>
+              <w:t xml:space="preserve">“What’s a weakness?” · JD: leading a team of 5 CSMs</w:t>
             </w:r>
           </w:p>
         </w:tc>
@@ -1663,19 +1129,7 @@
               <w:jc w:val="left"/>
             </w:pPr>
             <w:r>
-              <w:t xml:space="preserve">“</w:t>
-            </w:r>
-            <w:r>
-              <w:t xml:space="preserve">I sustain a high level of output over a long stretch. I closed $4.2M in new ARR in 2025 while keeping all five top renewals on track.</w:t>
-            </w:r>
-            <w:r>
-              <w:t xml:space="preserve">”</w:t>
-            </w:r>
-            <w:r>
-              <w:t xml:space="preserve"> </w:t>
-            </w:r>
-            <w:r>
-              <w:t xml:space="preserve">(Story 2.)</w:t>
+              <w:t xml:space="preserve">“I sustain a high level of output over a long stretch. I closed $4.2M in new ARR in 2025 while keeping all five top renewals on track.” (Story 2.)</w:t>
             </w:r>
           </w:p>
         </w:tc>
@@ -1699,19 +1153,7 @@
               <w:jc w:val="left"/>
             </w:pPr>
             <w:r>
-              <w:t xml:space="preserve">“</w:t>
-            </w:r>
-            <w:r>
-              <w:t xml:space="preserve">How do you handle a heavy workload?</w:t>
-            </w:r>
-            <w:r>
-              <w:t xml:space="preserve">”</w:t>
-            </w:r>
-            <w:r>
-              <w:t xml:space="preserve"> </w:t>
-            </w:r>
-            <w:r>
-              <w:t xml:space="preserve">· JD: owning a $40M renewal book</w:t>
+              <w:t xml:space="preserve">“How do you handle a heavy workload?” · JD: owning a $40M renewal book</w:t>
             </w:r>
           </w:p>
         </w:tc>
@@ -1741,19 +1183,7 @@
               <w:jc w:val="left"/>
             </w:pPr>
             <w:r>
-              <w:t xml:space="preserve">“</w:t>
-            </w:r>
-            <w:r>
-              <w:t xml:space="preserve">I look for risk early and plan around it. I used my exec relationships to get early warning on renewal risk instead of finding out at the 11th hour.</w:t>
-            </w:r>
-            <w:r>
-              <w:t xml:space="preserve">”</w:t>
-            </w:r>
-            <w:r>
-              <w:t xml:space="preserve"> </w:t>
-            </w:r>
-            <w:r>
-              <w:t xml:space="preserve">(Story 2.)</w:t>
+              <w:t xml:space="preserve">“I look for risk early and plan around it. I used my exec relationships to get early warning on renewal risk instead of finding out at the 11th hour.” (Story 2.)</w:t>
             </w:r>
           </w:p>
         </w:tc>
@@ -1777,19 +1207,7 @@
               <w:jc w:val="left"/>
             </w:pPr>
             <w:r>
-              <w:t xml:space="preserve">“</w:t>
-            </w:r>
-            <w:r>
-              <w:t xml:space="preserve">How do you spot renewal risk early?</w:t>
-            </w:r>
-            <w:r>
-              <w:t xml:space="preserve">”</w:t>
-            </w:r>
-            <w:r>
-              <w:t xml:space="preserve"> </w:t>
-            </w:r>
-            <w:r>
-              <w:t xml:space="preserve">· JD: renewal strategy for the $40M book</w:t>
+              <w:t xml:space="preserve">“How do you spot renewal risk early?” · JD: renewal strategy for the $40M book</w:t>
             </w:r>
           </w:p>
         </w:tc>
@@ -1819,13 +1237,7 @@
               <w:jc w:val="left"/>
             </w:pPr>
             <w:r>
-              <w:t xml:space="preserve">“</w:t>
-            </w:r>
-            <w:r>
-              <w:t xml:space="preserve">When something needs to get started, I start it. I built a territory from $0 to $1.8M in ARR over three years.</w:t>
-            </w:r>
-            <w:r>
-              <w:t xml:space="preserve">”</w:t>
+              <w:t xml:space="preserve">“When something needs to get started, I start it. I built a territory from $0 to $1.8M in ARR over three years.”</w:t>
             </w:r>
           </w:p>
         </w:tc>
@@ -1849,19 +1261,7 @@
               <w:jc w:val="left"/>
             </w:pPr>
             <w:r>
-              <w:t xml:space="preserve">“</w:t>
-            </w:r>
-            <w:r>
-              <w:t xml:space="preserve">How would you approach your first 90 days?</w:t>
-            </w:r>
-            <w:r>
-              <w:t xml:space="preserve">”</w:t>
-            </w:r>
-            <w:r>
-              <w:t xml:space="preserve"> </w:t>
-            </w:r>
-            <w:r>
-              <w:t xml:space="preserve">· JD: owning the renewal book from day one</w:t>
+              <w:t xml:space="preserve">“How would you approach your first 90 days?” · JD: owning the renewal book from day one</w:t>
             </w:r>
           </w:p>
         </w:tc>
@@ -1895,10 +1295,7 @@
         <w:t xml:space="preserve">Woo (#1):</w:t>
       </w:r>
       <w:r>
-        <w:t xml:space="preserve"> </w:t>
-      </w:r>
-      <w:r>
-        <w:t xml:space="preserve">your resume shows depth with a small set of key accounts, not breadth of meeting new people. Relator describes that evidence better, and this role is about keeping existing relationships, so leading with Woo would undersell you.</w:t>
+        <w:t xml:space="preserve"> your resume shows depth with a small set of key accounts, not breadth of meeting new people. Relator describes that evidence better, and this role is about keeping existing relationships, so leading with Woo would undersell you.</w:t>
       </w:r>
     </w:p>
     <w:p>
@@ -1917,10 +1314,7 @@
         <w:t xml:space="preserve">Competition (#4):</w:t>
       </w:r>
       <w:r>
-        <w:t xml:space="preserve"> </w:t>
-      </w:r>
-      <w:r>
-        <w:t xml:space="preserve">there’s real evidence (an aggressive new-ARR target you hit), but this role is judged on the team’s renewals rather than personal wins. Don’t lead with it; if it comes up, frame it as holding yourself to a number.</w:t>
+        <w:t xml:space="preserve"> there’s real evidence (an aggressive new-ARR target you hit), but this role is judged on the team’s renewals rather than personal wins. Don’t lead with it; if it comes up, frame it as holding yourself to a number.</w:t>
       </w:r>
     </w:p>
     <w:p>
@@ -1939,10 +1333,7 @@
         <w:t xml:space="preserve">Ideation (#8):</w:t>
       </w:r>
       <w:r>
-        <w:t xml:space="preserve"> </w:t>
-      </w:r>
-      <w:r>
-        <w:t xml:space="preserve">nothing on your resume or in your STAR stories shows it yet. If you have a real example, add it as a STAR story and re-run the tool.</w:t>
+        <w:t xml:space="preserve"> nothing on your resume or in your STAR stories shows it yet. If you have a real example, add it as a STAR story and re-run the tool.</w:t>
       </w:r>
     </w:p>
     <w:p>
@@ -1961,36 +1352,19 @@
         <w:t xml:space="preserve">Includer (#9):</w:t>
       </w:r>
       <w:r>
-        <w:t xml:space="preserve"> </w:t>
-      </w:r>
-      <w:r>
-        <w:t xml:space="preserve">nothing on your resume or in your STAR stories shows it yet.</w:t>
-      </w:r>
-    </w:p>
-    <w:p>
-      <w:pPr>
-        <w:pStyle w:val="FirstParagraph"/>
-      </w:pPr>
-      <w:r>
-        <w:rPr>
-          <w:bCs/>
-          <w:b/>
-        </w:rPr>
-        <w:t xml:space="preserve">“</w:t>
-      </w:r>
-      <w:r>
-        <w:rPr>
-          <w:bCs/>
-          <w:b/>
-        </w:rPr>
-        <w:t xml:space="preserve">What’s your greatest strength?</w:t>
-      </w:r>
-      <w:r>
-        <w:rPr>
-          <w:bCs/>
-          <w:b/>
-        </w:rPr>
-        <w:t xml:space="preserve">”</w:t>
+        <w:t xml:space="preserve"> nothing on your resume or in your STAR stories shows it yet.</w:t>
+      </w:r>
+    </w:p>
+    <w:p>
+      <w:pPr>
+        <w:pStyle w:val="FirstParagraph"/>
+      </w:pPr>
+      <w:r>
+        <w:rPr>
+          <w:bCs/>
+          <w:b/>
+        </w:rPr>
+        <w:t xml:space="preserve">“What’s your greatest strength?”</w:t>
       </w:r>
     </w:p>
     <w:p>
@@ -1998,39 +1372,19 @@
         <w:pStyle w:val="BlockText"/>
       </w:pPr>
       <w:r>
-        <w:t xml:space="preserve">“</w:t>
-      </w:r>
-      <w:r>
-        <w:t xml:space="preserve">I build relationships people trust, and I keep them working under pressure. When a champion on one of my largest accounts left ten weeks before a $650K renewal, I rebuilt the relationship with the rest of their team and closed it on time at full price.</w:t>
-      </w:r>
-      <w:r>
-        <w:t xml:space="preserve">”</w:t>
-      </w:r>
-    </w:p>
-    <w:p>
-      <w:pPr>
-        <w:pStyle w:val="FirstParagraph"/>
-      </w:pPr>
-      <w:r>
-        <w:rPr>
-          <w:bCs/>
-          <w:b/>
-        </w:rPr>
-        <w:t xml:space="preserve">“</w:t>
-      </w:r>
-      <w:r>
-        <w:rPr>
-          <w:bCs/>
-          <w:b/>
-        </w:rPr>
-        <w:t xml:space="preserve">What’s a weakness?</w:t>
-      </w:r>
-      <w:r>
-        <w:rPr>
-          <w:bCs/>
-          <w:b/>
-        </w:rPr>
-        <w:t xml:space="preserve">”</w:t>
+        <w:t xml:space="preserve">“I build relationships people trust, and I keep them working under pressure. When a champion on one of my largest accounts left ten weeks before a $650K renewal, I rebuilt the relationship with the rest of their team and closed it on time at full price.”</w:t>
+      </w:r>
+    </w:p>
+    <w:p>
+      <w:pPr>
+        <w:pStyle w:val="FirstParagraph"/>
+      </w:pPr>
+      <w:r>
+        <w:rPr>
+          <w:bCs/>
+          <w:b/>
+        </w:rPr>
+        <w:t xml:space="preserve">“What’s a weakness?”</w:t>
       </w:r>
     </w:p>
     <w:p>
@@ -2038,13 +1392,7 @@
         <w:pStyle w:val="BlockText"/>
       </w:pPr>
       <w:r>
-        <w:t xml:space="preserve">“</w:t>
-      </w:r>
-      <w:r>
-        <w:t xml:space="preserve">My instinct is to personally own every commitment, which served me well as an individual contributor but is exactly what I’ll need to loosen leading a team. [What you’re actually doing about it — e.g. a real example of handing something off.]</w:t>
-      </w:r>
-      <w:r>
-        <w:t xml:space="preserve">”</w:t>
+        <w:t xml:space="preserve">“My instinct is to personally own every commitment, which served me well as an individual contributor but is exactly what I’ll need to loosen leading a team. [What you’re actually doing about it — e.g. a real example of handing something off.]”</w:t>
       </w:r>
     </w:p>
     <w:p>
@@ -2059,10 +1407,7 @@
         <w:t xml:space="preserve">Best fit vs. biggest risk for this role:</w:t>
       </w:r>
       <w:r>
-        <w:t xml:space="preserve"> </w:t>
-      </w:r>
-      <w:r>
-        <w:t xml:space="preserve">Relator and Developer are your strongest fit, since they back both the renewal mandate and the step into leading CSMs. The Responsibility basement is the biggest risk, because this role’s results come through a team of 5, with Activator’s basement close behind for the first 90 days. Both carry into the SWOT below.</w:t>
+        <w:t xml:space="preserve"> Relator and Developer are your strongest fit, since they back both the renewal mandate and the step into leading CSMs. The Responsibility basement is the biggest risk, because this role’s results come through a team of 5, with Activator’s basement close behind for the first 90 days. Both carry into the SWOT below.</w:t>
       </w:r>
     </w:p>
     <w:bookmarkEnd w:id="28"/>
@@ -2120,19 +1465,7 @@
         <w:pStyle w:val="Compact"/>
       </w:pPr>
       <w:r>
-        <w:t xml:space="preserve">De facto renewal ownership on your top 5 accounts for two years — the closest real-world proof point this posting has for</w:t>
-      </w:r>
-      <w:r>
-        <w:t xml:space="preserve"> </w:t>
-      </w:r>
-      <w:r>
-        <w:t xml:space="preserve">“</w:t>
-      </w:r>
-      <w:r>
-        <w:t xml:space="preserve">own a renewal book.</w:t>
-      </w:r>
-      <w:r>
-        <w:t xml:space="preserve">”</w:t>
+        <w:t xml:space="preserve">De facto renewal ownership on your top 5 accounts for two years — the closest real-world proof point this posting has for “own a renewal book.”</w:t>
       </w:r>
     </w:p>
     <w:p>
@@ -2235,10 +1568,7 @@
         <w:t xml:space="preserve">Owning everything yourself:</w:t>
       </w:r>
       <w:r>
-        <w:t xml:space="preserve"> </w:t>
-      </w:r>
-      <w:r>
-        <w:t xml:space="preserve">name it plainly, then give a real example of handing something off. Your resume doesn’t show one, so bring it yourself: [a time you delegated work you’d normally own, and how it went].</w:t>
+        <w:t xml:space="preserve"> name it plainly, then give a real example of handing something off. Your resume doesn’t show one, so bring it yourself: [a time you delegated work you’d normally own, and how it went].</w:t>
       </w:r>
     </w:p>
     <w:p>
@@ -2257,10 +1587,7 @@
         <w:t xml:space="preserve">People leadership:</w:t>
       </w:r>
       <w:r>
-        <w:t xml:space="preserve"> </w:t>
-      </w:r>
-      <w:r>
-        <w:t xml:space="preserve">lean on the same disciplined, from-scratch approach that took a territory from $0 to $1.8M ARR — name that you’d apply the same rigor to building trust and process with a new team, while being upfront that the people-management rep itself is new.</w:t>
+        <w:t xml:space="preserve"> lean on the same disciplined, from-scratch approach that took a territory from $0 to $1.8M ARR — name that you’d apply the same rigor to building trust and process with a new team, while being upfront that the people-management rep itself is new.</w:t>
       </w:r>
     </w:p>
     <w:p>
@@ -2279,10 +1606,7 @@
         <w:t xml:space="preserve">Healthcare exposure:</w:t>
       </w:r>
       <w:r>
-        <w:t xml:space="preserve"> </w:t>
-      </w:r>
-      <w:r>
-        <w:t xml:space="preserve">name it plainly as a real gap, then point to two years operating in another regulated, relationship-heavy environment (financial services accounts) as the closest transferable evidence you actually have — not a substitute, but a real starting point.</w:t>
+        <w:t xml:space="preserve"> name it plainly as a real gap, then point to two years operating in another regulated, relationship-heavy environment (financial services accounts) as the closest transferable evidence you actually have — not a substitute, but a real starting point.</w:t>
       </w:r>
     </w:p>
     <w:p>
@@ -2473,28 +1797,7 @@
         <w:t xml:space="preserve">0–5 min:</w:t>
       </w:r>
       <w:r>
-        <w:t xml:space="preserve"> </w:t>
-      </w:r>
-      <w:r>
-        <w:t xml:space="preserve">Rapport and introductions — expect</w:t>
-      </w:r>
-      <w:r>
-        <w:t xml:space="preserve"> </w:t>
-      </w:r>
-      <w:r>
-        <w:t xml:space="preserve">“</w:t>
-      </w:r>
-      <w:r>
-        <w:t xml:space="preserve">Tell me about yourself</w:t>
-      </w:r>
-      <w:r>
-        <w:t xml:space="preserve">”</w:t>
-      </w:r>
-      <w:r>
-        <w:t xml:space="preserve"> </w:t>
-      </w:r>
-      <w:r>
-        <w:t xml:space="preserve">here (Section 1).</w:t>
+        <w:t xml:space="preserve"> Rapport and introductions — expect “Tell me about yourself” here (Section 1).</w:t>
       </w:r>
     </w:p>
     <w:p>
@@ -2513,10 +1816,7 @@
         <w:t xml:space="preserve">5–45 min:</w:t>
       </w:r>
       <w:r>
-        <w:t xml:space="preserve"> </w:t>
-      </w:r>
-      <w:r>
-        <w:t xml:space="preserve">Their questions — the bulk of the call.</w:t>
+        <w:t xml:space="preserve"> Their questions — the bulk of the call.</w:t>
       </w:r>
     </w:p>
     <w:p>
@@ -2535,10 +1835,7 @@
         <w:t xml:space="preserve">45–55 min:</w:t>
       </w:r>
       <w:r>
-        <w:t xml:space="preserve"> </w:t>
-      </w:r>
-      <w:r>
-        <w:t xml:space="preserve">Your questions (Section 13 below).</w:t>
+        <w:t xml:space="preserve"> Your questions (Section 13 below).</w:t>
       </w:r>
     </w:p>
     <w:p>
@@ -2557,10 +1854,7 @@
         <w:t xml:space="preserve">55–60 min:</w:t>
       </w:r>
       <w:r>
-        <w:t xml:space="preserve"> </w:t>
-      </w:r>
-      <w:r>
-        <w:t xml:space="preserve">Wrap-up and next steps.</w:t>
+        <w:t xml:space="preserve"> Wrap-up and next steps.</w:t>
       </w:r>
     </w:p>
     <w:p>
@@ -2621,10 +1915,7 @@
         <w:t xml:space="preserve">Situation:</w:t>
       </w:r>
       <w:r>
-        <w:t xml:space="preserve"> </w:t>
-      </w:r>
-      <w:r>
-        <w:t xml:space="preserve">One of your top 5 enterprise accounts had its champion resign abruptly about 10 weeks before a $650K renewal date, with no successor identified on their side.</w:t>
+        <w:t xml:space="preserve"> One of your top 5 enterprise accounts had its champion resign abruptly about 10 weeks before a $650K renewal date, with no successor identified on their side.</w:t>
       </w:r>
     </w:p>
     <w:p>
@@ -2643,10 +1934,7 @@
         <w:t xml:space="preserve">Task:</w:t>
       </w:r>
       <w:r>
-        <w:t xml:space="preserve"> </w:t>
-      </w:r>
-      <w:r>
-        <w:t xml:space="preserve">As the person who already owned that relationship day-to-day — despite having no official CSM title — you needed to rebuild the case for renewal with a brand-new decision-maker before the contract lapsed.</w:t>
+        <w:t xml:space="preserve"> As the person who already owned that relationship day-to-day — despite having no official CSM title — you needed to rebuild the case for renewal with a brand-new decision-maker before the contract lapsed.</w:t>
       </w:r>
     </w:p>
     <w:p>
@@ -2665,10 +1953,7 @@
         <w:t xml:space="preserve">Action:</w:t>
       </w:r>
       <w:r>
-        <w:t xml:space="preserve"> </w:t>
-      </w:r>
-      <w:r>
-        <w:t xml:space="preserve">You mapped out everyone else on the account who’d touched the product, set up intro calls with two stakeholders you already knew from prior QBRs, and put together a short value-recap deck showing adoption and ROI specific to their team.</w:t>
+        <w:t xml:space="preserve"> You mapped out everyone else on the account who’d touched the product, set up intro calls with two stakeholders you already knew from prior QBRs, and put together a short value-recap deck showing adoption and ROI specific to their team.</w:t>
       </w:r>
     </w:p>
     <w:p>
@@ -2687,10 +1972,7 @@
         <w:t xml:space="preserve">Result:</w:t>
       </w:r>
       <w:r>
-        <w:t xml:space="preserve"> </w:t>
-      </w:r>
-      <w:r>
-        <w:t xml:space="preserve">The renewal closed on time at the full $650K with no discount, and the new primary contact became someone you could point to as a reference in later deals.</w:t>
+        <w:t xml:space="preserve"> The renewal closed on time at the full $650K with no discount, and the new primary contact became someone you could point to as a reference in later deals.</w:t>
       </w:r>
     </w:p>
     <w:p>
@@ -2709,10 +1991,7 @@
         <w:t xml:space="preserve">Best fit for:</w:t>
       </w:r>
       <w:r>
-        <w:t xml:space="preserve"> </w:t>
-      </w:r>
-      <w:r>
-        <w:t xml:space="preserve">the renewal-ownership and gap-probe questions below — it’s your single strongest, most directly relevant story for this role.</w:t>
+        <w:t xml:space="preserve"> the renewal-ownership and gap-probe questions below — it’s your single strongest, most directly relevant story for this role.</w:t>
       </w:r>
     </w:p>
     <w:p>
@@ -2743,10 +2022,7 @@
         <w:t xml:space="preserve">Situation:</w:t>
       </w:r>
       <w:r>
-        <w:t xml:space="preserve"> </w:t>
-      </w:r>
-      <w:r>
-        <w:t xml:space="preserve">In 2025 you were managing a portfolio of 30 enterprise accounts and needed to hit an aggressive new-ARR target while also protecting the renewal base you were informally responsible for.</w:t>
+        <w:t xml:space="preserve"> In 2025 you were managing a portfolio of 30 enterprise accounts and needed to hit an aggressive new-ARR target while also protecting the renewal base you were informally responsible for.</w:t>
       </w:r>
     </w:p>
     <w:p>
@@ -2765,10 +2041,7 @@
         <w:t xml:space="preserve">Task:</w:t>
       </w:r>
       <w:r>
-        <w:t xml:space="preserve"> </w:t>
-      </w:r>
-      <w:r>
-        <w:t xml:space="preserve">Balance active new-business pursuit with keeping your top 5 renewal relationships healthy, without dropping either.</w:t>
+        <w:t xml:space="preserve"> Balance active new-business pursuit with keeping your top 5 renewal relationships healthy, without dropping either.</w:t>
       </w:r>
     </w:p>
     <w:p>
@@ -2787,10 +2060,7 @@
         <w:t xml:space="preserve">Action:</w:t>
       </w:r>
       <w:r>
-        <w:t xml:space="preserve"> </w:t>
-      </w:r>
-      <w:r>
-        <w:t xml:space="preserve">You built a simple weekly cadence — new-logo prospecting time blocked separately from renewal check-ins — and used the existing exec relationships on your top accounts to get early signal on renewal risk instead of finding out at the 11th hour.</w:t>
+        <w:t xml:space="preserve"> You built a simple weekly cadence — new-logo prospecting time blocked separately from renewal check-ins — and used the existing exec relationships on your top accounts to get early signal on renewal risk instead of finding out at the 11th hour.</w:t>
       </w:r>
     </w:p>
     <w:p>
@@ -2809,10 +2079,7 @@
         <w:t xml:space="preserve">Result:</w:t>
       </w:r>
       <w:r>
-        <w:t xml:space="preserve"> </w:t>
-      </w:r>
-      <w:r>
-        <w:t xml:space="preserve">You closed $4.2M in new ARR for the year while keeping all 5 top-account renewals on track, with none requiring a late-stage discount to save.</w:t>
+        <w:t xml:space="preserve"> You closed $4.2M in new ARR for the year while keeping all 5 top-account renewals on track, with none requiring a late-stage discount to save.</w:t>
       </w:r>
     </w:p>
     <w:p>
@@ -2831,28 +2098,7 @@
         <w:t xml:space="preserve">Best fit for:</w:t>
       </w:r>
       <w:r>
-        <w:t xml:space="preserve"> </w:t>
-      </w:r>
-      <w:r>
-        <w:t xml:space="preserve">the</w:t>
-      </w:r>
-      <w:r>
-        <w:t xml:space="preserve"> </w:t>
-      </w:r>
-      <w:r>
-        <w:t xml:space="preserve">“</w:t>
-      </w:r>
-      <w:r>
-        <w:t xml:space="preserve">how would you own a $40M book on day one</w:t>
-      </w:r>
-      <w:r>
-        <w:t xml:space="preserve">”</w:t>
-      </w:r>
-      <w:r>
-        <w:t xml:space="preserve"> </w:t>
-      </w:r>
-      <w:r>
-        <w:t xml:space="preserve">and prioritization-style questions below.</w:t>
+        <w:t xml:space="preserve"> the “how would you own a $40M book on day one” and prioritization-style questions below.</w:t>
       </w:r>
     </w:p>
     <w:p>
@@ -3001,10 +2247,7 @@
         <w:t xml:space="preserve">Strengths/self-awareness</w:t>
       </w:r>
       <w:r>
-        <w:t xml:space="preserve"> </w:t>
-      </w:r>
-      <w:r>
-        <w:t xml:space="preserve">(answers drafted in Section 7):</w:t>
+        <w:t xml:space="preserve"> (answers drafted in Section 7):</w:t>
       </w:r>
     </w:p>
     <w:p>
@@ -3043,10 +2286,7 @@
         <w:t xml:space="preserve">Gap-probe</w:t>
       </w:r>
       <w:r>
-        <w:t xml:space="preserve"> </w:t>
-      </w:r>
-      <w:r>
-        <w:t xml:space="preserve">(arising directly from Section 3):</w:t>
+        <w:t xml:space="preserve"> (arising directly from Section 3):</w:t>
       </w:r>
     </w:p>
     <w:p>
@@ -3186,14 +2426,7 @@
           <w:iCs/>
           <w:i/>
         </w:rPr>
-        <w:t xml:space="preserve">Generated by pasting the output of</w:t>
-      </w:r>
-      <w:r>
-        <w:rPr>
-          <w:iCs/>
-          <w:i/>
-        </w:rPr>
-        <w:t xml:space="preserve"> </w:t>
+        <w:t xml:space="preserve">Generated by pasting the output of </w:t>
       </w:r>
       <w:hyperlink r:id="rId35">
         <w:r>
@@ -3210,14 +2443,7 @@
           <w:iCs/>
           <w:i/>
         </w:rPr>
-        <w:t xml:space="preserve"> </w:t>
-      </w:r>
-      <w:r>
-        <w:rPr>
-          <w:iCs/>
-          <w:i/>
-        </w:rPr>
-        <w:t xml:space="preserve">into a Claude conversation, Hiring Manager Interview mode.</w:t>
+        <w:t xml:space="preserve"> into a Claude conversation, Hiring Manager Interview mode.</w:t>
       </w:r>
     </w:p>
     <w:bookmarkEnd w:id="36"/>
